--- a/telaah-pt-rata-makmur/Telaah_Hukum_Cessie_PT_Rata_Makmur.docx
+++ b/telaah-pt-rata-makmur/Telaah_Hukum_Cessie_PT_Rata_Makmur.docx
@@ -124,10 +124,6 @@
     </w:p>
     <w:p>
       <w:pPr>
-        <w:pBdr>
-          <w:bottom w:val="single" w:color="A0A0A0" w:sz="12" w:space="6"/>
-        </w:pBdr>
-        <w:spacing w:after="160"/>
         <w:ind w:left="1418"/>
         <w:jc w:val="center"/>
       </w:pPr>
@@ -139,6 +135,14 @@
         </w:rPr>
         <w:t xml:space="preserve">Laman: www.bhpmedan.kemenkum.go.id, Pos-el: bhp.medan@kemenkum.go.id</w:t>
       </w:r>
+    </w:p>
+    <w:p>
+      <w:pPr>
+        <w:pBdr>
+          <w:bottom w:val="single" w:color="A0A0A0" w:sz="12" w:space="1"/>
+        </w:pBdr>
+        <w:spacing w:after="160" w:before="40" w:line="120" w:lineRule="exact"/>
+      </w:pPr>
     </w:p>
     <w:p>
       <w:pPr>
@@ -3095,7 +3099,4680 @@
           <w:sz w:val="22"/>
           <w:szCs w:val="22"/>
         </w:rPr>
-        <w:t xml:space="preserve">VI.	MENGAPA INI LANGKAH YANG PALING MUNGKIN DAN MASUK AKAL</w:t>
+        <w:t xml:space="preserve">VI.	ESTIMASI BIAYA DAN PEROLEHAN</w:t>
+      </w:r>
+    </w:p>
+    <w:p>
+      <w:pPr>
+        <w:keepLines/>
+        <w:spacing w:after="120" w:line="276"/>
+        <w:ind w:left="453"/>
+        <w:jc w:val="both"/>
+      </w:pPr>
+      <w:r>
+        <w:rPr>
+          <w:rFonts w:ascii="Arial" w:cs="Arial" w:eastAsia="Arial" w:hAnsi="Arial"/>
+          <w:b/>
+          <w:bCs/>
+          <w:sz w:val="22"/>
+          <w:szCs w:val="22"/>
+        </w:rPr>
+        <w:t xml:space="preserve">Seluruh angka pada bagian ini adalah perkiraan kasar untuk perencanaan, bukan nilai.</w:t>
+      </w:r>
+      <w:r>
+        <w:rPr>
+          <w:rFonts w:ascii="Arial" w:cs="Arial" w:eastAsia="Arial" w:hAnsi="Arial"/>
+          <w:sz w:val="22"/>
+          <w:szCs w:val="22"/>
+        </w:rPr>
+        <w:t xml:space="preserve"> Angka ini disusun dari asumsi yang dinyatakan terbuka di bawah, karena data umur tanaman, luas tertanam, dan isi kontrak panen belum tersedia. Nilai yang sah ditentukan oleh laporan KJPP dan hasil penawaran terbuka.</w:t>
+      </w:r>
+    </w:p>
+    <w:p>
+      <w:pPr>
+        <w:keepNext/>
+        <w:keepLines/>
+        <w:tabs>
+          <w:tab w:val="left" w:pos="453"/>
+        </w:tabs>
+        <w:spacing w:after="100" w:before="120" w:line="276"/>
+        <w:ind w:left="453" w:hanging="453"/>
+      </w:pPr>
+      <w:r>
+        <w:rPr>
+          <w:rFonts w:ascii="Arial" w:cs="Arial" w:eastAsia="Arial" w:hAnsi="Arial"/>
+          <w:b/>
+          <w:bCs/>
+          <w:sz w:val="22"/>
+          <w:szCs w:val="22"/>
+        </w:rPr>
+        <w:t xml:space="preserve">A.	Estimasi biaya pelaksanaan</w:t>
+      </w:r>
+    </w:p>
+    <w:tbl>
+      <w:tblPr>
+        <w:tblW w:type="dxa" w:w="9081"/>
+        <w:tblBorders>
+          <w:top w:val="single" w:color="auto" w:sz="4"/>
+          <w:left w:val="single" w:color="auto" w:sz="4"/>
+          <w:bottom w:val="single" w:color="auto" w:sz="4"/>
+          <w:right w:val="single" w:color="auto" w:sz="4"/>
+          <w:insideH w:val="single" w:color="auto" w:sz="4"/>
+          <w:insideV w:val="single" w:color="auto" w:sz="4"/>
+        </w:tblBorders>
+      </w:tblPr>
+      <w:tblGrid>
+        <w:gridCol w:w="500"/>
+        <w:gridCol w:w="2800"/>
+        <w:gridCol w:w="3931"/>
+        <w:gridCol w:w="1850"/>
+      </w:tblGrid>
+      <w:tr>
+        <w:trPr>
+          <w:tblHeader/>
+        </w:trPr>
+        <w:tc>
+          <w:tcPr>
+            <w:tcW w:type="dxa" w:w="500"/>
+            <w:tcBorders>
+              <w:top w:val="single" w:color="000000" w:sz="4"/>
+              <w:left w:val="single" w:color="000000" w:sz="4"/>
+              <w:bottom w:val="single" w:color="000000" w:sz="4"/>
+              <w:right w:val="single" w:color="000000" w:sz="4"/>
+            </w:tcBorders>
+            <w:shd w:fill="F2F2F2" w:color="auto" w:val="clear"/>
+            <w:tcMar>
+              <w:left w:type="dxa" w:w="80"/>
+              <w:right w:type="dxa" w:w="80"/>
+            </w:tcMar>
+            <w:vAlign w:val="center"/>
+          </w:tcPr>
+          <w:p>
+            <w:pPr>
+              <w:spacing w:after="60" w:before="60"/>
+              <w:jc w:val="center"/>
+            </w:pPr>
+            <w:r>
+              <w:rPr>
+                <w:rFonts w:ascii="Arial" w:cs="Arial" w:eastAsia="Arial" w:hAnsi="Arial"/>
+                <w:b/>
+                <w:bCs/>
+                <w:sz w:val="20"/>
+                <w:szCs w:val="20"/>
+              </w:rPr>
+              <w:t xml:space="preserve">No</w:t>
+            </w:r>
+          </w:p>
+        </w:tc>
+        <w:tc>
+          <w:tcPr>
+            <w:tcW w:type="dxa" w:w="2800"/>
+            <w:tcBorders>
+              <w:top w:val="single" w:color="000000" w:sz="4"/>
+              <w:left w:val="single" w:color="000000" w:sz="4"/>
+              <w:bottom w:val="single" w:color="000000" w:sz="4"/>
+              <w:right w:val="single" w:color="000000" w:sz="4"/>
+            </w:tcBorders>
+            <w:shd w:fill="F2F2F2" w:color="auto" w:val="clear"/>
+            <w:tcMar>
+              <w:left w:type="dxa" w:w="80"/>
+              <w:right w:type="dxa" w:w="80"/>
+            </w:tcMar>
+            <w:vAlign w:val="center"/>
+          </w:tcPr>
+          <w:p>
+            <w:pPr>
+              <w:spacing w:after="60" w:before="60"/>
+              <w:jc w:val="center"/>
+            </w:pPr>
+            <w:r>
+              <w:rPr>
+                <w:rFonts w:ascii="Arial" w:cs="Arial" w:eastAsia="Arial" w:hAnsi="Arial"/>
+                <w:b/>
+                <w:bCs/>
+                <w:sz w:val="20"/>
+                <w:szCs w:val="20"/>
+              </w:rPr>
+              <w:t xml:space="preserve">Komponen</w:t>
+            </w:r>
+          </w:p>
+        </w:tc>
+        <w:tc>
+          <w:tcPr>
+            <w:tcW w:type="dxa" w:w="3931"/>
+            <w:tcBorders>
+              <w:top w:val="single" w:color="000000" w:sz="4"/>
+              <w:left w:val="single" w:color="000000" w:sz="4"/>
+              <w:bottom w:val="single" w:color="000000" w:sz="4"/>
+              <w:right w:val="single" w:color="000000" w:sz="4"/>
+            </w:tcBorders>
+            <w:shd w:fill="F2F2F2" w:color="auto" w:val="clear"/>
+            <w:tcMar>
+              <w:left w:type="dxa" w:w="80"/>
+              <w:right w:type="dxa" w:w="80"/>
+            </w:tcMar>
+            <w:vAlign w:val="center"/>
+          </w:tcPr>
+          <w:p>
+            <w:pPr>
+              <w:spacing w:after="60" w:before="60"/>
+              <w:jc w:val="center"/>
+            </w:pPr>
+            <w:r>
+              <w:rPr>
+                <w:rFonts w:ascii="Arial" w:cs="Arial" w:eastAsia="Arial" w:hAnsi="Arial"/>
+                <w:b/>
+                <w:bCs/>
+                <w:sz w:val="20"/>
+                <w:szCs w:val="20"/>
+              </w:rPr>
+              <w:t xml:space="preserve">Dasar perkiraan</w:t>
+            </w:r>
+          </w:p>
+        </w:tc>
+        <w:tc>
+          <w:tcPr>
+            <w:tcW w:type="dxa" w:w="1850"/>
+            <w:tcBorders>
+              <w:top w:val="single" w:color="000000" w:sz="4"/>
+              <w:left w:val="single" w:color="000000" w:sz="4"/>
+              <w:bottom w:val="single" w:color="000000" w:sz="4"/>
+              <w:right w:val="single" w:color="000000" w:sz="4"/>
+            </w:tcBorders>
+            <w:shd w:fill="F2F2F2" w:color="auto" w:val="clear"/>
+            <w:tcMar>
+              <w:left w:type="dxa" w:w="80"/>
+              <w:right w:type="dxa" w:w="80"/>
+            </w:tcMar>
+            <w:vAlign w:val="center"/>
+          </w:tcPr>
+          <w:p>
+            <w:pPr>
+              <w:spacing w:after="60" w:before="60"/>
+              <w:jc w:val="center"/>
+            </w:pPr>
+            <w:r>
+              <w:rPr>
+                <w:rFonts w:ascii="Arial" w:cs="Arial" w:eastAsia="Arial" w:hAnsi="Arial"/>
+                <w:b/>
+                <w:bCs/>
+                <w:sz w:val="20"/>
+                <w:szCs w:val="20"/>
+              </w:rPr>
+              <w:t xml:space="preserve">Kisaran (Rp)</w:t>
+            </w:r>
+          </w:p>
+        </w:tc>
+      </w:tr>
+      <w:tr>
+        <w:trPr>
+          <w:cantSplit/>
+        </w:trPr>
+        <w:tc>
+          <w:tcPr>
+            <w:tcW w:type="dxa" w:w="500"/>
+            <w:tcBorders>
+              <w:top w:val="single" w:color="000000" w:sz="4"/>
+              <w:left w:val="single" w:color="000000" w:sz="4"/>
+              <w:bottom w:val="single" w:color="000000" w:sz="4"/>
+              <w:right w:val="single" w:color="000000" w:sz="4"/>
+            </w:tcBorders>
+            <w:tcMar>
+              <w:left w:type="dxa" w:w="80"/>
+              <w:right w:type="dxa" w:w="80"/>
+            </w:tcMar>
+            <w:vAlign w:val="center"/>
+          </w:tcPr>
+          <w:p>
+            <w:pPr>
+              <w:spacing w:after="60" w:before="60"/>
+              <w:jc w:val="center"/>
+            </w:pPr>
+            <w:r>
+              <w:rPr>
+                <w:rFonts w:ascii="Arial" w:cs="Arial" w:eastAsia="Arial" w:hAnsi="Arial"/>
+                <w:b w:val="false"/>
+                <w:bCs w:val="false"/>
+                <w:sz w:val="20"/>
+                <w:szCs w:val="20"/>
+              </w:rPr>
+              <w:t xml:space="preserve">1</w:t>
+            </w:r>
+          </w:p>
+        </w:tc>
+        <w:tc>
+          <w:tcPr>
+            <w:tcW w:type="dxa" w:w="2800"/>
+            <w:tcBorders>
+              <w:top w:val="single" w:color="000000" w:sz="4"/>
+              <w:left w:val="single" w:color="000000" w:sz="4"/>
+              <w:bottom w:val="single" w:color="000000" w:sz="4"/>
+              <w:right w:val="single" w:color="000000" w:sz="4"/>
+            </w:tcBorders>
+            <w:tcMar>
+              <w:left w:type="dxa" w:w="80"/>
+              <w:right w:type="dxa" w:w="80"/>
+            </w:tcMar>
+            <w:vAlign w:val="center"/>
+          </w:tcPr>
+          <w:p>
+            <w:pPr>
+              <w:spacing w:after="60" w:before="60"/>
+              <w:jc w:val="left"/>
+            </w:pPr>
+            <w:r>
+              <w:rPr>
+                <w:rFonts w:ascii="Arial" w:cs="Arial" w:eastAsia="Arial" w:hAnsi="Arial"/>
+                <w:b w:val="false"/>
+                <w:bCs w:val="false"/>
+                <w:sz w:val="20"/>
+                <w:szCs w:val="20"/>
+              </w:rPr>
+              <w:t xml:space="preserve">Panjar biaya penyegelan oleh juru sita</w:t>
+            </w:r>
+          </w:p>
+        </w:tc>
+        <w:tc>
+          <w:tcPr>
+            <w:tcW w:type="dxa" w:w="3931"/>
+            <w:tcBorders>
+              <w:top w:val="single" w:color="000000" w:sz="4"/>
+              <w:left w:val="single" w:color="000000" w:sz="4"/>
+              <w:bottom w:val="single" w:color="000000" w:sz="4"/>
+              <w:right w:val="single" w:color="000000" w:sz="4"/>
+            </w:tcBorders>
+            <w:tcMar>
+              <w:left w:type="dxa" w:w="80"/>
+              <w:right w:type="dxa" w:w="80"/>
+            </w:tcMar>
+            <w:vAlign w:val="center"/>
+          </w:tcPr>
+          <w:p>
+            <w:pPr>
+              <w:spacing w:after="60" w:before="60"/>
+              <w:jc w:val="left"/>
+            </w:pPr>
+            <w:r>
+              <w:rPr>
+                <w:rFonts w:ascii="Arial" w:cs="Arial" w:eastAsia="Arial" w:hAnsi="Arial"/>
+                <w:b w:val="false"/>
+                <w:bCs w:val="false"/>
+                <w:sz w:val="20"/>
+                <w:szCs w:val="20"/>
+              </w:rPr>
+              <w:t xml:space="preserve">Biaya panggilan/pelaksanaan juru sita ke Kabupaten Langkat sesuai ketetapan PN Medan</w:t>
+            </w:r>
+          </w:p>
+        </w:tc>
+        <w:tc>
+          <w:tcPr>
+            <w:tcW w:type="dxa" w:w="1850"/>
+            <w:tcBorders>
+              <w:top w:val="single" w:color="000000" w:sz="4"/>
+              <w:left w:val="single" w:color="000000" w:sz="4"/>
+              <w:bottom w:val="single" w:color="000000" w:sz="4"/>
+              <w:right w:val="single" w:color="000000" w:sz="4"/>
+            </w:tcBorders>
+            <w:tcMar>
+              <w:left w:type="dxa" w:w="80"/>
+              <w:right w:type="dxa" w:w="80"/>
+            </w:tcMar>
+            <w:vAlign w:val="center"/>
+          </w:tcPr>
+          <w:p>
+            <w:pPr>
+              <w:spacing w:after="60" w:before="60"/>
+              <w:jc w:val="right"/>
+            </w:pPr>
+            <w:r>
+              <w:rPr>
+                <w:rFonts w:ascii="Arial" w:cs="Arial" w:eastAsia="Arial" w:hAnsi="Arial"/>
+                <w:b w:val="false"/>
+                <w:bCs w:val="false"/>
+                <w:sz w:val="20"/>
+                <w:szCs w:val="20"/>
+              </w:rPr>
+              <w:t xml:space="preserve">3.000.000 – 7.500.000</w:t>
+            </w:r>
+          </w:p>
+        </w:tc>
+      </w:tr>
+      <w:tr>
+        <w:trPr>
+          <w:cantSplit/>
+        </w:trPr>
+        <w:tc>
+          <w:tcPr>
+            <w:tcW w:type="dxa" w:w="500"/>
+            <w:tcBorders>
+              <w:top w:val="single" w:color="000000" w:sz="4"/>
+              <w:left w:val="single" w:color="000000" w:sz="4"/>
+              <w:bottom w:val="single" w:color="000000" w:sz="4"/>
+              <w:right w:val="single" w:color="000000" w:sz="4"/>
+            </w:tcBorders>
+            <w:tcMar>
+              <w:left w:type="dxa" w:w="80"/>
+              <w:right w:type="dxa" w:w="80"/>
+            </w:tcMar>
+            <w:vAlign w:val="center"/>
+          </w:tcPr>
+          <w:p>
+            <w:pPr>
+              <w:spacing w:after="60" w:before="60"/>
+              <w:jc w:val="center"/>
+            </w:pPr>
+            <w:r>
+              <w:rPr>
+                <w:rFonts w:ascii="Arial" w:cs="Arial" w:eastAsia="Arial" w:hAnsi="Arial"/>
+                <w:b w:val="false"/>
+                <w:bCs w:val="false"/>
+                <w:sz w:val="20"/>
+                <w:szCs w:val="20"/>
+              </w:rPr>
+              <w:t xml:space="preserve">2</w:t>
+            </w:r>
+          </w:p>
+        </w:tc>
+        <w:tc>
+          <w:tcPr>
+            <w:tcW w:type="dxa" w:w="2800"/>
+            <w:tcBorders>
+              <w:top w:val="single" w:color="000000" w:sz="4"/>
+              <w:left w:val="single" w:color="000000" w:sz="4"/>
+              <w:bottom w:val="single" w:color="000000" w:sz="4"/>
+              <w:right w:val="single" w:color="000000" w:sz="4"/>
+            </w:tcBorders>
+            <w:tcMar>
+              <w:left w:type="dxa" w:w="80"/>
+              <w:right w:type="dxa" w:w="80"/>
+            </w:tcMar>
+            <w:vAlign w:val="center"/>
+          </w:tcPr>
+          <w:p>
+            <w:pPr>
+              <w:spacing w:after="60" w:before="60"/>
+              <w:jc w:val="left"/>
+            </w:pPr>
+            <w:r>
+              <w:rPr>
+                <w:rFonts w:ascii="Arial" w:cs="Arial" w:eastAsia="Arial" w:hAnsi="Arial"/>
+                <w:b w:val="false"/>
+                <w:bCs w:val="false"/>
+                <w:sz w:val="20"/>
+                <w:szCs w:val="20"/>
+              </w:rPr>
+              <w:t xml:space="preserve">Pengukuran/plotting bidang oleh Kantah Langkat</w:t>
+            </w:r>
+          </w:p>
+        </w:tc>
+        <w:tc>
+          <w:tcPr>
+            <w:tcW w:type="dxa" w:w="3931"/>
+            <w:tcBorders>
+              <w:top w:val="single" w:color="000000" w:sz="4"/>
+              <w:left w:val="single" w:color="000000" w:sz="4"/>
+              <w:bottom w:val="single" w:color="000000" w:sz="4"/>
+              <w:right w:val="single" w:color="000000" w:sz="4"/>
+            </w:tcBorders>
+            <w:tcMar>
+              <w:left w:type="dxa" w:w="80"/>
+              <w:right w:type="dxa" w:w="80"/>
+            </w:tcMar>
+            <w:vAlign w:val="center"/>
+          </w:tcPr>
+          <w:p>
+            <w:pPr>
+              <w:spacing w:after="60" w:before="60"/>
+              <w:jc w:val="left"/>
+            </w:pPr>
+            <w:r>
+              <w:rPr>
+                <w:rFonts w:ascii="Arial" w:cs="Arial" w:eastAsia="Arial" w:hAnsi="Arial"/>
+                <w:b w:val="false"/>
+                <w:bCs w:val="false"/>
+                <w:sz w:val="20"/>
+                <w:szCs w:val="20"/>
+              </w:rPr>
+              <w:t xml:space="preserve">Batas bawah: plotting dan pengembalian batas. Batas atas: pengukuran penuh ± 389 Ha menurut rumus tarif PNBP pertanahan (PP 128/2015); dikonfirmasi ke Kantah</w:t>
+            </w:r>
+          </w:p>
+        </w:tc>
+        <w:tc>
+          <w:tcPr>
+            <w:tcW w:type="dxa" w:w="1850"/>
+            <w:tcBorders>
+              <w:top w:val="single" w:color="000000" w:sz="4"/>
+              <w:left w:val="single" w:color="000000" w:sz="4"/>
+              <w:bottom w:val="single" w:color="000000" w:sz="4"/>
+              <w:right w:val="single" w:color="000000" w:sz="4"/>
+            </w:tcBorders>
+            <w:tcMar>
+              <w:left w:type="dxa" w:w="80"/>
+              <w:right w:type="dxa" w:w="80"/>
+            </w:tcMar>
+            <w:vAlign w:val="center"/>
+          </w:tcPr>
+          <w:p>
+            <w:pPr>
+              <w:spacing w:after="60" w:before="60"/>
+              <w:jc w:val="right"/>
+            </w:pPr>
+            <w:r>
+              <w:rPr>
+                <w:rFonts w:ascii="Arial" w:cs="Arial" w:eastAsia="Arial" w:hAnsi="Arial"/>
+                <w:b w:val="false"/>
+                <w:bCs w:val="false"/>
+                <w:sz w:val="20"/>
+                <w:szCs w:val="20"/>
+              </w:rPr>
+              <w:t xml:space="preserve">15.000.000 – 95.000.000</w:t>
+            </w:r>
+          </w:p>
+        </w:tc>
+      </w:tr>
+      <w:tr>
+        <w:trPr>
+          <w:cantSplit/>
+        </w:trPr>
+        <w:tc>
+          <w:tcPr>
+            <w:tcW w:type="dxa" w:w="500"/>
+            <w:tcBorders>
+              <w:top w:val="single" w:color="000000" w:sz="4"/>
+              <w:left w:val="single" w:color="000000" w:sz="4"/>
+              <w:bottom w:val="single" w:color="000000" w:sz="4"/>
+              <w:right w:val="single" w:color="000000" w:sz="4"/>
+            </w:tcBorders>
+            <w:tcMar>
+              <w:left w:type="dxa" w:w="80"/>
+              <w:right w:type="dxa" w:w="80"/>
+            </w:tcMar>
+            <w:vAlign w:val="center"/>
+          </w:tcPr>
+          <w:p>
+            <w:pPr>
+              <w:spacing w:after="60" w:before="60"/>
+              <w:jc w:val="center"/>
+            </w:pPr>
+            <w:r>
+              <w:rPr>
+                <w:rFonts w:ascii="Arial" w:cs="Arial" w:eastAsia="Arial" w:hAnsi="Arial"/>
+                <w:b w:val="false"/>
+                <w:bCs w:val="false"/>
+                <w:sz w:val="20"/>
+                <w:szCs w:val="20"/>
+              </w:rPr>
+              <w:t xml:space="preserve">3</w:t>
+            </w:r>
+          </w:p>
+        </w:tc>
+        <w:tc>
+          <w:tcPr>
+            <w:tcW w:type="dxa" w:w="2800"/>
+            <w:tcBorders>
+              <w:top w:val="single" w:color="000000" w:sz="4"/>
+              <w:left w:val="single" w:color="000000" w:sz="4"/>
+              <w:bottom w:val="single" w:color="000000" w:sz="4"/>
+              <w:right w:val="single" w:color="000000" w:sz="4"/>
+            </w:tcBorders>
+            <w:tcMar>
+              <w:left w:type="dxa" w:w="80"/>
+              <w:right w:type="dxa" w:w="80"/>
+            </w:tcMar>
+            <w:vAlign w:val="center"/>
+          </w:tcPr>
+          <w:p>
+            <w:pPr>
+              <w:spacing w:after="60" w:before="60"/>
+              <w:jc w:val="left"/>
+            </w:pPr>
+            <w:r>
+              <w:rPr>
+                <w:rFonts w:ascii="Arial" w:cs="Arial" w:eastAsia="Arial" w:hAnsi="Arial"/>
+                <w:b w:val="false"/>
+                <w:bCs w:val="false"/>
+                <w:sz w:val="20"/>
+                <w:szCs w:val="20"/>
+              </w:rPr>
+              <w:t xml:space="preserve">Jasa penilaian KJPP</w:t>
+            </w:r>
+          </w:p>
+        </w:tc>
+        <w:tc>
+          <w:tcPr>
+            <w:tcW w:type="dxa" w:w="3931"/>
+            <w:tcBorders>
+              <w:top w:val="single" w:color="000000" w:sz="4"/>
+              <w:left w:val="single" w:color="000000" w:sz="4"/>
+              <w:bottom w:val="single" w:color="000000" w:sz="4"/>
+              <w:right w:val="single" w:color="000000" w:sz="4"/>
+            </w:tcBorders>
+            <w:tcMar>
+              <w:left w:type="dxa" w:w="80"/>
+              <w:right w:type="dxa" w:w="80"/>
+            </w:tcMar>
+            <w:vAlign w:val="center"/>
+          </w:tcPr>
+          <w:p>
+            <w:pPr>
+              <w:spacing w:after="60" w:before="60"/>
+              <w:jc w:val="left"/>
+            </w:pPr>
+            <w:r>
+              <w:rPr>
+                <w:rFonts w:ascii="Arial" w:cs="Arial" w:eastAsia="Arial" w:hAnsi="Arial"/>
+                <w:b w:val="false"/>
+                <w:bCs w:val="false"/>
+                <w:sz w:val="20"/>
+                <w:szCs w:val="20"/>
+              </w:rPr>
+              <w:t xml:space="preserve">Penilaian bangunan, tanaman ± 340 Ha, dan hak tagih</w:t>
+            </w:r>
+          </w:p>
+        </w:tc>
+        <w:tc>
+          <w:tcPr>
+            <w:tcW w:type="dxa" w:w="1850"/>
+            <w:tcBorders>
+              <w:top w:val="single" w:color="000000" w:sz="4"/>
+              <w:left w:val="single" w:color="000000" w:sz="4"/>
+              <w:bottom w:val="single" w:color="000000" w:sz="4"/>
+              <w:right w:val="single" w:color="000000" w:sz="4"/>
+            </w:tcBorders>
+            <w:tcMar>
+              <w:left w:type="dxa" w:w="80"/>
+              <w:right w:type="dxa" w:w="80"/>
+            </w:tcMar>
+            <w:vAlign w:val="center"/>
+          </w:tcPr>
+          <w:p>
+            <w:pPr>
+              <w:spacing w:after="60" w:before="60"/>
+              <w:jc w:val="right"/>
+            </w:pPr>
+            <w:r>
+              <w:rPr>
+                <w:rFonts w:ascii="Arial" w:cs="Arial" w:eastAsia="Arial" w:hAnsi="Arial"/>
+                <w:b w:val="false"/>
+                <w:bCs w:val="false"/>
+                <w:sz w:val="20"/>
+                <w:szCs w:val="20"/>
+              </w:rPr>
+              <w:t xml:space="preserve">25.000.000 – 75.000.000</w:t>
+            </w:r>
+          </w:p>
+        </w:tc>
+      </w:tr>
+      <w:tr>
+        <w:trPr>
+          <w:cantSplit/>
+        </w:trPr>
+        <w:tc>
+          <w:tcPr>
+            <w:tcW w:type="dxa" w:w="500"/>
+            <w:tcBorders>
+              <w:top w:val="single" w:color="000000" w:sz="4"/>
+              <w:left w:val="single" w:color="000000" w:sz="4"/>
+              <w:bottom w:val="single" w:color="000000" w:sz="4"/>
+              <w:right w:val="single" w:color="000000" w:sz="4"/>
+            </w:tcBorders>
+            <w:tcMar>
+              <w:left w:type="dxa" w:w="80"/>
+              <w:right w:type="dxa" w:w="80"/>
+            </w:tcMar>
+            <w:vAlign w:val="center"/>
+          </w:tcPr>
+          <w:p>
+            <w:pPr>
+              <w:spacing w:after="60" w:before="60"/>
+              <w:jc w:val="center"/>
+            </w:pPr>
+            <w:r>
+              <w:rPr>
+                <w:rFonts w:ascii="Arial" w:cs="Arial" w:eastAsia="Arial" w:hAnsi="Arial"/>
+                <w:b w:val="false"/>
+                <w:bCs w:val="false"/>
+                <w:sz w:val="20"/>
+                <w:szCs w:val="20"/>
+              </w:rPr>
+              <w:t xml:space="preserve">4</w:t>
+            </w:r>
+          </w:p>
+        </w:tc>
+        <w:tc>
+          <w:tcPr>
+            <w:tcW w:type="dxa" w:w="2800"/>
+            <w:tcBorders>
+              <w:top w:val="single" w:color="000000" w:sz="4"/>
+              <w:left w:val="single" w:color="000000" w:sz="4"/>
+              <w:bottom w:val="single" w:color="000000" w:sz="4"/>
+              <w:right w:val="single" w:color="000000" w:sz="4"/>
+            </w:tcBorders>
+            <w:tcMar>
+              <w:left w:type="dxa" w:w="80"/>
+              <w:right w:type="dxa" w:w="80"/>
+            </w:tcMar>
+            <w:vAlign w:val="center"/>
+          </w:tcPr>
+          <w:p>
+            <w:pPr>
+              <w:spacing w:after="60" w:before="60"/>
+              <w:jc w:val="left"/>
+            </w:pPr>
+            <w:r>
+              <w:rPr>
+                <w:rFonts w:ascii="Arial" w:cs="Arial" w:eastAsia="Arial" w:hAnsi="Arial"/>
+                <w:b w:val="false"/>
+                <w:bCs w:val="false"/>
+                <w:sz w:val="20"/>
+                <w:szCs w:val="20"/>
+              </w:rPr>
+              <w:t xml:space="preserve">Operasional lapangan dan koordinasi</w:t>
+            </w:r>
+          </w:p>
+        </w:tc>
+        <w:tc>
+          <w:tcPr>
+            <w:tcW w:type="dxa" w:w="3931"/>
+            <w:tcBorders>
+              <w:top w:val="single" w:color="000000" w:sz="4"/>
+              <w:left w:val="single" w:color="000000" w:sz="4"/>
+              <w:bottom w:val="single" w:color="000000" w:sz="4"/>
+              <w:right w:val="single" w:color="000000" w:sz="4"/>
+            </w:tcBorders>
+            <w:tcMar>
+              <w:left w:type="dxa" w:w="80"/>
+              <w:right w:type="dxa" w:w="80"/>
+            </w:tcMar>
+            <w:vAlign w:val="center"/>
+          </w:tcPr>
+          <w:p>
+            <w:pPr>
+              <w:spacing w:after="60" w:before="60"/>
+              <w:jc w:val="left"/>
+            </w:pPr>
+            <w:r>
+              <w:rPr>
+                <w:rFonts w:ascii="Arial" w:cs="Arial" w:eastAsia="Arial" w:hAnsi="Arial"/>
+                <w:b w:val="false"/>
+                <w:bCs w:val="false"/>
+                <w:sz w:val="20"/>
+                <w:szCs w:val="20"/>
+              </w:rPr>
+              <w:t xml:space="preserve">Perjalanan, uang harian, dan konsumsi sesuai Standar Biaya Masukan; tanpa pembayaran di luar ketentuan</w:t>
+            </w:r>
+          </w:p>
+        </w:tc>
+        <w:tc>
+          <w:tcPr>
+            <w:tcW w:type="dxa" w:w="1850"/>
+            <w:tcBorders>
+              <w:top w:val="single" w:color="000000" w:sz="4"/>
+              <w:left w:val="single" w:color="000000" w:sz="4"/>
+              <w:bottom w:val="single" w:color="000000" w:sz="4"/>
+              <w:right w:val="single" w:color="000000" w:sz="4"/>
+            </w:tcBorders>
+            <w:tcMar>
+              <w:left w:type="dxa" w:w="80"/>
+              <w:right w:type="dxa" w:w="80"/>
+            </w:tcMar>
+            <w:vAlign w:val="center"/>
+          </w:tcPr>
+          <w:p>
+            <w:pPr>
+              <w:spacing w:after="60" w:before="60"/>
+              <w:jc w:val="right"/>
+            </w:pPr>
+            <w:r>
+              <w:rPr>
+                <w:rFonts w:ascii="Arial" w:cs="Arial" w:eastAsia="Arial" w:hAnsi="Arial"/>
+                <w:b w:val="false"/>
+                <w:bCs w:val="false"/>
+                <w:sz w:val="20"/>
+                <w:szCs w:val="20"/>
+              </w:rPr>
+              <w:t xml:space="preserve">10.000.000 – 20.000.000</w:t>
+            </w:r>
+          </w:p>
+        </w:tc>
+      </w:tr>
+      <w:tr>
+        <w:trPr>
+          <w:cantSplit/>
+        </w:trPr>
+        <w:tc>
+          <w:tcPr>
+            <w:tcW w:type="dxa" w:w="500"/>
+            <w:tcBorders>
+              <w:top w:val="single" w:color="000000" w:sz="4"/>
+              <w:left w:val="single" w:color="000000" w:sz="4"/>
+              <w:bottom w:val="single" w:color="000000" w:sz="4"/>
+              <w:right w:val="single" w:color="000000" w:sz="4"/>
+            </w:tcBorders>
+            <w:tcMar>
+              <w:left w:type="dxa" w:w="80"/>
+              <w:right w:type="dxa" w:w="80"/>
+            </w:tcMar>
+            <w:vAlign w:val="center"/>
+          </w:tcPr>
+          <w:p>
+            <w:pPr>
+              <w:spacing w:after="60" w:before="60"/>
+              <w:jc w:val="center"/>
+            </w:pPr>
+            <w:r>
+              <w:rPr>
+                <w:rFonts w:ascii="Arial" w:cs="Arial" w:eastAsia="Arial" w:hAnsi="Arial"/>
+                <w:b w:val="false"/>
+                <w:bCs w:val="false"/>
+                <w:sz w:val="20"/>
+                <w:szCs w:val="20"/>
+              </w:rPr>
+              <w:t xml:space="preserve">5</w:t>
+            </w:r>
+          </w:p>
+        </w:tc>
+        <w:tc>
+          <w:tcPr>
+            <w:tcW w:type="dxa" w:w="2800"/>
+            <w:tcBorders>
+              <w:top w:val="single" w:color="000000" w:sz="4"/>
+              <w:left w:val="single" w:color="000000" w:sz="4"/>
+              <w:bottom w:val="single" w:color="000000" w:sz="4"/>
+              <w:right w:val="single" w:color="000000" w:sz="4"/>
+            </w:tcBorders>
+            <w:tcMar>
+              <w:left w:type="dxa" w:w="80"/>
+              <w:right w:type="dxa" w:w="80"/>
+            </w:tcMar>
+            <w:vAlign w:val="center"/>
+          </w:tcPr>
+          <w:p>
+            <w:pPr>
+              <w:spacing w:after="60" w:before="60"/>
+              <w:jc w:val="left"/>
+            </w:pPr>
+            <w:r>
+              <w:rPr>
+                <w:rFonts w:ascii="Arial" w:cs="Arial" w:eastAsia="Arial" w:hAnsi="Arial"/>
+                <w:b w:val="false"/>
+                <w:bCs w:val="false"/>
+                <w:sz w:val="20"/>
+                <w:szCs w:val="20"/>
+              </w:rPr>
+              <w:t xml:space="preserve">Pengumuman penawaran terbuka</w:t>
+            </w:r>
+          </w:p>
+        </w:tc>
+        <w:tc>
+          <w:tcPr>
+            <w:tcW w:type="dxa" w:w="3931"/>
+            <w:tcBorders>
+              <w:top w:val="single" w:color="000000" w:sz="4"/>
+              <w:left w:val="single" w:color="000000" w:sz="4"/>
+              <w:bottom w:val="single" w:color="000000" w:sz="4"/>
+              <w:right w:val="single" w:color="000000" w:sz="4"/>
+            </w:tcBorders>
+            <w:tcMar>
+              <w:left w:type="dxa" w:w="80"/>
+              <w:right w:type="dxa" w:w="80"/>
+            </w:tcMar>
+            <w:vAlign w:val="center"/>
+          </w:tcPr>
+          <w:p>
+            <w:pPr>
+              <w:spacing w:after="60" w:before="60"/>
+              <w:jc w:val="left"/>
+            </w:pPr>
+            <w:r>
+              <w:rPr>
+                <w:rFonts w:ascii="Arial" w:cs="Arial" w:eastAsia="Arial" w:hAnsi="Arial"/>
+                <w:b w:val="false"/>
+                <w:bCs w:val="false"/>
+                <w:sz w:val="20"/>
+                <w:szCs w:val="20"/>
+              </w:rPr>
+              <w:t xml:space="preserve">Iklan di dua surat kabar</w:t>
+            </w:r>
+          </w:p>
+        </w:tc>
+        <w:tc>
+          <w:tcPr>
+            <w:tcW w:type="dxa" w:w="1850"/>
+            <w:tcBorders>
+              <w:top w:val="single" w:color="000000" w:sz="4"/>
+              <w:left w:val="single" w:color="000000" w:sz="4"/>
+              <w:bottom w:val="single" w:color="000000" w:sz="4"/>
+              <w:right w:val="single" w:color="000000" w:sz="4"/>
+            </w:tcBorders>
+            <w:tcMar>
+              <w:left w:type="dxa" w:w="80"/>
+              <w:right w:type="dxa" w:w="80"/>
+            </w:tcMar>
+            <w:vAlign w:val="center"/>
+          </w:tcPr>
+          <w:p>
+            <w:pPr>
+              <w:spacing w:after="60" w:before="60"/>
+              <w:jc w:val="right"/>
+            </w:pPr>
+            <w:r>
+              <w:rPr>
+                <w:rFonts w:ascii="Arial" w:cs="Arial" w:eastAsia="Arial" w:hAnsi="Arial"/>
+                <w:b w:val="false"/>
+                <w:bCs w:val="false"/>
+                <w:sz w:val="20"/>
+                <w:szCs w:val="20"/>
+              </w:rPr>
+              <w:t xml:space="preserve">5.000.000 – 15.000.000</w:t>
+            </w:r>
+          </w:p>
+        </w:tc>
+      </w:tr>
+      <w:tr>
+        <w:trPr>
+          <w:cantSplit/>
+        </w:trPr>
+        <w:tc>
+          <w:tcPr>
+            <w:tcW w:type="dxa" w:w="500"/>
+            <w:tcBorders>
+              <w:top w:val="single" w:color="000000" w:sz="4"/>
+              <w:left w:val="single" w:color="000000" w:sz="4"/>
+              <w:bottom w:val="single" w:color="000000" w:sz="4"/>
+              <w:right w:val="single" w:color="000000" w:sz="4"/>
+            </w:tcBorders>
+            <w:tcMar>
+              <w:left w:type="dxa" w:w="80"/>
+              <w:right w:type="dxa" w:w="80"/>
+            </w:tcMar>
+            <w:vAlign w:val="center"/>
+          </w:tcPr>
+          <w:p>
+            <w:pPr>
+              <w:spacing w:after="60" w:before="60"/>
+              <w:jc w:val="center"/>
+            </w:pPr>
+            <w:r>
+              <w:rPr>
+                <w:rFonts w:ascii="Arial" w:cs="Arial" w:eastAsia="Arial" w:hAnsi="Arial"/>
+                <w:b w:val="false"/>
+                <w:bCs w:val="false"/>
+                <w:sz w:val="20"/>
+                <w:szCs w:val="20"/>
+              </w:rPr>
+              <w:t xml:space="preserve">6</w:t>
+            </w:r>
+          </w:p>
+        </w:tc>
+        <w:tc>
+          <w:tcPr>
+            <w:tcW w:type="dxa" w:w="2800"/>
+            <w:tcBorders>
+              <w:top w:val="single" w:color="000000" w:sz="4"/>
+              <w:left w:val="single" w:color="000000" w:sz="4"/>
+              <w:bottom w:val="single" w:color="000000" w:sz="4"/>
+              <w:right w:val="single" w:color="000000" w:sz="4"/>
+            </w:tcBorders>
+            <w:tcMar>
+              <w:left w:type="dxa" w:w="80"/>
+              <w:right w:type="dxa" w:w="80"/>
+            </w:tcMar>
+            <w:vAlign w:val="center"/>
+          </w:tcPr>
+          <w:p>
+            <w:pPr>
+              <w:spacing w:after="60" w:before="60"/>
+              <w:jc w:val="left"/>
+            </w:pPr>
+            <w:r>
+              <w:rPr>
+                <w:rFonts w:ascii="Arial" w:cs="Arial" w:eastAsia="Arial" w:hAnsi="Arial"/>
+                <w:b w:val="false"/>
+                <w:bCs w:val="false"/>
+                <w:sz w:val="20"/>
+                <w:szCs w:val="20"/>
+              </w:rPr>
+              <w:t xml:space="preserve">Pengumuman daftar pembagian</w:t>
+            </w:r>
+          </w:p>
+        </w:tc>
+        <w:tc>
+          <w:tcPr>
+            <w:tcW w:type="dxa" w:w="3931"/>
+            <w:tcBorders>
+              <w:top w:val="single" w:color="000000" w:sz="4"/>
+              <w:left w:val="single" w:color="000000" w:sz="4"/>
+              <w:bottom w:val="single" w:color="000000" w:sz="4"/>
+              <w:right w:val="single" w:color="000000" w:sz="4"/>
+            </w:tcBorders>
+            <w:tcMar>
+              <w:left w:type="dxa" w:w="80"/>
+              <w:right w:type="dxa" w:w="80"/>
+            </w:tcMar>
+            <w:vAlign w:val="center"/>
+          </w:tcPr>
+          <w:p>
+            <w:pPr>
+              <w:spacing w:after="60" w:before="60"/>
+              <w:jc w:val="left"/>
+            </w:pPr>
+            <w:r>
+              <w:rPr>
+                <w:rFonts w:ascii="Arial" w:cs="Arial" w:eastAsia="Arial" w:hAnsi="Arial"/>
+                <w:b w:val="false"/>
+                <w:bCs w:val="false"/>
+                <w:sz w:val="20"/>
+                <w:szCs w:val="20"/>
+              </w:rPr>
+              <w:t xml:space="preserve">Iklan di surat kabar</w:t>
+            </w:r>
+          </w:p>
+        </w:tc>
+        <w:tc>
+          <w:tcPr>
+            <w:tcW w:type="dxa" w:w="1850"/>
+            <w:tcBorders>
+              <w:top w:val="single" w:color="000000" w:sz="4"/>
+              <w:left w:val="single" w:color="000000" w:sz="4"/>
+              <w:bottom w:val="single" w:color="000000" w:sz="4"/>
+              <w:right w:val="single" w:color="000000" w:sz="4"/>
+            </w:tcBorders>
+            <w:tcMar>
+              <w:left w:type="dxa" w:w="80"/>
+              <w:right w:type="dxa" w:w="80"/>
+            </w:tcMar>
+            <w:vAlign w:val="center"/>
+          </w:tcPr>
+          <w:p>
+            <w:pPr>
+              <w:spacing w:after="60" w:before="60"/>
+              <w:jc w:val="right"/>
+            </w:pPr>
+            <w:r>
+              <w:rPr>
+                <w:rFonts w:ascii="Arial" w:cs="Arial" w:eastAsia="Arial" w:hAnsi="Arial"/>
+                <w:b w:val="false"/>
+                <w:bCs w:val="false"/>
+                <w:sz w:val="20"/>
+                <w:szCs w:val="20"/>
+              </w:rPr>
+              <w:t xml:space="preserve">5.000.000 – 10.000.000</w:t>
+            </w:r>
+          </w:p>
+        </w:tc>
+      </w:tr>
+      <w:tr>
+        <w:trPr>
+          <w:cantSplit/>
+        </w:trPr>
+        <w:tc>
+          <w:tcPr>
+            <w:tcW w:type="dxa" w:w="500"/>
+            <w:tcBorders>
+              <w:top w:val="single" w:color="000000" w:sz="4"/>
+              <w:left w:val="single" w:color="000000" w:sz="4"/>
+              <w:bottom w:val="single" w:color="000000" w:sz="4"/>
+              <w:right w:val="single" w:color="000000" w:sz="4"/>
+            </w:tcBorders>
+            <w:tcMar>
+              <w:left w:type="dxa" w:w="80"/>
+              <w:right w:type="dxa" w:w="80"/>
+            </w:tcMar>
+            <w:vAlign w:val="center"/>
+          </w:tcPr>
+          <w:p>
+            <w:pPr>
+              <w:spacing w:after="60" w:before="60"/>
+              <w:jc w:val="center"/>
+            </w:pPr>
+            <w:r>
+              <w:rPr>
+                <w:rFonts w:ascii="Arial" w:cs="Arial" w:eastAsia="Arial" w:hAnsi="Arial"/>
+                <w:b w:val="false"/>
+                <w:bCs w:val="false"/>
+                <w:sz w:val="20"/>
+                <w:szCs w:val="20"/>
+              </w:rPr>
+              <w:t xml:space="preserve">7</w:t>
+            </w:r>
+          </w:p>
+        </w:tc>
+        <w:tc>
+          <w:tcPr>
+            <w:tcW w:type="dxa" w:w="2800"/>
+            <w:tcBorders>
+              <w:top w:val="single" w:color="000000" w:sz="4"/>
+              <w:left w:val="single" w:color="000000" w:sz="4"/>
+              <w:bottom w:val="single" w:color="000000" w:sz="4"/>
+              <w:right w:val="single" w:color="000000" w:sz="4"/>
+            </w:tcBorders>
+            <w:tcMar>
+              <w:left w:type="dxa" w:w="80"/>
+              <w:right w:type="dxa" w:w="80"/>
+            </w:tcMar>
+            <w:vAlign w:val="center"/>
+          </w:tcPr>
+          <w:p>
+            <w:pPr>
+              <w:spacing w:after="60" w:before="60"/>
+              <w:jc w:val="left"/>
+            </w:pPr>
+            <w:r>
+              <w:rPr>
+                <w:rFonts w:ascii="Arial" w:cs="Arial" w:eastAsia="Arial" w:hAnsi="Arial"/>
+                <w:b w:val="false"/>
+                <w:bCs w:val="false"/>
+                <w:sz w:val="20"/>
+                <w:szCs w:val="20"/>
+              </w:rPr>
+              <w:t xml:space="preserve">Surat-menyurat dan pengiriman</w:t>
+            </w:r>
+          </w:p>
+        </w:tc>
+        <w:tc>
+          <w:tcPr>
+            <w:tcW w:type="dxa" w:w="3931"/>
+            <w:tcBorders>
+              <w:top w:val="single" w:color="000000" w:sz="4"/>
+              <w:left w:val="single" w:color="000000" w:sz="4"/>
+              <w:bottom w:val="single" w:color="000000" w:sz="4"/>
+              <w:right w:val="single" w:color="000000" w:sz="4"/>
+            </w:tcBorders>
+            <w:tcMar>
+              <w:left w:type="dxa" w:w="80"/>
+              <w:right w:type="dxa" w:w="80"/>
+            </w:tcMar>
+            <w:vAlign w:val="center"/>
+          </w:tcPr>
+          <w:p>
+            <w:pPr>
+              <w:spacing w:after="60" w:before="60"/>
+              <w:jc w:val="left"/>
+            </w:pPr>
+            <w:r>
+              <w:rPr>
+                <w:rFonts w:ascii="Arial" w:cs="Arial" w:eastAsia="Arial" w:hAnsi="Arial"/>
+                <w:b w:val="false"/>
+                <w:bCs w:val="false"/>
+                <w:sz w:val="20"/>
+                <w:szCs w:val="20"/>
+              </w:rPr>
+              <w:t xml:space="preserve">Pos tercatat, penggandaan berkas</w:t>
+            </w:r>
+          </w:p>
+        </w:tc>
+        <w:tc>
+          <w:tcPr>
+            <w:tcW w:type="dxa" w:w="1850"/>
+            <w:tcBorders>
+              <w:top w:val="single" w:color="000000" w:sz="4"/>
+              <w:left w:val="single" w:color="000000" w:sz="4"/>
+              <w:bottom w:val="single" w:color="000000" w:sz="4"/>
+              <w:right w:val="single" w:color="000000" w:sz="4"/>
+            </w:tcBorders>
+            <w:tcMar>
+              <w:left w:type="dxa" w:w="80"/>
+              <w:right w:type="dxa" w:w="80"/>
+            </w:tcMar>
+            <w:vAlign w:val="center"/>
+          </w:tcPr>
+          <w:p>
+            <w:pPr>
+              <w:spacing w:after="60" w:before="60"/>
+              <w:jc w:val="right"/>
+            </w:pPr>
+            <w:r>
+              <w:rPr>
+                <w:rFonts w:ascii="Arial" w:cs="Arial" w:eastAsia="Arial" w:hAnsi="Arial"/>
+                <w:b w:val="false"/>
+                <w:bCs w:val="false"/>
+                <w:sz w:val="20"/>
+                <w:szCs w:val="20"/>
+              </w:rPr>
+              <w:t xml:space="preserve">2.000.000 – 5.000.000</w:t>
+            </w:r>
+          </w:p>
+        </w:tc>
+      </w:tr>
+      <w:tr>
+        <w:trPr>
+          <w:cantSplit/>
+        </w:trPr>
+        <w:tc>
+          <w:tcPr>
+            <w:tcW w:type="dxa" w:w="500"/>
+            <w:tcBorders>
+              <w:top w:val="single" w:color="000000" w:sz="4"/>
+              <w:left w:val="single" w:color="000000" w:sz="4"/>
+              <w:bottom w:val="single" w:color="000000" w:sz="4"/>
+              <w:right w:val="single" w:color="000000" w:sz="4"/>
+            </w:tcBorders>
+            <w:tcMar>
+              <w:left w:type="dxa" w:w="80"/>
+              <w:right w:type="dxa" w:w="80"/>
+            </w:tcMar>
+            <w:vAlign w:val="center"/>
+          </w:tcPr>
+          <w:p>
+            <w:pPr>
+              <w:spacing w:after="60" w:before="60"/>
+              <w:jc w:val="center"/>
+            </w:pPr>
+            <w:r>
+              <w:rPr>
+                <w:rFonts w:ascii="Arial" w:cs="Arial" w:eastAsia="Arial" w:hAnsi="Arial"/>
+                <w:b w:val="false"/>
+                <w:bCs w:val="false"/>
+                <w:sz w:val="20"/>
+                <w:szCs w:val="20"/>
+              </w:rPr>
+              <w:t xml:space="preserve">8</w:t>
+            </w:r>
+          </w:p>
+        </w:tc>
+        <w:tc>
+          <w:tcPr>
+            <w:tcW w:type="dxa" w:w="2800"/>
+            <w:tcBorders>
+              <w:top w:val="single" w:color="000000" w:sz="4"/>
+              <w:left w:val="single" w:color="000000" w:sz="4"/>
+              <w:bottom w:val="single" w:color="000000" w:sz="4"/>
+              <w:right w:val="single" w:color="000000" w:sz="4"/>
+            </w:tcBorders>
+            <w:tcMar>
+              <w:left w:type="dxa" w:w="80"/>
+              <w:right w:type="dxa" w:w="80"/>
+            </w:tcMar>
+            <w:vAlign w:val="center"/>
+          </w:tcPr>
+          <w:p>
+            <w:pPr>
+              <w:spacing w:after="60" w:before="60"/>
+              <w:jc w:val="left"/>
+            </w:pPr>
+            <w:r>
+              <w:rPr>
+                <w:rFonts w:ascii="Arial" w:cs="Arial" w:eastAsia="Arial" w:hAnsi="Arial"/>
+                <w:b w:val="false"/>
+                <w:bCs w:val="false"/>
+                <w:sz w:val="20"/>
+                <w:szCs w:val="20"/>
+              </w:rPr>
+              <w:t xml:space="preserve">Akta notaris (jual beli, cessie, legalisasi)</w:t>
+            </w:r>
+          </w:p>
+        </w:tc>
+        <w:tc>
+          <w:tcPr>
+            <w:tcW w:type="dxa" w:w="3931"/>
+            <w:tcBorders>
+              <w:top w:val="single" w:color="000000" w:sz="4"/>
+              <w:left w:val="single" w:color="000000" w:sz="4"/>
+              <w:bottom w:val="single" w:color="000000" w:sz="4"/>
+              <w:right w:val="single" w:color="000000" w:sz="4"/>
+            </w:tcBorders>
+            <w:tcMar>
+              <w:left w:type="dxa" w:w="80"/>
+              <w:right w:type="dxa" w:w="80"/>
+            </w:tcMar>
+            <w:vAlign w:val="center"/>
+          </w:tcPr>
+          <w:p>
+            <w:pPr>
+              <w:spacing w:after="60" w:before="60"/>
+              <w:jc w:val="left"/>
+            </w:pPr>
+            <w:r>
+              <w:rPr>
+                <w:rFonts w:ascii="Arial" w:cs="Arial" w:eastAsia="Arial" w:hAnsi="Arial"/>
+                <w:b w:val="false"/>
+                <w:bCs w:val="false"/>
+                <w:sz w:val="20"/>
+                <w:szCs w:val="20"/>
+              </w:rPr>
+              <w:t xml:space="preserve">Ditanggung pembeli menurut pokok-pokok akta</w:t>
+            </w:r>
+          </w:p>
+        </w:tc>
+        <w:tc>
+          <w:tcPr>
+            <w:tcW w:type="dxa" w:w="1850"/>
+            <w:tcBorders>
+              <w:top w:val="single" w:color="000000" w:sz="4"/>
+              <w:left w:val="single" w:color="000000" w:sz="4"/>
+              <w:bottom w:val="single" w:color="000000" w:sz="4"/>
+              <w:right w:val="single" w:color="000000" w:sz="4"/>
+            </w:tcBorders>
+            <w:tcMar>
+              <w:left w:type="dxa" w:w="80"/>
+              <w:right w:type="dxa" w:w="80"/>
+            </w:tcMar>
+            <w:vAlign w:val="center"/>
+          </w:tcPr>
+          <w:p>
+            <w:pPr>
+              <w:spacing w:after="60" w:before="60"/>
+              <w:jc w:val="right"/>
+            </w:pPr>
+            <w:r>
+              <w:rPr>
+                <w:rFonts w:ascii="Arial" w:cs="Arial" w:eastAsia="Arial" w:hAnsi="Arial"/>
+                <w:b w:val="false"/>
+                <w:bCs w:val="false"/>
+                <w:sz w:val="20"/>
+                <w:szCs w:val="20"/>
+              </w:rPr>
+              <w:t xml:space="preserve">0 (bagi harta pailit)</w:t>
+            </w:r>
+          </w:p>
+        </w:tc>
+      </w:tr>
+      <w:tr>
+        <w:trPr>
+          <w:cantSplit/>
+        </w:trPr>
+        <w:tc>
+          <w:tcPr>
+            <w:tcW w:type="dxa" w:w="500"/>
+            <w:tcBorders>
+              <w:top w:val="single" w:color="000000" w:sz="4"/>
+              <w:left w:val="single" w:color="000000" w:sz="4"/>
+              <w:bottom w:val="single" w:color="000000" w:sz="4"/>
+              <w:right w:val="single" w:color="000000" w:sz="4"/>
+            </w:tcBorders>
+            <w:tcMar>
+              <w:left w:type="dxa" w:w="80"/>
+              <w:right w:type="dxa" w:w="80"/>
+            </w:tcMar>
+            <w:vAlign w:val="center"/>
+          </w:tcPr>
+          <w:p>
+            <w:pPr>
+              <w:spacing w:after="60" w:before="60"/>
+              <w:jc w:val="center"/>
+            </w:pPr>
+          </w:p>
+        </w:tc>
+        <w:tc>
+          <w:tcPr>
+            <w:tcW w:type="dxa" w:w="2800"/>
+            <w:tcBorders>
+              <w:top w:val="single" w:color="000000" w:sz="4"/>
+              <w:left w:val="single" w:color="000000" w:sz="4"/>
+              <w:bottom w:val="single" w:color="000000" w:sz="4"/>
+              <w:right w:val="single" w:color="000000" w:sz="4"/>
+            </w:tcBorders>
+            <w:tcMar>
+              <w:left w:type="dxa" w:w="80"/>
+              <w:right w:type="dxa" w:w="80"/>
+            </w:tcMar>
+            <w:vAlign w:val="center"/>
+          </w:tcPr>
+          <w:p>
+            <w:pPr>
+              <w:spacing w:after="60" w:before="60"/>
+              <w:jc w:val="left"/>
+            </w:pPr>
+            <w:r>
+              <w:rPr>
+                <w:rFonts w:ascii="Arial" w:cs="Arial" w:eastAsia="Arial" w:hAnsi="Arial"/>
+                <w:b/>
+                <w:bCs/>
+                <w:sz w:val="20"/>
+                <w:szCs w:val="20"/>
+              </w:rPr>
+              <w:t xml:space="preserve">Jumlah biaya pelaksanaan</w:t>
+            </w:r>
+          </w:p>
+        </w:tc>
+        <w:tc>
+          <w:tcPr>
+            <w:tcW w:type="dxa" w:w="3931"/>
+            <w:tcBorders>
+              <w:top w:val="single" w:color="000000" w:sz="4"/>
+              <w:left w:val="single" w:color="000000" w:sz="4"/>
+              <w:bottom w:val="single" w:color="000000" w:sz="4"/>
+              <w:right w:val="single" w:color="000000" w:sz="4"/>
+            </w:tcBorders>
+            <w:tcMar>
+              <w:left w:type="dxa" w:w="80"/>
+              <w:right w:type="dxa" w:w="80"/>
+            </w:tcMar>
+            <w:vAlign w:val="center"/>
+          </w:tcPr>
+          <w:p>
+            <w:pPr>
+              <w:spacing w:after="60" w:before="60"/>
+              <w:jc w:val="left"/>
+            </w:pPr>
+          </w:p>
+        </w:tc>
+        <w:tc>
+          <w:tcPr>
+            <w:tcW w:type="dxa" w:w="1850"/>
+            <w:tcBorders>
+              <w:top w:val="single" w:color="000000" w:sz="4"/>
+              <w:left w:val="single" w:color="000000" w:sz="4"/>
+              <w:bottom w:val="single" w:color="000000" w:sz="4"/>
+              <w:right w:val="single" w:color="000000" w:sz="4"/>
+            </w:tcBorders>
+            <w:tcMar>
+              <w:left w:type="dxa" w:w="80"/>
+              <w:right w:type="dxa" w:w="80"/>
+            </w:tcMar>
+            <w:vAlign w:val="center"/>
+          </w:tcPr>
+          <w:p>
+            <w:pPr>
+              <w:spacing w:after="60" w:before="60"/>
+              <w:jc w:val="right"/>
+            </w:pPr>
+            <w:r>
+              <w:rPr>
+                <w:rFonts w:ascii="Arial" w:cs="Arial" w:eastAsia="Arial" w:hAnsi="Arial"/>
+                <w:b/>
+                <w:bCs/>
+                <w:sz w:val="20"/>
+                <w:szCs w:val="20"/>
+              </w:rPr>
+              <w:t xml:space="preserve">65.000.000 – 227.500.000</w:t>
+            </w:r>
+          </w:p>
+        </w:tc>
+      </w:tr>
+      <w:tr>
+        <w:trPr>
+          <w:cantSplit/>
+        </w:trPr>
+        <w:tc>
+          <w:tcPr>
+            <w:tcW w:type="dxa" w:w="500"/>
+            <w:tcBorders>
+              <w:top w:val="single" w:color="000000" w:sz="4"/>
+              <w:left w:val="single" w:color="000000" w:sz="4"/>
+              <w:bottom w:val="single" w:color="000000" w:sz="4"/>
+              <w:right w:val="single" w:color="000000" w:sz="4"/>
+            </w:tcBorders>
+            <w:tcMar>
+              <w:left w:type="dxa" w:w="80"/>
+              <w:right w:type="dxa" w:w="80"/>
+            </w:tcMar>
+            <w:vAlign w:val="center"/>
+          </w:tcPr>
+          <w:p>
+            <w:pPr>
+              <w:spacing w:after="60" w:before="60"/>
+              <w:jc w:val="center"/>
+            </w:pPr>
+          </w:p>
+        </w:tc>
+        <w:tc>
+          <w:tcPr>
+            <w:tcW w:type="dxa" w:w="2800"/>
+            <w:tcBorders>
+              <w:top w:val="single" w:color="000000" w:sz="4"/>
+              <w:left w:val="single" w:color="000000" w:sz="4"/>
+              <w:bottom w:val="single" w:color="000000" w:sz="4"/>
+              <w:right w:val="single" w:color="000000" w:sz="4"/>
+            </w:tcBorders>
+            <w:tcMar>
+              <w:left w:type="dxa" w:w="80"/>
+              <w:right w:type="dxa" w:w="80"/>
+            </w:tcMar>
+            <w:vAlign w:val="center"/>
+          </w:tcPr>
+          <w:p>
+            <w:pPr>
+              <w:spacing w:after="60" w:before="60"/>
+              <w:jc w:val="left"/>
+            </w:pPr>
+            <w:r>
+              <w:rPr>
+                <w:rFonts w:ascii="Arial" w:cs="Arial" w:eastAsia="Arial" w:hAnsi="Arial"/>
+                <w:b w:val="false"/>
+                <w:bCs w:val="false"/>
+                <w:sz w:val="20"/>
+                <w:szCs w:val="20"/>
+              </w:rPr>
+              <w:t xml:space="preserve">PNBP imbalan jasa Kurator 7% dari DPT</w:t>
+            </w:r>
+          </w:p>
+        </w:tc>
+        <w:tc>
+          <w:tcPr>
+            <w:tcW w:type="dxa" w:w="3931"/>
+            <w:tcBorders>
+              <w:top w:val="single" w:color="000000" w:sz="4"/>
+              <w:left w:val="single" w:color="000000" w:sz="4"/>
+              <w:bottom w:val="single" w:color="000000" w:sz="4"/>
+              <w:right w:val="single" w:color="000000" w:sz="4"/>
+            </w:tcBorders>
+            <w:tcMar>
+              <w:left w:type="dxa" w:w="80"/>
+              <w:right w:type="dxa" w:w="80"/>
+            </w:tcMar>
+            <w:vAlign w:val="center"/>
+          </w:tcPr>
+          <w:p>
+            <w:pPr>
+              <w:spacing w:after="60" w:before="60"/>
+              <w:jc w:val="left"/>
+            </w:pPr>
+            <w:r>
+              <w:rPr>
+                <w:rFonts w:ascii="Arial" w:cs="Arial" w:eastAsia="Arial" w:hAnsi="Arial"/>
+                <w:b w:val="false"/>
+                <w:bCs w:val="false"/>
+                <w:sz w:val="20"/>
+                <w:szCs w:val="20"/>
+              </w:rPr>
+              <w:t xml:space="preserve">Penugasan Hakim Pengawas 10 Desember 2025; dikurangi bagian yang telah dipotong tahun 2025</w:t>
+            </w:r>
+          </w:p>
+        </w:tc>
+        <w:tc>
+          <w:tcPr>
+            <w:tcW w:type="dxa" w:w="1850"/>
+            <w:tcBorders>
+              <w:top w:val="single" w:color="000000" w:sz="4"/>
+              <w:left w:val="single" w:color="000000" w:sz="4"/>
+              <w:bottom w:val="single" w:color="000000" w:sz="4"/>
+              <w:right w:val="single" w:color="000000" w:sz="4"/>
+            </w:tcBorders>
+            <w:tcMar>
+              <w:left w:type="dxa" w:w="80"/>
+              <w:right w:type="dxa" w:w="80"/>
+            </w:tcMar>
+            <w:vAlign w:val="center"/>
+          </w:tcPr>
+          <w:p>
+            <w:pPr>
+              <w:spacing w:after="60" w:before="60"/>
+              <w:jc w:val="right"/>
+            </w:pPr>
+            <w:r>
+              <w:rPr>
+                <w:rFonts w:ascii="Arial" w:cs="Arial" w:eastAsia="Arial" w:hAnsi="Arial"/>
+                <w:b w:val="false"/>
+                <w:bCs w:val="false"/>
+                <w:sz w:val="20"/>
+                <w:szCs w:val="20"/>
+              </w:rPr>
+              <w:t xml:space="preserve">± 100.301.019</w:t>
+            </w:r>
+          </w:p>
+        </w:tc>
+      </w:tr>
+    </w:tbl>
+    <w:p>
+      <w:pPr>
+        <w:spacing w:after="0"/>
+      </w:pPr>
+    </w:p>
+    <w:p>
+      <w:pPr>
+        <w:keepLines/>
+        <w:spacing w:after="120" w:line="276"/>
+        <w:ind w:left="453"/>
+        <w:jc w:val="both"/>
+      </w:pPr>
+      <w:r>
+        <w:rPr>
+          <w:rFonts w:ascii="Arial" w:cs="Arial" w:eastAsia="Arial" w:hAnsi="Arial"/>
+          <w:sz w:val="22"/>
+          <w:szCs w:val="22"/>
+        </w:rPr>
+        <w:t xml:space="preserve">Sebagian biaya (juru sita, pengukuran, KJPP) perlu dibayar di muka sebelum ada hasil penjualan. Karena rekening harta pailit saat ini tidak memiliki saldo yang cukup, pembiayaannya dapat ditempuh melalui: (a) meminta calon pembeli menanggung biaya penilaian dan pengukuran sebagai bagian dari syarat penawaran, yang diperhitungkan dalam harga; atau (b) meminta Debitor menyetor biaya pemberesan, sejalan dengan komitmen yang dinyatakannya dalam rapat 14 September 2026.</w:t>
+      </w:r>
+    </w:p>
+    <w:p>
+      <w:pPr>
+        <w:keepNext/>
+        <w:keepLines/>
+        <w:tabs>
+          <w:tab w:val="left" w:pos="453"/>
+        </w:tabs>
+        <w:spacing w:after="100" w:before="120" w:line="276"/>
+        <w:ind w:left="453" w:hanging="453"/>
+      </w:pPr>
+      <w:r>
+        <w:rPr>
+          <w:rFonts w:ascii="Arial" w:cs="Arial" w:eastAsia="Arial" w:hAnsi="Arial"/>
+          <w:b/>
+          <w:bCs/>
+          <w:sz w:val="22"/>
+          <w:szCs w:val="22"/>
+        </w:rPr>
+        <w:t xml:space="preserve">B.	Asumsi perolehan</w:t>
+      </w:r>
+    </w:p>
+    <w:tbl>
+      <w:tblPr>
+        <w:tblW w:type="dxa" w:w="9081"/>
+        <w:tblBorders>
+          <w:top w:val="single" w:color="auto" w:sz="4"/>
+          <w:left w:val="single" w:color="auto" w:sz="4"/>
+          <w:bottom w:val="single" w:color="auto" w:sz="4"/>
+          <w:right w:val="single" w:color="auto" w:sz="4"/>
+          <w:insideH w:val="single" w:color="auto" w:sz="4"/>
+          <w:insideV w:val="single" w:color="auto" w:sz="4"/>
+        </w:tblBorders>
+      </w:tblPr>
+      <w:tblGrid>
+        <w:gridCol w:w="2350"/>
+        <w:gridCol w:w="1350"/>
+        <w:gridCol w:w="1150"/>
+        <w:gridCol w:w="1150"/>
+        <w:gridCol w:w="3081"/>
+      </w:tblGrid>
+      <w:tr>
+        <w:trPr>
+          <w:tblHeader/>
+        </w:trPr>
+        <w:tc>
+          <w:tcPr>
+            <w:tcW w:type="dxa" w:w="2350"/>
+            <w:tcBorders>
+              <w:top w:val="single" w:color="000000" w:sz="4"/>
+              <w:left w:val="single" w:color="000000" w:sz="4"/>
+              <w:bottom w:val="single" w:color="000000" w:sz="4"/>
+              <w:right w:val="single" w:color="000000" w:sz="4"/>
+            </w:tcBorders>
+            <w:shd w:fill="F2F2F2" w:color="auto" w:val="clear"/>
+            <w:tcMar>
+              <w:left w:type="dxa" w:w="80"/>
+              <w:right w:type="dxa" w:w="80"/>
+            </w:tcMar>
+            <w:vAlign w:val="center"/>
+          </w:tcPr>
+          <w:p>
+            <w:pPr>
+              <w:spacing w:after="60" w:before="60"/>
+              <w:jc w:val="center"/>
+            </w:pPr>
+            <w:r>
+              <w:rPr>
+                <w:rFonts w:ascii="Arial" w:cs="Arial" w:eastAsia="Arial" w:hAnsi="Arial"/>
+                <w:b/>
+                <w:bCs/>
+                <w:sz w:val="20"/>
+                <w:szCs w:val="20"/>
+              </w:rPr>
+              <w:t xml:space="preserve">Asumsi</w:t>
+            </w:r>
+          </w:p>
+        </w:tc>
+        <w:tc>
+          <w:tcPr>
+            <w:tcW w:type="dxa" w:w="1350"/>
+            <w:tcBorders>
+              <w:top w:val="single" w:color="000000" w:sz="4"/>
+              <w:left w:val="single" w:color="000000" w:sz="4"/>
+              <w:bottom w:val="single" w:color="000000" w:sz="4"/>
+              <w:right w:val="single" w:color="000000" w:sz="4"/>
+            </w:tcBorders>
+            <w:shd w:fill="F2F2F2" w:color="auto" w:val="clear"/>
+            <w:tcMar>
+              <w:left w:type="dxa" w:w="80"/>
+              <w:right w:type="dxa" w:w="80"/>
+            </w:tcMar>
+            <w:vAlign w:val="center"/>
+          </w:tcPr>
+          <w:p>
+            <w:pPr>
+              <w:spacing w:after="60" w:before="60"/>
+              <w:jc w:val="center"/>
+            </w:pPr>
+            <w:r>
+              <w:rPr>
+                <w:rFonts w:ascii="Arial" w:cs="Arial" w:eastAsia="Arial" w:hAnsi="Arial"/>
+                <w:b/>
+                <w:bCs/>
+                <w:sz w:val="20"/>
+                <w:szCs w:val="20"/>
+              </w:rPr>
+              <w:t xml:space="preserve">Konservatif</w:t>
+            </w:r>
+          </w:p>
+        </w:tc>
+        <w:tc>
+          <w:tcPr>
+            <w:tcW w:type="dxa" w:w="1150"/>
+            <w:tcBorders>
+              <w:top w:val="single" w:color="000000" w:sz="4"/>
+              <w:left w:val="single" w:color="000000" w:sz="4"/>
+              <w:bottom w:val="single" w:color="000000" w:sz="4"/>
+              <w:right w:val="single" w:color="000000" w:sz="4"/>
+            </w:tcBorders>
+            <w:shd w:fill="F2F2F2" w:color="auto" w:val="clear"/>
+            <w:tcMar>
+              <w:left w:type="dxa" w:w="80"/>
+              <w:right w:type="dxa" w:w="80"/>
+            </w:tcMar>
+            <w:vAlign w:val="center"/>
+          </w:tcPr>
+          <w:p>
+            <w:pPr>
+              <w:spacing w:after="60" w:before="60"/>
+              <w:jc w:val="center"/>
+            </w:pPr>
+            <w:r>
+              <w:rPr>
+                <w:rFonts w:ascii="Arial" w:cs="Arial" w:eastAsia="Arial" w:hAnsi="Arial"/>
+                <w:b/>
+                <w:bCs/>
+                <w:sz w:val="20"/>
+                <w:szCs w:val="20"/>
+              </w:rPr>
+              <w:t xml:space="preserve">Moderat</w:t>
+            </w:r>
+          </w:p>
+        </w:tc>
+        <w:tc>
+          <w:tcPr>
+            <w:tcW w:type="dxa" w:w="1150"/>
+            <w:tcBorders>
+              <w:top w:val="single" w:color="000000" w:sz="4"/>
+              <w:left w:val="single" w:color="000000" w:sz="4"/>
+              <w:bottom w:val="single" w:color="000000" w:sz="4"/>
+              <w:right w:val="single" w:color="000000" w:sz="4"/>
+            </w:tcBorders>
+            <w:shd w:fill="F2F2F2" w:color="auto" w:val="clear"/>
+            <w:tcMar>
+              <w:left w:type="dxa" w:w="80"/>
+              <w:right w:type="dxa" w:w="80"/>
+            </w:tcMar>
+            <w:vAlign w:val="center"/>
+          </w:tcPr>
+          <w:p>
+            <w:pPr>
+              <w:spacing w:after="60" w:before="60"/>
+              <w:jc w:val="center"/>
+            </w:pPr>
+            <w:r>
+              <w:rPr>
+                <w:rFonts w:ascii="Arial" w:cs="Arial" w:eastAsia="Arial" w:hAnsi="Arial"/>
+                <w:b/>
+                <w:bCs/>
+                <w:sz w:val="20"/>
+                <w:szCs w:val="20"/>
+              </w:rPr>
+              <w:t xml:space="preserve">Optimis</w:t>
+            </w:r>
+          </w:p>
+        </w:tc>
+        <w:tc>
+          <w:tcPr>
+            <w:tcW w:type="dxa" w:w="3081"/>
+            <w:tcBorders>
+              <w:top w:val="single" w:color="000000" w:sz="4"/>
+              <w:left w:val="single" w:color="000000" w:sz="4"/>
+              <w:bottom w:val="single" w:color="000000" w:sz="4"/>
+              <w:right w:val="single" w:color="000000" w:sz="4"/>
+            </w:tcBorders>
+            <w:shd w:fill="F2F2F2" w:color="auto" w:val="clear"/>
+            <w:tcMar>
+              <w:left w:type="dxa" w:w="80"/>
+              <w:right w:type="dxa" w:w="80"/>
+            </w:tcMar>
+            <w:vAlign w:val="center"/>
+          </w:tcPr>
+          <w:p>
+            <w:pPr>
+              <w:spacing w:after="60" w:before="60"/>
+              <w:jc w:val="center"/>
+            </w:pPr>
+            <w:r>
+              <w:rPr>
+                <w:rFonts w:ascii="Arial" w:cs="Arial" w:eastAsia="Arial" w:hAnsi="Arial"/>
+                <w:b/>
+                <w:bCs/>
+                <w:sz w:val="20"/>
+                <w:szCs w:val="20"/>
+              </w:rPr>
+              <w:t xml:space="preserve">Keterangan</w:t>
+            </w:r>
+          </w:p>
+        </w:tc>
+      </w:tr>
+      <w:tr>
+        <w:trPr>
+          <w:cantSplit/>
+        </w:trPr>
+        <w:tc>
+          <w:tcPr>
+            <w:tcW w:type="dxa" w:w="2350"/>
+            <w:tcBorders>
+              <w:top w:val="single" w:color="000000" w:sz="4"/>
+              <w:left w:val="single" w:color="000000" w:sz="4"/>
+              <w:bottom w:val="single" w:color="000000" w:sz="4"/>
+              <w:right w:val="single" w:color="000000" w:sz="4"/>
+            </w:tcBorders>
+            <w:tcMar>
+              <w:left w:type="dxa" w:w="80"/>
+              <w:right w:type="dxa" w:w="80"/>
+            </w:tcMar>
+            <w:vAlign w:val="center"/>
+          </w:tcPr>
+          <w:p>
+            <w:pPr>
+              <w:spacing w:after="60" w:before="60"/>
+              <w:jc w:val="left"/>
+            </w:pPr>
+            <w:r>
+              <w:rPr>
+                <w:rFonts w:ascii="Arial" w:cs="Arial" w:eastAsia="Arial" w:hAnsi="Arial"/>
+                <w:b w:val="false"/>
+                <w:bCs w:val="false"/>
+                <w:sz w:val="20"/>
+                <w:szCs w:val="20"/>
+              </w:rPr>
+              <w:t xml:space="preserve">Luas tertanam efektif</w:t>
+            </w:r>
+          </w:p>
+        </w:tc>
+        <w:tc>
+          <w:tcPr>
+            <w:tcW w:type="dxa" w:w="1350"/>
+            <w:tcBorders>
+              <w:top w:val="single" w:color="000000" w:sz="4"/>
+              <w:left w:val="single" w:color="000000" w:sz="4"/>
+              <w:bottom w:val="single" w:color="000000" w:sz="4"/>
+              <w:right w:val="single" w:color="000000" w:sz="4"/>
+            </w:tcBorders>
+            <w:tcMar>
+              <w:left w:type="dxa" w:w="80"/>
+              <w:right w:type="dxa" w:w="80"/>
+            </w:tcMar>
+            <w:vAlign w:val="center"/>
+          </w:tcPr>
+          <w:p>
+            <w:pPr>
+              <w:spacing w:after="60" w:before="60"/>
+              <w:jc w:val="center"/>
+            </w:pPr>
+            <w:r>
+              <w:rPr>
+                <w:rFonts w:ascii="Arial" w:cs="Arial" w:eastAsia="Arial" w:hAnsi="Arial"/>
+                <w:b w:val="false"/>
+                <w:bCs w:val="false"/>
+                <w:sz w:val="20"/>
+                <w:szCs w:val="20"/>
+              </w:rPr>
+              <w:t xml:space="preserve">250 Ha</w:t>
+            </w:r>
+          </w:p>
+        </w:tc>
+        <w:tc>
+          <w:tcPr>
+            <w:tcW w:type="dxa" w:w="1150"/>
+            <w:tcBorders>
+              <w:top w:val="single" w:color="000000" w:sz="4"/>
+              <w:left w:val="single" w:color="000000" w:sz="4"/>
+              <w:bottom w:val="single" w:color="000000" w:sz="4"/>
+              <w:right w:val="single" w:color="000000" w:sz="4"/>
+            </w:tcBorders>
+            <w:tcMar>
+              <w:left w:type="dxa" w:w="80"/>
+              <w:right w:type="dxa" w:w="80"/>
+            </w:tcMar>
+            <w:vAlign w:val="center"/>
+          </w:tcPr>
+          <w:p>
+            <w:pPr>
+              <w:spacing w:after="60" w:before="60"/>
+              <w:jc w:val="center"/>
+            </w:pPr>
+            <w:r>
+              <w:rPr>
+                <w:rFonts w:ascii="Arial" w:cs="Arial" w:eastAsia="Arial" w:hAnsi="Arial"/>
+                <w:b w:val="false"/>
+                <w:bCs w:val="false"/>
+                <w:sz w:val="20"/>
+                <w:szCs w:val="20"/>
+              </w:rPr>
+              <w:t xml:space="preserve">300 Ha</w:t>
+            </w:r>
+          </w:p>
+        </w:tc>
+        <w:tc>
+          <w:tcPr>
+            <w:tcW w:type="dxa" w:w="1150"/>
+            <w:tcBorders>
+              <w:top w:val="single" w:color="000000" w:sz="4"/>
+              <w:left w:val="single" w:color="000000" w:sz="4"/>
+              <w:bottom w:val="single" w:color="000000" w:sz="4"/>
+              <w:right w:val="single" w:color="000000" w:sz="4"/>
+            </w:tcBorders>
+            <w:tcMar>
+              <w:left w:type="dxa" w:w="80"/>
+              <w:right w:type="dxa" w:w="80"/>
+            </w:tcMar>
+            <w:vAlign w:val="center"/>
+          </w:tcPr>
+          <w:p>
+            <w:pPr>
+              <w:spacing w:after="60" w:before="60"/>
+              <w:jc w:val="center"/>
+            </w:pPr>
+            <w:r>
+              <w:rPr>
+                <w:rFonts w:ascii="Arial" w:cs="Arial" w:eastAsia="Arial" w:hAnsi="Arial"/>
+                <w:b w:val="false"/>
+                <w:bCs w:val="false"/>
+                <w:sz w:val="20"/>
+                <w:szCs w:val="20"/>
+              </w:rPr>
+              <w:t xml:space="preserve">338 Ha</w:t>
+            </w:r>
+          </w:p>
+        </w:tc>
+        <w:tc>
+          <w:tcPr>
+            <w:tcW w:type="dxa" w:w="3081"/>
+            <w:tcBorders>
+              <w:top w:val="single" w:color="000000" w:sz="4"/>
+              <w:left w:val="single" w:color="000000" w:sz="4"/>
+              <w:bottom w:val="single" w:color="000000" w:sz="4"/>
+              <w:right w:val="single" w:color="000000" w:sz="4"/>
+            </w:tcBorders>
+            <w:tcMar>
+              <w:left w:type="dxa" w:w="80"/>
+              <w:right w:type="dxa" w:w="80"/>
+            </w:tcMar>
+            <w:vAlign w:val="center"/>
+          </w:tcPr>
+          <w:p>
+            <w:pPr>
+              <w:spacing w:after="60" w:before="60"/>
+              <w:jc w:val="left"/>
+            </w:pPr>
+            <w:r>
+              <w:rPr>
+                <w:rFonts w:ascii="Arial" w:cs="Arial" w:eastAsia="Arial" w:hAnsi="Arial"/>
+                <w:b w:val="false"/>
+                <w:bCs w:val="false"/>
+                <w:sz w:val="20"/>
+                <w:szCs w:val="20"/>
+              </w:rPr>
+              <w:t xml:space="preserve">Dari 338,7463 Ha; dikurangi emplasemen, jalan, dan areal kosong</w:t>
+            </w:r>
+          </w:p>
+        </w:tc>
+      </w:tr>
+      <w:tr>
+        <w:trPr>
+          <w:cantSplit/>
+        </w:trPr>
+        <w:tc>
+          <w:tcPr>
+            <w:tcW w:type="dxa" w:w="2350"/>
+            <w:tcBorders>
+              <w:top w:val="single" w:color="000000" w:sz="4"/>
+              <w:left w:val="single" w:color="000000" w:sz="4"/>
+              <w:bottom w:val="single" w:color="000000" w:sz="4"/>
+              <w:right w:val="single" w:color="000000" w:sz="4"/>
+            </w:tcBorders>
+            <w:tcMar>
+              <w:left w:type="dxa" w:w="80"/>
+              <w:right w:type="dxa" w:w="80"/>
+            </w:tcMar>
+            <w:vAlign w:val="center"/>
+          </w:tcPr>
+          <w:p>
+            <w:pPr>
+              <w:spacing w:after="60" w:before="60"/>
+              <w:jc w:val="left"/>
+            </w:pPr>
+            <w:r>
+              <w:rPr>
+                <w:rFonts w:ascii="Arial" w:cs="Arial" w:eastAsia="Arial" w:hAnsi="Arial"/>
+                <w:b w:val="false"/>
+                <w:bCs w:val="false"/>
+                <w:sz w:val="20"/>
+                <w:szCs w:val="20"/>
+              </w:rPr>
+              <w:t xml:space="preserve">Nilai ganti rugi tanaman per Ha</w:t>
+            </w:r>
+          </w:p>
+        </w:tc>
+        <w:tc>
+          <w:tcPr>
+            <w:tcW w:type="dxa" w:w="1350"/>
+            <w:tcBorders>
+              <w:top w:val="single" w:color="000000" w:sz="4"/>
+              <w:left w:val="single" w:color="000000" w:sz="4"/>
+              <w:bottom w:val="single" w:color="000000" w:sz="4"/>
+              <w:right w:val="single" w:color="000000" w:sz="4"/>
+            </w:tcBorders>
+            <w:tcMar>
+              <w:left w:type="dxa" w:w="80"/>
+              <w:right w:type="dxa" w:w="80"/>
+            </w:tcMar>
+            <w:vAlign w:val="center"/>
+          </w:tcPr>
+          <w:p>
+            <w:pPr>
+              <w:spacing w:after="60" w:before="60"/>
+              <w:jc w:val="center"/>
+            </w:pPr>
+            <w:r>
+              <w:rPr>
+                <w:rFonts w:ascii="Arial" w:cs="Arial" w:eastAsia="Arial" w:hAnsi="Arial"/>
+                <w:b w:val="false"/>
+                <w:bCs w:val="false"/>
+                <w:sz w:val="20"/>
+                <w:szCs w:val="20"/>
+              </w:rPr>
+              <w:t xml:space="preserve">Rp5 juta</w:t>
+            </w:r>
+          </w:p>
+        </w:tc>
+        <w:tc>
+          <w:tcPr>
+            <w:tcW w:type="dxa" w:w="1150"/>
+            <w:tcBorders>
+              <w:top w:val="single" w:color="000000" w:sz="4"/>
+              <w:left w:val="single" w:color="000000" w:sz="4"/>
+              <w:bottom w:val="single" w:color="000000" w:sz="4"/>
+              <w:right w:val="single" w:color="000000" w:sz="4"/>
+            </w:tcBorders>
+            <w:tcMar>
+              <w:left w:type="dxa" w:w="80"/>
+              <w:right w:type="dxa" w:w="80"/>
+            </w:tcMar>
+            <w:vAlign w:val="center"/>
+          </w:tcPr>
+          <w:p>
+            <w:pPr>
+              <w:spacing w:after="60" w:before="60"/>
+              <w:jc w:val="center"/>
+            </w:pPr>
+            <w:r>
+              <w:rPr>
+                <w:rFonts w:ascii="Arial" w:cs="Arial" w:eastAsia="Arial" w:hAnsi="Arial"/>
+                <w:b w:val="false"/>
+                <w:bCs w:val="false"/>
+                <w:sz w:val="20"/>
+                <w:szCs w:val="20"/>
+              </w:rPr>
+              <w:t xml:space="preserve">Rp15 juta</w:t>
+            </w:r>
+          </w:p>
+        </w:tc>
+        <w:tc>
+          <w:tcPr>
+            <w:tcW w:type="dxa" w:w="1150"/>
+            <w:tcBorders>
+              <w:top w:val="single" w:color="000000" w:sz="4"/>
+              <w:left w:val="single" w:color="000000" w:sz="4"/>
+              <w:bottom w:val="single" w:color="000000" w:sz="4"/>
+              <w:right w:val="single" w:color="000000" w:sz="4"/>
+            </w:tcBorders>
+            <w:tcMar>
+              <w:left w:type="dxa" w:w="80"/>
+              <w:right w:type="dxa" w:w="80"/>
+            </w:tcMar>
+            <w:vAlign w:val="center"/>
+          </w:tcPr>
+          <w:p>
+            <w:pPr>
+              <w:spacing w:after="60" w:before="60"/>
+              <w:jc w:val="center"/>
+            </w:pPr>
+            <w:r>
+              <w:rPr>
+                <w:rFonts w:ascii="Arial" w:cs="Arial" w:eastAsia="Arial" w:hAnsi="Arial"/>
+                <w:b w:val="false"/>
+                <w:bCs w:val="false"/>
+                <w:sz w:val="20"/>
+                <w:szCs w:val="20"/>
+              </w:rPr>
+              <w:t xml:space="preserve">Rp40 juta</w:t>
+            </w:r>
+          </w:p>
+        </w:tc>
+        <w:tc>
+          <w:tcPr>
+            <w:tcW w:type="dxa" w:w="3081"/>
+            <w:tcBorders>
+              <w:top w:val="single" w:color="000000" w:sz="4"/>
+              <w:left w:val="single" w:color="000000" w:sz="4"/>
+              <w:bottom w:val="single" w:color="000000" w:sz="4"/>
+              <w:right w:val="single" w:color="000000" w:sz="4"/>
+            </w:tcBorders>
+            <w:tcMar>
+              <w:left w:type="dxa" w:w="80"/>
+              <w:right w:type="dxa" w:w="80"/>
+            </w:tcMar>
+            <w:vAlign w:val="center"/>
+          </w:tcPr>
+          <w:p>
+            <w:pPr>
+              <w:spacing w:after="60" w:before="60"/>
+              <w:jc w:val="left"/>
+            </w:pPr>
+            <w:r>
+              <w:rPr>
+                <w:rFonts w:ascii="Arial" w:cs="Arial" w:eastAsia="Arial" w:hAnsi="Arial"/>
+                <w:b w:val="false"/>
+                <w:bCs w:val="false"/>
+                <w:sz w:val="20"/>
+                <w:szCs w:val="20"/>
+              </w:rPr>
+              <w:t xml:space="preserve">Rendah bila tanaman asal tahun 1990-an (lewat umur ekonomis ± 25 tahun); tinggi bila telah diremajakan</w:t>
+            </w:r>
+          </w:p>
+        </w:tc>
+      </w:tr>
+      <w:tr>
+        <w:trPr>
+          <w:cantSplit/>
+        </w:trPr>
+        <w:tc>
+          <w:tcPr>
+            <w:tcW w:type="dxa" w:w="2350"/>
+            <w:tcBorders>
+              <w:top w:val="single" w:color="000000" w:sz="4"/>
+              <w:left w:val="single" w:color="000000" w:sz="4"/>
+              <w:bottom w:val="single" w:color="000000" w:sz="4"/>
+              <w:right w:val="single" w:color="000000" w:sz="4"/>
+            </w:tcBorders>
+            <w:tcMar>
+              <w:left w:type="dxa" w:w="80"/>
+              <w:right w:type="dxa" w:w="80"/>
+            </w:tcMar>
+            <w:vAlign w:val="center"/>
+          </w:tcPr>
+          <w:p>
+            <w:pPr>
+              <w:spacing w:after="60" w:before="60"/>
+              <w:jc w:val="left"/>
+            </w:pPr>
+            <w:r>
+              <w:rPr>
+                <w:rFonts w:ascii="Arial" w:cs="Arial" w:eastAsia="Arial" w:hAnsi="Arial"/>
+                <w:b w:val="false"/>
+                <w:bCs w:val="false"/>
+                <w:sz w:val="20"/>
+                <w:szCs w:val="20"/>
+              </w:rPr>
+              <w:t xml:space="preserve">Bangunan dan benda</w:t>
+            </w:r>
+          </w:p>
+        </w:tc>
+        <w:tc>
+          <w:tcPr>
+            <w:tcW w:type="dxa" w:w="1350"/>
+            <w:tcBorders>
+              <w:top w:val="single" w:color="000000" w:sz="4"/>
+              <w:left w:val="single" w:color="000000" w:sz="4"/>
+              <w:bottom w:val="single" w:color="000000" w:sz="4"/>
+              <w:right w:val="single" w:color="000000" w:sz="4"/>
+            </w:tcBorders>
+            <w:tcMar>
+              <w:left w:type="dxa" w:w="80"/>
+              <w:right w:type="dxa" w:w="80"/>
+            </w:tcMar>
+            <w:vAlign w:val="center"/>
+          </w:tcPr>
+          <w:p>
+            <w:pPr>
+              <w:spacing w:after="60" w:before="60"/>
+              <w:jc w:val="center"/>
+            </w:pPr>
+            <w:r>
+              <w:rPr>
+                <w:rFonts w:ascii="Arial" w:cs="Arial" w:eastAsia="Arial" w:hAnsi="Arial"/>
+                <w:b w:val="false"/>
+                <w:bCs w:val="false"/>
+                <w:sz w:val="20"/>
+                <w:szCs w:val="20"/>
+              </w:rPr>
+              <w:t xml:space="preserve">Rp100 juta</w:t>
+            </w:r>
+          </w:p>
+        </w:tc>
+        <w:tc>
+          <w:tcPr>
+            <w:tcW w:type="dxa" w:w="1150"/>
+            <w:tcBorders>
+              <w:top w:val="single" w:color="000000" w:sz="4"/>
+              <w:left w:val="single" w:color="000000" w:sz="4"/>
+              <w:bottom w:val="single" w:color="000000" w:sz="4"/>
+              <w:right w:val="single" w:color="000000" w:sz="4"/>
+            </w:tcBorders>
+            <w:tcMar>
+              <w:left w:type="dxa" w:w="80"/>
+              <w:right w:type="dxa" w:w="80"/>
+            </w:tcMar>
+            <w:vAlign w:val="center"/>
+          </w:tcPr>
+          <w:p>
+            <w:pPr>
+              <w:spacing w:after="60" w:before="60"/>
+              <w:jc w:val="center"/>
+            </w:pPr>
+            <w:r>
+              <w:rPr>
+                <w:rFonts w:ascii="Arial" w:cs="Arial" w:eastAsia="Arial" w:hAnsi="Arial"/>
+                <w:b w:val="false"/>
+                <w:bCs w:val="false"/>
+                <w:sz w:val="20"/>
+                <w:szCs w:val="20"/>
+              </w:rPr>
+              <w:t xml:space="preserve">Rp300 juta</w:t>
+            </w:r>
+          </w:p>
+        </w:tc>
+        <w:tc>
+          <w:tcPr>
+            <w:tcW w:type="dxa" w:w="1150"/>
+            <w:tcBorders>
+              <w:top w:val="single" w:color="000000" w:sz="4"/>
+              <w:left w:val="single" w:color="000000" w:sz="4"/>
+              <w:bottom w:val="single" w:color="000000" w:sz="4"/>
+              <w:right w:val="single" w:color="000000" w:sz="4"/>
+            </w:tcBorders>
+            <w:tcMar>
+              <w:left w:type="dxa" w:w="80"/>
+              <w:right w:type="dxa" w:w="80"/>
+            </w:tcMar>
+            <w:vAlign w:val="center"/>
+          </w:tcPr>
+          <w:p>
+            <w:pPr>
+              <w:spacing w:after="60" w:before="60"/>
+              <w:jc w:val="center"/>
+            </w:pPr>
+            <w:r>
+              <w:rPr>
+                <w:rFonts w:ascii="Arial" w:cs="Arial" w:eastAsia="Arial" w:hAnsi="Arial"/>
+                <w:b w:val="false"/>
+                <w:bCs w:val="false"/>
+                <w:sz w:val="20"/>
+                <w:szCs w:val="20"/>
+              </w:rPr>
+              <w:t xml:space="preserve">Rp500 juta</w:t>
+            </w:r>
+          </w:p>
+        </w:tc>
+        <w:tc>
+          <w:tcPr>
+            <w:tcW w:type="dxa" w:w="3081"/>
+            <w:tcBorders>
+              <w:top w:val="single" w:color="000000" w:sz="4"/>
+              <w:left w:val="single" w:color="000000" w:sz="4"/>
+              <w:bottom w:val="single" w:color="000000" w:sz="4"/>
+              <w:right w:val="single" w:color="000000" w:sz="4"/>
+            </w:tcBorders>
+            <w:tcMar>
+              <w:left w:type="dxa" w:w="80"/>
+              <w:right w:type="dxa" w:w="80"/>
+            </w:tcMar>
+            <w:vAlign w:val="center"/>
+          </w:tcPr>
+          <w:p>
+            <w:pPr>
+              <w:spacing w:after="60" w:before="60"/>
+              <w:jc w:val="left"/>
+            </w:pPr>
+            <w:r>
+              <w:rPr>
+                <w:rFonts w:ascii="Arial" w:cs="Arial" w:eastAsia="Arial" w:hAnsi="Arial"/>
+                <w:b w:val="false"/>
+                <w:bCs w:val="false"/>
+                <w:sz w:val="20"/>
+                <w:szCs w:val="20"/>
+              </w:rPr>
+              <w:t xml:space="preserve">Menunggu inventarisasi</w:t>
+            </w:r>
+          </w:p>
+        </w:tc>
+      </w:tr>
+      <w:tr>
+        <w:trPr>
+          <w:cantSplit/>
+        </w:trPr>
+        <w:tc>
+          <w:tcPr>
+            <w:tcW w:type="dxa" w:w="2350"/>
+            <w:tcBorders>
+              <w:top w:val="single" w:color="000000" w:sz="4"/>
+              <w:left w:val="single" w:color="000000" w:sz="4"/>
+              <w:bottom w:val="single" w:color="000000" w:sz="4"/>
+              <w:right w:val="single" w:color="000000" w:sz="4"/>
+            </w:tcBorders>
+            <w:tcMar>
+              <w:left w:type="dxa" w:w="80"/>
+              <w:right w:type="dxa" w:w="80"/>
+            </w:tcMar>
+            <w:vAlign w:val="center"/>
+          </w:tcPr>
+          <w:p>
+            <w:pPr>
+              <w:spacing w:after="60" w:before="60"/>
+              <w:jc w:val="left"/>
+            </w:pPr>
+            <w:r>
+              <w:rPr>
+                <w:rFonts w:ascii="Arial" w:cs="Arial" w:eastAsia="Arial" w:hAnsi="Arial"/>
+                <w:b w:val="false"/>
+                <w:bCs w:val="false"/>
+                <w:sz w:val="20"/>
+                <w:szCs w:val="20"/>
+              </w:rPr>
+              <w:t xml:space="preserve">Potongan kondisi apa adanya dan risiko</w:t>
+            </w:r>
+          </w:p>
+        </w:tc>
+        <w:tc>
+          <w:tcPr>
+            <w:tcW w:type="dxa" w:w="1350"/>
+            <w:tcBorders>
+              <w:top w:val="single" w:color="000000" w:sz="4"/>
+              <w:left w:val="single" w:color="000000" w:sz="4"/>
+              <w:bottom w:val="single" w:color="000000" w:sz="4"/>
+              <w:right w:val="single" w:color="000000" w:sz="4"/>
+            </w:tcBorders>
+            <w:tcMar>
+              <w:left w:type="dxa" w:w="80"/>
+              <w:right w:type="dxa" w:w="80"/>
+            </w:tcMar>
+            <w:vAlign w:val="center"/>
+          </w:tcPr>
+          <w:p>
+            <w:pPr>
+              <w:spacing w:after="60" w:before="60"/>
+              <w:jc w:val="center"/>
+            </w:pPr>
+            <w:r>
+              <w:rPr>
+                <w:rFonts w:ascii="Arial" w:cs="Arial" w:eastAsia="Arial" w:hAnsi="Arial"/>
+                <w:b w:val="false"/>
+                <w:bCs w:val="false"/>
+                <w:sz w:val="20"/>
+                <w:szCs w:val="20"/>
+              </w:rPr>
+              <w:t xml:space="preserve">40%</w:t>
+            </w:r>
+          </w:p>
+        </w:tc>
+        <w:tc>
+          <w:tcPr>
+            <w:tcW w:type="dxa" w:w="1150"/>
+            <w:tcBorders>
+              <w:top w:val="single" w:color="000000" w:sz="4"/>
+              <w:left w:val="single" w:color="000000" w:sz="4"/>
+              <w:bottom w:val="single" w:color="000000" w:sz="4"/>
+              <w:right w:val="single" w:color="000000" w:sz="4"/>
+            </w:tcBorders>
+            <w:tcMar>
+              <w:left w:type="dxa" w:w="80"/>
+              <w:right w:type="dxa" w:w="80"/>
+            </w:tcMar>
+            <w:vAlign w:val="center"/>
+          </w:tcPr>
+          <w:p>
+            <w:pPr>
+              <w:spacing w:after="60" w:before="60"/>
+              <w:jc w:val="center"/>
+            </w:pPr>
+            <w:r>
+              <w:rPr>
+                <w:rFonts w:ascii="Arial" w:cs="Arial" w:eastAsia="Arial" w:hAnsi="Arial"/>
+                <w:b w:val="false"/>
+                <w:bCs w:val="false"/>
+                <w:sz w:val="20"/>
+                <w:szCs w:val="20"/>
+              </w:rPr>
+              <w:t xml:space="preserve">30%</w:t>
+            </w:r>
+          </w:p>
+        </w:tc>
+        <w:tc>
+          <w:tcPr>
+            <w:tcW w:type="dxa" w:w="1150"/>
+            <w:tcBorders>
+              <w:top w:val="single" w:color="000000" w:sz="4"/>
+              <w:left w:val="single" w:color="000000" w:sz="4"/>
+              <w:bottom w:val="single" w:color="000000" w:sz="4"/>
+              <w:right w:val="single" w:color="000000" w:sz="4"/>
+            </w:tcBorders>
+            <w:tcMar>
+              <w:left w:type="dxa" w:w="80"/>
+              <w:right w:type="dxa" w:w="80"/>
+            </w:tcMar>
+            <w:vAlign w:val="center"/>
+          </w:tcPr>
+          <w:p>
+            <w:pPr>
+              <w:spacing w:after="60" w:before="60"/>
+              <w:jc w:val="center"/>
+            </w:pPr>
+            <w:r>
+              <w:rPr>
+                <w:rFonts w:ascii="Arial" w:cs="Arial" w:eastAsia="Arial" w:hAnsi="Arial"/>
+                <w:b w:val="false"/>
+                <w:bCs w:val="false"/>
+                <w:sz w:val="20"/>
+                <w:szCs w:val="20"/>
+              </w:rPr>
+              <w:t xml:space="preserve">20%</w:t>
+            </w:r>
+          </w:p>
+        </w:tc>
+        <w:tc>
+          <w:tcPr>
+            <w:tcW w:type="dxa" w:w="3081"/>
+            <w:tcBorders>
+              <w:top w:val="single" w:color="000000" w:sz="4"/>
+              <w:left w:val="single" w:color="000000" w:sz="4"/>
+              <w:bottom w:val="single" w:color="000000" w:sz="4"/>
+              <w:right w:val="single" w:color="000000" w:sz="4"/>
+            </w:tcBorders>
+            <w:tcMar>
+              <w:left w:type="dxa" w:w="80"/>
+              <w:right w:type="dxa" w:w="80"/>
+            </w:tcMar>
+            <w:vAlign w:val="center"/>
+          </w:tcPr>
+          <w:p>
+            <w:pPr>
+              <w:spacing w:after="60" w:before="60"/>
+              <w:jc w:val="left"/>
+            </w:pPr>
+            <w:r>
+              <w:rPr>
+                <w:rFonts w:ascii="Arial" w:cs="Arial" w:eastAsia="Arial" w:hAnsi="Arial"/>
+                <w:b w:val="false"/>
+                <w:bCs w:val="false"/>
+                <w:sz w:val="20"/>
+                <w:szCs w:val="20"/>
+              </w:rPr>
+              <w:t xml:space="preserve">Risiko sikap BPN, penguasaan fisik, dan pembongkaran</w:t>
+            </w:r>
+          </w:p>
+        </w:tc>
+      </w:tr>
+      <w:tr>
+        <w:trPr>
+          <w:cantSplit/>
+        </w:trPr>
+        <w:tc>
+          <w:tcPr>
+            <w:tcW w:type="dxa" w:w="2350"/>
+            <w:tcBorders>
+              <w:top w:val="single" w:color="000000" w:sz="4"/>
+              <w:left w:val="single" w:color="000000" w:sz="4"/>
+              <w:bottom w:val="single" w:color="000000" w:sz="4"/>
+              <w:right w:val="single" w:color="000000" w:sz="4"/>
+            </w:tcBorders>
+            <w:tcMar>
+              <w:left w:type="dxa" w:w="80"/>
+              <w:right w:type="dxa" w:w="80"/>
+            </w:tcMar>
+            <w:vAlign w:val="center"/>
+          </w:tcPr>
+          <w:p>
+            <w:pPr>
+              <w:spacing w:after="60" w:before="60"/>
+              <w:jc w:val="left"/>
+            </w:pPr>
+            <w:r>
+              <w:rPr>
+                <w:rFonts w:ascii="Arial" w:cs="Arial" w:eastAsia="Arial" w:hAnsi="Arial"/>
+                <w:b w:val="false"/>
+                <w:bCs w:val="false"/>
+                <w:sz w:val="20"/>
+                <w:szCs w:val="20"/>
+              </w:rPr>
+              <w:t xml:space="preserve">Nilai kontrak panen per Ha per tahun</w:t>
+            </w:r>
+          </w:p>
+        </w:tc>
+        <w:tc>
+          <w:tcPr>
+            <w:tcW w:type="dxa" w:w="1350"/>
+            <w:tcBorders>
+              <w:top w:val="single" w:color="000000" w:sz="4"/>
+              <w:left w:val="single" w:color="000000" w:sz="4"/>
+              <w:bottom w:val="single" w:color="000000" w:sz="4"/>
+              <w:right w:val="single" w:color="000000" w:sz="4"/>
+            </w:tcBorders>
+            <w:tcMar>
+              <w:left w:type="dxa" w:w="80"/>
+              <w:right w:type="dxa" w:w="80"/>
+            </w:tcMar>
+            <w:vAlign w:val="center"/>
+          </w:tcPr>
+          <w:p>
+            <w:pPr>
+              <w:spacing w:after="60" w:before="60"/>
+              <w:jc w:val="center"/>
+            </w:pPr>
+            <w:r>
+              <w:rPr>
+                <w:rFonts w:ascii="Arial" w:cs="Arial" w:eastAsia="Arial" w:hAnsi="Arial"/>
+                <w:b w:val="false"/>
+                <w:bCs w:val="false"/>
+                <w:sz w:val="20"/>
+                <w:szCs w:val="20"/>
+              </w:rPr>
+              <w:t xml:space="preserve">Rp1 juta</w:t>
+            </w:r>
+          </w:p>
+        </w:tc>
+        <w:tc>
+          <w:tcPr>
+            <w:tcW w:type="dxa" w:w="1150"/>
+            <w:tcBorders>
+              <w:top w:val="single" w:color="000000" w:sz="4"/>
+              <w:left w:val="single" w:color="000000" w:sz="4"/>
+              <w:bottom w:val="single" w:color="000000" w:sz="4"/>
+              <w:right w:val="single" w:color="000000" w:sz="4"/>
+            </w:tcBorders>
+            <w:tcMar>
+              <w:left w:type="dxa" w:w="80"/>
+              <w:right w:type="dxa" w:w="80"/>
+            </w:tcMar>
+            <w:vAlign w:val="center"/>
+          </w:tcPr>
+          <w:p>
+            <w:pPr>
+              <w:spacing w:after="60" w:before="60"/>
+              <w:jc w:val="center"/>
+            </w:pPr>
+            <w:r>
+              <w:rPr>
+                <w:rFonts w:ascii="Arial" w:cs="Arial" w:eastAsia="Arial" w:hAnsi="Arial"/>
+                <w:b w:val="false"/>
+                <w:bCs w:val="false"/>
+                <w:sz w:val="20"/>
+                <w:szCs w:val="20"/>
+              </w:rPr>
+              <w:t xml:space="preserve">Rp2 juta</w:t>
+            </w:r>
+          </w:p>
+        </w:tc>
+        <w:tc>
+          <w:tcPr>
+            <w:tcW w:type="dxa" w:w="1150"/>
+            <w:tcBorders>
+              <w:top w:val="single" w:color="000000" w:sz="4"/>
+              <w:left w:val="single" w:color="000000" w:sz="4"/>
+              <w:bottom w:val="single" w:color="000000" w:sz="4"/>
+              <w:right w:val="single" w:color="000000" w:sz="4"/>
+            </w:tcBorders>
+            <w:tcMar>
+              <w:left w:type="dxa" w:w="80"/>
+              <w:right w:type="dxa" w:w="80"/>
+            </w:tcMar>
+            <w:vAlign w:val="center"/>
+          </w:tcPr>
+          <w:p>
+            <w:pPr>
+              <w:spacing w:after="60" w:before="60"/>
+              <w:jc w:val="center"/>
+            </w:pPr>
+            <w:r>
+              <w:rPr>
+                <w:rFonts w:ascii="Arial" w:cs="Arial" w:eastAsia="Arial" w:hAnsi="Arial"/>
+                <w:b w:val="false"/>
+                <w:bCs w:val="false"/>
+                <w:sz w:val="20"/>
+                <w:szCs w:val="20"/>
+              </w:rPr>
+              <w:t xml:space="preserve">Rp3 juta</w:t>
+            </w:r>
+          </w:p>
+        </w:tc>
+        <w:tc>
+          <w:tcPr>
+            <w:tcW w:type="dxa" w:w="3081"/>
+            <w:tcBorders>
+              <w:top w:val="single" w:color="000000" w:sz="4"/>
+              <w:left w:val="single" w:color="000000" w:sz="4"/>
+              <w:bottom w:val="single" w:color="000000" w:sz="4"/>
+              <w:right w:val="single" w:color="000000" w:sz="4"/>
+            </w:tcBorders>
+            <w:tcMar>
+              <w:left w:type="dxa" w:w="80"/>
+              <w:right w:type="dxa" w:w="80"/>
+            </w:tcMar>
+            <w:vAlign w:val="center"/>
+          </w:tcPr>
+          <w:p>
+            <w:pPr>
+              <w:spacing w:after="60" w:before="60"/>
+              <w:jc w:val="left"/>
+            </w:pPr>
+            <w:r>
+              <w:rPr>
+                <w:rFonts w:ascii="Arial" w:cs="Arial" w:eastAsia="Arial" w:hAnsi="Arial"/>
+                <w:b w:val="false"/>
+                <w:bCs w:val="false"/>
+                <w:sz w:val="20"/>
+                <w:szCs w:val="20"/>
+              </w:rPr>
+              <w:t xml:space="preserve">Selama ± 3,5 tahun sejak 10 April 2023</w:t>
+            </w:r>
+          </w:p>
+        </w:tc>
+      </w:tr>
+      <w:tr>
+        <w:trPr>
+          <w:cantSplit/>
+        </w:trPr>
+        <w:tc>
+          <w:tcPr>
+            <w:tcW w:type="dxa" w:w="2350"/>
+            <w:tcBorders>
+              <w:top w:val="single" w:color="000000" w:sz="4"/>
+              <w:left w:val="single" w:color="000000" w:sz="4"/>
+              <w:bottom w:val="single" w:color="000000" w:sz="4"/>
+              <w:right w:val="single" w:color="000000" w:sz="4"/>
+            </w:tcBorders>
+            <w:tcMar>
+              <w:left w:type="dxa" w:w="80"/>
+              <w:right w:type="dxa" w:w="80"/>
+            </w:tcMar>
+            <w:vAlign w:val="center"/>
+          </w:tcPr>
+          <w:p>
+            <w:pPr>
+              <w:spacing w:after="60" w:before="60"/>
+              <w:jc w:val="left"/>
+            </w:pPr>
+            <w:r>
+              <w:rPr>
+                <w:rFonts w:ascii="Arial" w:cs="Arial" w:eastAsia="Arial" w:hAnsi="Arial"/>
+                <w:b w:val="false"/>
+                <w:bCs w:val="false"/>
+                <w:sz w:val="20"/>
+                <w:szCs w:val="20"/>
+              </w:rPr>
+              <w:t xml:space="preserve">Harga hak tagih hasil kebun terhadap nilai klaim</w:t>
+            </w:r>
+          </w:p>
+        </w:tc>
+        <w:tc>
+          <w:tcPr>
+            <w:tcW w:type="dxa" w:w="1350"/>
+            <w:tcBorders>
+              <w:top w:val="single" w:color="000000" w:sz="4"/>
+              <w:left w:val="single" w:color="000000" w:sz="4"/>
+              <w:bottom w:val="single" w:color="000000" w:sz="4"/>
+              <w:right w:val="single" w:color="000000" w:sz="4"/>
+            </w:tcBorders>
+            <w:tcMar>
+              <w:left w:type="dxa" w:w="80"/>
+              <w:right w:type="dxa" w:w="80"/>
+            </w:tcMar>
+            <w:vAlign w:val="center"/>
+          </w:tcPr>
+          <w:p>
+            <w:pPr>
+              <w:spacing w:after="60" w:before="60"/>
+              <w:jc w:val="center"/>
+            </w:pPr>
+            <w:r>
+              <w:rPr>
+                <w:rFonts w:ascii="Arial" w:cs="Arial" w:eastAsia="Arial" w:hAnsi="Arial"/>
+                <w:b w:val="false"/>
+                <w:bCs w:val="false"/>
+                <w:sz w:val="20"/>
+                <w:szCs w:val="20"/>
+              </w:rPr>
+              <w:t xml:space="preserve">10%</w:t>
+            </w:r>
+          </w:p>
+        </w:tc>
+        <w:tc>
+          <w:tcPr>
+            <w:tcW w:type="dxa" w:w="1150"/>
+            <w:tcBorders>
+              <w:top w:val="single" w:color="000000" w:sz="4"/>
+              <w:left w:val="single" w:color="000000" w:sz="4"/>
+              <w:bottom w:val="single" w:color="000000" w:sz="4"/>
+              <w:right w:val="single" w:color="000000" w:sz="4"/>
+            </w:tcBorders>
+            <w:tcMar>
+              <w:left w:type="dxa" w:w="80"/>
+              <w:right w:type="dxa" w:w="80"/>
+            </w:tcMar>
+            <w:vAlign w:val="center"/>
+          </w:tcPr>
+          <w:p>
+            <w:pPr>
+              <w:spacing w:after="60" w:before="60"/>
+              <w:jc w:val="center"/>
+            </w:pPr>
+            <w:r>
+              <w:rPr>
+                <w:rFonts w:ascii="Arial" w:cs="Arial" w:eastAsia="Arial" w:hAnsi="Arial"/>
+                <w:b w:val="false"/>
+                <w:bCs w:val="false"/>
+                <w:sz w:val="20"/>
+                <w:szCs w:val="20"/>
+              </w:rPr>
+              <w:t xml:space="preserve">20%</w:t>
+            </w:r>
+          </w:p>
+        </w:tc>
+        <w:tc>
+          <w:tcPr>
+            <w:tcW w:type="dxa" w:w="1150"/>
+            <w:tcBorders>
+              <w:top w:val="single" w:color="000000" w:sz="4"/>
+              <w:left w:val="single" w:color="000000" w:sz="4"/>
+              <w:bottom w:val="single" w:color="000000" w:sz="4"/>
+              <w:right w:val="single" w:color="000000" w:sz="4"/>
+            </w:tcBorders>
+            <w:tcMar>
+              <w:left w:type="dxa" w:w="80"/>
+              <w:right w:type="dxa" w:w="80"/>
+            </w:tcMar>
+            <w:vAlign w:val="center"/>
+          </w:tcPr>
+          <w:p>
+            <w:pPr>
+              <w:spacing w:after="60" w:before="60"/>
+              <w:jc w:val="center"/>
+            </w:pPr>
+            <w:r>
+              <w:rPr>
+                <w:rFonts w:ascii="Arial" w:cs="Arial" w:eastAsia="Arial" w:hAnsi="Arial"/>
+                <w:b w:val="false"/>
+                <w:bCs w:val="false"/>
+                <w:sz w:val="20"/>
+                <w:szCs w:val="20"/>
+              </w:rPr>
+              <w:t xml:space="preserve">30%</w:t>
+            </w:r>
+          </w:p>
+        </w:tc>
+        <w:tc>
+          <w:tcPr>
+            <w:tcW w:type="dxa" w:w="3081"/>
+            <w:tcBorders>
+              <w:top w:val="single" w:color="000000" w:sz="4"/>
+              <w:left w:val="single" w:color="000000" w:sz="4"/>
+              <w:bottom w:val="single" w:color="000000" w:sz="4"/>
+              <w:right w:val="single" w:color="000000" w:sz="4"/>
+            </w:tcBorders>
+            <w:tcMar>
+              <w:left w:type="dxa" w:w="80"/>
+              <w:right w:type="dxa" w:w="80"/>
+            </w:tcMar>
+            <w:vAlign w:val="center"/>
+          </w:tcPr>
+          <w:p>
+            <w:pPr>
+              <w:spacing w:after="60" w:before="60"/>
+              <w:jc w:val="left"/>
+            </w:pPr>
+            <w:r>
+              <w:rPr>
+                <w:rFonts w:ascii="Arial" w:cs="Arial" w:eastAsia="Arial" w:hAnsi="Arial"/>
+                <w:b w:val="false"/>
+                <w:bCs w:val="false"/>
+                <w:sz w:val="20"/>
+                <w:szCs w:val="20"/>
+              </w:rPr>
+              <w:t xml:space="preserve">Potongan besar karena sulit ditagih</w:t>
+            </w:r>
+          </w:p>
+        </w:tc>
+      </w:tr>
+    </w:tbl>
+    <w:p>
+      <w:pPr>
+        <w:spacing w:after="0"/>
+      </w:pPr>
+    </w:p>
+    <w:p>
+      <w:pPr>
+        <w:keepNext/>
+        <w:keepLines/>
+        <w:tabs>
+          <w:tab w:val="left" w:pos="453"/>
+        </w:tabs>
+        <w:spacing w:after="100" w:before="120" w:line="276"/>
+        <w:ind w:left="453" w:hanging="453"/>
+      </w:pPr>
+      <w:r>
+        <w:rPr>
+          <w:rFonts w:ascii="Arial" w:cs="Arial" w:eastAsia="Arial" w:hAnsi="Arial"/>
+          <w:b/>
+          <w:bCs/>
+          <w:sz w:val="22"/>
+          <w:szCs w:val="22"/>
+        </w:rPr>
+        <w:t xml:space="preserve">C.	Perkiraan perolehan dan pembagian</w:t>
+      </w:r>
+    </w:p>
+    <w:tbl>
+      <w:tblPr>
+        <w:tblW w:type="dxa" w:w="9081"/>
+        <w:tblBorders>
+          <w:top w:val="single" w:color="auto" w:sz="4"/>
+          <w:left w:val="single" w:color="auto" w:sz="4"/>
+          <w:bottom w:val="single" w:color="auto" w:sz="4"/>
+          <w:right w:val="single" w:color="auto" w:sz="4"/>
+          <w:insideH w:val="single" w:color="auto" w:sz="4"/>
+          <w:insideV w:val="single" w:color="auto" w:sz="4"/>
+        </w:tblBorders>
+      </w:tblPr>
+      <w:tblGrid>
+        <w:gridCol w:w="3481"/>
+        <w:gridCol w:w="1850"/>
+        <w:gridCol w:w="1850"/>
+        <w:gridCol w:w="1900"/>
+      </w:tblGrid>
+      <w:tr>
+        <w:trPr>
+          <w:tblHeader/>
+        </w:trPr>
+        <w:tc>
+          <w:tcPr>
+            <w:tcW w:type="dxa" w:w="3481"/>
+            <w:tcBorders>
+              <w:top w:val="single" w:color="000000" w:sz="4"/>
+              <w:left w:val="single" w:color="000000" w:sz="4"/>
+              <w:bottom w:val="single" w:color="000000" w:sz="4"/>
+              <w:right w:val="single" w:color="000000" w:sz="4"/>
+            </w:tcBorders>
+            <w:shd w:fill="F2F2F2" w:color="auto" w:val="clear"/>
+            <w:tcMar>
+              <w:left w:type="dxa" w:w="80"/>
+              <w:right w:type="dxa" w:w="80"/>
+            </w:tcMar>
+            <w:vAlign w:val="center"/>
+          </w:tcPr>
+          <w:p>
+            <w:pPr>
+              <w:spacing w:after="60" w:before="60"/>
+              <w:jc w:val="center"/>
+            </w:pPr>
+            <w:r>
+              <w:rPr>
+                <w:rFonts w:ascii="Arial" w:cs="Arial" w:eastAsia="Arial" w:hAnsi="Arial"/>
+                <w:b/>
+                <w:bCs/>
+                <w:sz w:val="20"/>
+                <w:szCs w:val="20"/>
+              </w:rPr>
+              <w:t xml:space="preserve">Uraian (Rp)</w:t>
+            </w:r>
+          </w:p>
+        </w:tc>
+        <w:tc>
+          <w:tcPr>
+            <w:tcW w:type="dxa" w:w="1850"/>
+            <w:tcBorders>
+              <w:top w:val="single" w:color="000000" w:sz="4"/>
+              <w:left w:val="single" w:color="000000" w:sz="4"/>
+              <w:bottom w:val="single" w:color="000000" w:sz="4"/>
+              <w:right w:val="single" w:color="000000" w:sz="4"/>
+            </w:tcBorders>
+            <w:shd w:fill="F2F2F2" w:color="auto" w:val="clear"/>
+            <w:tcMar>
+              <w:left w:type="dxa" w:w="80"/>
+              <w:right w:type="dxa" w:w="80"/>
+            </w:tcMar>
+            <w:vAlign w:val="center"/>
+          </w:tcPr>
+          <w:p>
+            <w:pPr>
+              <w:spacing w:after="60" w:before="60"/>
+              <w:jc w:val="center"/>
+            </w:pPr>
+            <w:r>
+              <w:rPr>
+                <w:rFonts w:ascii="Arial" w:cs="Arial" w:eastAsia="Arial" w:hAnsi="Arial"/>
+                <w:b/>
+                <w:bCs/>
+                <w:sz w:val="20"/>
+                <w:szCs w:val="20"/>
+              </w:rPr>
+              <w:t xml:space="preserve">Konservatif</w:t>
+            </w:r>
+          </w:p>
+        </w:tc>
+        <w:tc>
+          <w:tcPr>
+            <w:tcW w:type="dxa" w:w="1850"/>
+            <w:tcBorders>
+              <w:top w:val="single" w:color="000000" w:sz="4"/>
+              <w:left w:val="single" w:color="000000" w:sz="4"/>
+              <w:bottom w:val="single" w:color="000000" w:sz="4"/>
+              <w:right w:val="single" w:color="000000" w:sz="4"/>
+            </w:tcBorders>
+            <w:shd w:fill="F2F2F2" w:color="auto" w:val="clear"/>
+            <w:tcMar>
+              <w:left w:type="dxa" w:w="80"/>
+              <w:right w:type="dxa" w:w="80"/>
+            </w:tcMar>
+            <w:vAlign w:val="center"/>
+          </w:tcPr>
+          <w:p>
+            <w:pPr>
+              <w:spacing w:after="60" w:before="60"/>
+              <w:jc w:val="center"/>
+            </w:pPr>
+            <w:r>
+              <w:rPr>
+                <w:rFonts w:ascii="Arial" w:cs="Arial" w:eastAsia="Arial" w:hAnsi="Arial"/>
+                <w:b/>
+                <w:bCs/>
+                <w:sz w:val="20"/>
+                <w:szCs w:val="20"/>
+              </w:rPr>
+              <w:t xml:space="preserve">Moderat</w:t>
+            </w:r>
+          </w:p>
+        </w:tc>
+        <w:tc>
+          <w:tcPr>
+            <w:tcW w:type="dxa" w:w="1900"/>
+            <w:tcBorders>
+              <w:top w:val="single" w:color="000000" w:sz="4"/>
+              <w:left w:val="single" w:color="000000" w:sz="4"/>
+              <w:bottom w:val="single" w:color="000000" w:sz="4"/>
+              <w:right w:val="single" w:color="000000" w:sz="4"/>
+            </w:tcBorders>
+            <w:shd w:fill="F2F2F2" w:color="auto" w:val="clear"/>
+            <w:tcMar>
+              <w:left w:type="dxa" w:w="80"/>
+              <w:right w:type="dxa" w:w="80"/>
+            </w:tcMar>
+            <w:vAlign w:val="center"/>
+          </w:tcPr>
+          <w:p>
+            <w:pPr>
+              <w:spacing w:after="60" w:before="60"/>
+              <w:jc w:val="center"/>
+            </w:pPr>
+            <w:r>
+              <w:rPr>
+                <w:rFonts w:ascii="Arial" w:cs="Arial" w:eastAsia="Arial" w:hAnsi="Arial"/>
+                <w:b/>
+                <w:bCs/>
+                <w:sz w:val="20"/>
+                <w:szCs w:val="20"/>
+              </w:rPr>
+              <w:t xml:space="preserve">Optimis</w:t>
+            </w:r>
+          </w:p>
+        </w:tc>
+      </w:tr>
+      <w:tr>
+        <w:trPr>
+          <w:cantSplit/>
+        </w:trPr>
+        <w:tc>
+          <w:tcPr>
+            <w:tcW w:type="dxa" w:w="3481"/>
+            <w:tcBorders>
+              <w:top w:val="single" w:color="000000" w:sz="4"/>
+              <w:left w:val="single" w:color="000000" w:sz="4"/>
+              <w:bottom w:val="single" w:color="000000" w:sz="4"/>
+              <w:right w:val="single" w:color="000000" w:sz="4"/>
+            </w:tcBorders>
+            <w:tcMar>
+              <w:left w:type="dxa" w:w="80"/>
+              <w:right w:type="dxa" w:w="80"/>
+            </w:tcMar>
+            <w:vAlign w:val="center"/>
+          </w:tcPr>
+          <w:p>
+            <w:pPr>
+              <w:spacing w:after="60" w:before="60"/>
+              <w:jc w:val="left"/>
+            </w:pPr>
+            <w:r>
+              <w:rPr>
+                <w:rFonts w:ascii="Arial" w:cs="Arial" w:eastAsia="Arial" w:hAnsi="Arial"/>
+                <w:b w:val="false"/>
+                <w:bCs w:val="false"/>
+                <w:sz w:val="20"/>
+                <w:szCs w:val="20"/>
+              </w:rPr>
+              <w:t xml:space="preserve">Nilai tanaman (luas × nilai per Ha)</w:t>
+            </w:r>
+          </w:p>
+        </w:tc>
+        <w:tc>
+          <w:tcPr>
+            <w:tcW w:type="dxa" w:w="1850"/>
+            <w:tcBorders>
+              <w:top w:val="single" w:color="000000" w:sz="4"/>
+              <w:left w:val="single" w:color="000000" w:sz="4"/>
+              <w:bottom w:val="single" w:color="000000" w:sz="4"/>
+              <w:right w:val="single" w:color="000000" w:sz="4"/>
+            </w:tcBorders>
+            <w:tcMar>
+              <w:left w:type="dxa" w:w="80"/>
+              <w:right w:type="dxa" w:w="80"/>
+            </w:tcMar>
+            <w:vAlign w:val="center"/>
+          </w:tcPr>
+          <w:p>
+            <w:pPr>
+              <w:spacing w:after="60" w:before="60"/>
+              <w:jc w:val="right"/>
+            </w:pPr>
+            <w:r>
+              <w:rPr>
+                <w:rFonts w:ascii="Arial" w:cs="Arial" w:eastAsia="Arial" w:hAnsi="Arial"/>
+                <w:b w:val="false"/>
+                <w:bCs w:val="false"/>
+                <w:sz w:val="20"/>
+                <w:szCs w:val="20"/>
+              </w:rPr>
+              <w:t xml:space="preserve">1.250.000.000</w:t>
+            </w:r>
+          </w:p>
+        </w:tc>
+        <w:tc>
+          <w:tcPr>
+            <w:tcW w:type="dxa" w:w="1850"/>
+            <w:tcBorders>
+              <w:top w:val="single" w:color="000000" w:sz="4"/>
+              <w:left w:val="single" w:color="000000" w:sz="4"/>
+              <w:bottom w:val="single" w:color="000000" w:sz="4"/>
+              <w:right w:val="single" w:color="000000" w:sz="4"/>
+            </w:tcBorders>
+            <w:tcMar>
+              <w:left w:type="dxa" w:w="80"/>
+              <w:right w:type="dxa" w:w="80"/>
+            </w:tcMar>
+            <w:vAlign w:val="center"/>
+          </w:tcPr>
+          <w:p>
+            <w:pPr>
+              <w:spacing w:after="60" w:before="60"/>
+              <w:jc w:val="right"/>
+            </w:pPr>
+            <w:r>
+              <w:rPr>
+                <w:rFonts w:ascii="Arial" w:cs="Arial" w:eastAsia="Arial" w:hAnsi="Arial"/>
+                <w:b w:val="false"/>
+                <w:bCs w:val="false"/>
+                <w:sz w:val="20"/>
+                <w:szCs w:val="20"/>
+              </w:rPr>
+              <w:t xml:space="preserve">4.500.000.000</w:t>
+            </w:r>
+          </w:p>
+        </w:tc>
+        <w:tc>
+          <w:tcPr>
+            <w:tcW w:type="dxa" w:w="1900"/>
+            <w:tcBorders>
+              <w:top w:val="single" w:color="000000" w:sz="4"/>
+              <w:left w:val="single" w:color="000000" w:sz="4"/>
+              <w:bottom w:val="single" w:color="000000" w:sz="4"/>
+              <w:right w:val="single" w:color="000000" w:sz="4"/>
+            </w:tcBorders>
+            <w:tcMar>
+              <w:left w:type="dxa" w:w="80"/>
+              <w:right w:type="dxa" w:w="80"/>
+            </w:tcMar>
+            <w:vAlign w:val="center"/>
+          </w:tcPr>
+          <w:p>
+            <w:pPr>
+              <w:spacing w:after="60" w:before="60"/>
+              <w:jc w:val="right"/>
+            </w:pPr>
+            <w:r>
+              <w:rPr>
+                <w:rFonts w:ascii="Arial" w:cs="Arial" w:eastAsia="Arial" w:hAnsi="Arial"/>
+                <w:b w:val="false"/>
+                <w:bCs w:val="false"/>
+                <w:sz w:val="20"/>
+                <w:szCs w:val="20"/>
+              </w:rPr>
+              <w:t xml:space="preserve">13.520.000.000</w:t>
+            </w:r>
+          </w:p>
+        </w:tc>
+      </w:tr>
+      <w:tr>
+        <w:trPr>
+          <w:cantSplit/>
+        </w:trPr>
+        <w:tc>
+          <w:tcPr>
+            <w:tcW w:type="dxa" w:w="3481"/>
+            <w:tcBorders>
+              <w:top w:val="single" w:color="000000" w:sz="4"/>
+              <w:left w:val="single" w:color="000000" w:sz="4"/>
+              <w:bottom w:val="single" w:color="000000" w:sz="4"/>
+              <w:right w:val="single" w:color="000000" w:sz="4"/>
+            </w:tcBorders>
+            <w:tcMar>
+              <w:left w:type="dxa" w:w="80"/>
+              <w:right w:type="dxa" w:w="80"/>
+            </w:tcMar>
+            <w:vAlign w:val="center"/>
+          </w:tcPr>
+          <w:p>
+            <w:pPr>
+              <w:spacing w:after="60" w:before="60"/>
+              <w:jc w:val="left"/>
+            </w:pPr>
+            <w:r>
+              <w:rPr>
+                <w:rFonts w:ascii="Arial" w:cs="Arial" w:eastAsia="Arial" w:hAnsi="Arial"/>
+                <w:b w:val="false"/>
+                <w:bCs w:val="false"/>
+                <w:sz w:val="20"/>
+                <w:szCs w:val="20"/>
+              </w:rPr>
+              <w:t xml:space="preserve">Paket tanaman + bangunan setelah potongan</w:t>
+            </w:r>
+          </w:p>
+        </w:tc>
+        <w:tc>
+          <w:tcPr>
+            <w:tcW w:type="dxa" w:w="1850"/>
+            <w:tcBorders>
+              <w:top w:val="single" w:color="000000" w:sz="4"/>
+              <w:left w:val="single" w:color="000000" w:sz="4"/>
+              <w:bottom w:val="single" w:color="000000" w:sz="4"/>
+              <w:right w:val="single" w:color="000000" w:sz="4"/>
+            </w:tcBorders>
+            <w:tcMar>
+              <w:left w:type="dxa" w:w="80"/>
+              <w:right w:type="dxa" w:w="80"/>
+            </w:tcMar>
+            <w:vAlign w:val="center"/>
+          </w:tcPr>
+          <w:p>
+            <w:pPr>
+              <w:spacing w:after="60" w:before="60"/>
+              <w:jc w:val="right"/>
+            </w:pPr>
+            <w:r>
+              <w:rPr>
+                <w:rFonts w:ascii="Arial" w:cs="Arial" w:eastAsia="Arial" w:hAnsi="Arial"/>
+                <w:b w:val="false"/>
+                <w:bCs w:val="false"/>
+                <w:sz w:val="20"/>
+                <w:szCs w:val="20"/>
+              </w:rPr>
+              <w:t xml:space="preserve">810.000.000</w:t>
+            </w:r>
+          </w:p>
+        </w:tc>
+        <w:tc>
+          <w:tcPr>
+            <w:tcW w:type="dxa" w:w="1850"/>
+            <w:tcBorders>
+              <w:top w:val="single" w:color="000000" w:sz="4"/>
+              <w:left w:val="single" w:color="000000" w:sz="4"/>
+              <w:bottom w:val="single" w:color="000000" w:sz="4"/>
+              <w:right w:val="single" w:color="000000" w:sz="4"/>
+            </w:tcBorders>
+            <w:tcMar>
+              <w:left w:type="dxa" w:w="80"/>
+              <w:right w:type="dxa" w:w="80"/>
+            </w:tcMar>
+            <w:vAlign w:val="center"/>
+          </w:tcPr>
+          <w:p>
+            <w:pPr>
+              <w:spacing w:after="60" w:before="60"/>
+              <w:jc w:val="right"/>
+            </w:pPr>
+            <w:r>
+              <w:rPr>
+                <w:rFonts w:ascii="Arial" w:cs="Arial" w:eastAsia="Arial" w:hAnsi="Arial"/>
+                <w:b w:val="false"/>
+                <w:bCs w:val="false"/>
+                <w:sz w:val="20"/>
+                <w:szCs w:val="20"/>
+              </w:rPr>
+              <w:t xml:space="preserve">3.360.000.000</w:t>
+            </w:r>
+          </w:p>
+        </w:tc>
+        <w:tc>
+          <w:tcPr>
+            <w:tcW w:type="dxa" w:w="1900"/>
+            <w:tcBorders>
+              <w:top w:val="single" w:color="000000" w:sz="4"/>
+              <w:left w:val="single" w:color="000000" w:sz="4"/>
+              <w:bottom w:val="single" w:color="000000" w:sz="4"/>
+              <w:right w:val="single" w:color="000000" w:sz="4"/>
+            </w:tcBorders>
+            <w:tcMar>
+              <w:left w:type="dxa" w:w="80"/>
+              <w:right w:type="dxa" w:w="80"/>
+            </w:tcMar>
+            <w:vAlign w:val="center"/>
+          </w:tcPr>
+          <w:p>
+            <w:pPr>
+              <w:spacing w:after="60" w:before="60"/>
+              <w:jc w:val="right"/>
+            </w:pPr>
+            <w:r>
+              <w:rPr>
+                <w:rFonts w:ascii="Arial" w:cs="Arial" w:eastAsia="Arial" w:hAnsi="Arial"/>
+                <w:b w:val="false"/>
+                <w:bCs w:val="false"/>
+                <w:sz w:val="20"/>
+                <w:szCs w:val="20"/>
+              </w:rPr>
+              <w:t xml:space="preserve">11.216.000.000</w:t>
+            </w:r>
+          </w:p>
+        </w:tc>
+      </w:tr>
+      <w:tr>
+        <w:trPr>
+          <w:cantSplit/>
+        </w:trPr>
+        <w:tc>
+          <w:tcPr>
+            <w:tcW w:type="dxa" w:w="3481"/>
+            <w:tcBorders>
+              <w:top w:val="single" w:color="000000" w:sz="4"/>
+              <w:left w:val="single" w:color="000000" w:sz="4"/>
+              <w:bottom w:val="single" w:color="000000" w:sz="4"/>
+              <w:right w:val="single" w:color="000000" w:sz="4"/>
+            </w:tcBorders>
+            <w:tcMar>
+              <w:left w:type="dxa" w:w="80"/>
+              <w:right w:type="dxa" w:w="80"/>
+            </w:tcMar>
+            <w:vAlign w:val="center"/>
+          </w:tcPr>
+          <w:p>
+            <w:pPr>
+              <w:spacing w:after="60" w:before="60"/>
+              <w:jc w:val="left"/>
+            </w:pPr>
+            <w:r>
+              <w:rPr>
+                <w:rFonts w:ascii="Arial" w:cs="Arial" w:eastAsia="Arial" w:hAnsi="Arial"/>
+                <w:b w:val="false"/>
+                <w:bCs w:val="false"/>
+                <w:sz w:val="20"/>
+                <w:szCs w:val="20"/>
+              </w:rPr>
+              <w:t xml:space="preserve">Nilai klaim hasil kebun</w:t>
+            </w:r>
+          </w:p>
+        </w:tc>
+        <w:tc>
+          <w:tcPr>
+            <w:tcW w:type="dxa" w:w="1850"/>
+            <w:tcBorders>
+              <w:top w:val="single" w:color="000000" w:sz="4"/>
+              <w:left w:val="single" w:color="000000" w:sz="4"/>
+              <w:bottom w:val="single" w:color="000000" w:sz="4"/>
+              <w:right w:val="single" w:color="000000" w:sz="4"/>
+            </w:tcBorders>
+            <w:tcMar>
+              <w:left w:type="dxa" w:w="80"/>
+              <w:right w:type="dxa" w:w="80"/>
+            </w:tcMar>
+            <w:vAlign w:val="center"/>
+          </w:tcPr>
+          <w:p>
+            <w:pPr>
+              <w:spacing w:after="60" w:before="60"/>
+              <w:jc w:val="right"/>
+            </w:pPr>
+            <w:r>
+              <w:rPr>
+                <w:rFonts w:ascii="Arial" w:cs="Arial" w:eastAsia="Arial" w:hAnsi="Arial"/>
+                <w:b w:val="false"/>
+                <w:bCs w:val="false"/>
+                <w:sz w:val="20"/>
+                <w:szCs w:val="20"/>
+              </w:rPr>
+              <w:t xml:space="preserve">875.000.000</w:t>
+            </w:r>
+          </w:p>
+        </w:tc>
+        <w:tc>
+          <w:tcPr>
+            <w:tcW w:type="dxa" w:w="1850"/>
+            <w:tcBorders>
+              <w:top w:val="single" w:color="000000" w:sz="4"/>
+              <w:left w:val="single" w:color="000000" w:sz="4"/>
+              <w:bottom w:val="single" w:color="000000" w:sz="4"/>
+              <w:right w:val="single" w:color="000000" w:sz="4"/>
+            </w:tcBorders>
+            <w:tcMar>
+              <w:left w:type="dxa" w:w="80"/>
+              <w:right w:type="dxa" w:w="80"/>
+            </w:tcMar>
+            <w:vAlign w:val="center"/>
+          </w:tcPr>
+          <w:p>
+            <w:pPr>
+              <w:spacing w:after="60" w:before="60"/>
+              <w:jc w:val="right"/>
+            </w:pPr>
+            <w:r>
+              <w:rPr>
+                <w:rFonts w:ascii="Arial" w:cs="Arial" w:eastAsia="Arial" w:hAnsi="Arial"/>
+                <w:b w:val="false"/>
+                <w:bCs w:val="false"/>
+                <w:sz w:val="20"/>
+                <w:szCs w:val="20"/>
+              </w:rPr>
+              <w:t xml:space="preserve">2.100.000.000</w:t>
+            </w:r>
+          </w:p>
+        </w:tc>
+        <w:tc>
+          <w:tcPr>
+            <w:tcW w:type="dxa" w:w="1900"/>
+            <w:tcBorders>
+              <w:top w:val="single" w:color="000000" w:sz="4"/>
+              <w:left w:val="single" w:color="000000" w:sz="4"/>
+              <w:bottom w:val="single" w:color="000000" w:sz="4"/>
+              <w:right w:val="single" w:color="000000" w:sz="4"/>
+            </w:tcBorders>
+            <w:tcMar>
+              <w:left w:type="dxa" w:w="80"/>
+              <w:right w:type="dxa" w:w="80"/>
+            </w:tcMar>
+            <w:vAlign w:val="center"/>
+          </w:tcPr>
+          <w:p>
+            <w:pPr>
+              <w:spacing w:after="60" w:before="60"/>
+              <w:jc w:val="right"/>
+            </w:pPr>
+            <w:r>
+              <w:rPr>
+                <w:rFonts w:ascii="Arial" w:cs="Arial" w:eastAsia="Arial" w:hAnsi="Arial"/>
+                <w:b w:val="false"/>
+                <w:bCs w:val="false"/>
+                <w:sz w:val="20"/>
+                <w:szCs w:val="20"/>
+              </w:rPr>
+              <w:t xml:space="preserve">3.549.000.000</w:t>
+            </w:r>
+          </w:p>
+        </w:tc>
+      </w:tr>
+      <w:tr>
+        <w:trPr>
+          <w:cantSplit/>
+        </w:trPr>
+        <w:tc>
+          <w:tcPr>
+            <w:tcW w:type="dxa" w:w="3481"/>
+            <w:tcBorders>
+              <w:top w:val="single" w:color="000000" w:sz="4"/>
+              <w:left w:val="single" w:color="000000" w:sz="4"/>
+              <w:bottom w:val="single" w:color="000000" w:sz="4"/>
+              <w:right w:val="single" w:color="000000" w:sz="4"/>
+            </w:tcBorders>
+            <w:tcMar>
+              <w:left w:type="dxa" w:w="80"/>
+              <w:right w:type="dxa" w:w="80"/>
+            </w:tcMar>
+            <w:vAlign w:val="center"/>
+          </w:tcPr>
+          <w:p>
+            <w:pPr>
+              <w:spacing w:after="60" w:before="60"/>
+              <w:jc w:val="left"/>
+            </w:pPr>
+            <w:r>
+              <w:rPr>
+                <w:rFonts w:ascii="Arial" w:cs="Arial" w:eastAsia="Arial" w:hAnsi="Arial"/>
+                <w:b w:val="false"/>
+                <w:bCs w:val="false"/>
+                <w:sz w:val="20"/>
+                <w:szCs w:val="20"/>
+              </w:rPr>
+              <w:t xml:space="preserve">Harga hak tagih hasil kebun</w:t>
+            </w:r>
+          </w:p>
+        </w:tc>
+        <w:tc>
+          <w:tcPr>
+            <w:tcW w:type="dxa" w:w="1850"/>
+            <w:tcBorders>
+              <w:top w:val="single" w:color="000000" w:sz="4"/>
+              <w:left w:val="single" w:color="000000" w:sz="4"/>
+              <w:bottom w:val="single" w:color="000000" w:sz="4"/>
+              <w:right w:val="single" w:color="000000" w:sz="4"/>
+            </w:tcBorders>
+            <w:tcMar>
+              <w:left w:type="dxa" w:w="80"/>
+              <w:right w:type="dxa" w:w="80"/>
+            </w:tcMar>
+            <w:vAlign w:val="center"/>
+          </w:tcPr>
+          <w:p>
+            <w:pPr>
+              <w:spacing w:after="60" w:before="60"/>
+              <w:jc w:val="right"/>
+            </w:pPr>
+            <w:r>
+              <w:rPr>
+                <w:rFonts w:ascii="Arial" w:cs="Arial" w:eastAsia="Arial" w:hAnsi="Arial"/>
+                <w:b w:val="false"/>
+                <w:bCs w:val="false"/>
+                <w:sz w:val="20"/>
+                <w:szCs w:val="20"/>
+              </w:rPr>
+              <w:t xml:space="preserve">87.500.000</w:t>
+            </w:r>
+          </w:p>
+        </w:tc>
+        <w:tc>
+          <w:tcPr>
+            <w:tcW w:type="dxa" w:w="1850"/>
+            <w:tcBorders>
+              <w:top w:val="single" w:color="000000" w:sz="4"/>
+              <w:left w:val="single" w:color="000000" w:sz="4"/>
+              <w:bottom w:val="single" w:color="000000" w:sz="4"/>
+              <w:right w:val="single" w:color="000000" w:sz="4"/>
+            </w:tcBorders>
+            <w:tcMar>
+              <w:left w:type="dxa" w:w="80"/>
+              <w:right w:type="dxa" w:w="80"/>
+            </w:tcMar>
+            <w:vAlign w:val="center"/>
+          </w:tcPr>
+          <w:p>
+            <w:pPr>
+              <w:spacing w:after="60" w:before="60"/>
+              <w:jc w:val="right"/>
+            </w:pPr>
+            <w:r>
+              <w:rPr>
+                <w:rFonts w:ascii="Arial" w:cs="Arial" w:eastAsia="Arial" w:hAnsi="Arial"/>
+                <w:b w:val="false"/>
+                <w:bCs w:val="false"/>
+                <w:sz w:val="20"/>
+                <w:szCs w:val="20"/>
+              </w:rPr>
+              <w:t xml:space="preserve">420.000.000</w:t>
+            </w:r>
+          </w:p>
+        </w:tc>
+        <w:tc>
+          <w:tcPr>
+            <w:tcW w:type="dxa" w:w="1900"/>
+            <w:tcBorders>
+              <w:top w:val="single" w:color="000000" w:sz="4"/>
+              <w:left w:val="single" w:color="000000" w:sz="4"/>
+              <w:bottom w:val="single" w:color="000000" w:sz="4"/>
+              <w:right w:val="single" w:color="000000" w:sz="4"/>
+            </w:tcBorders>
+            <w:tcMar>
+              <w:left w:type="dxa" w:w="80"/>
+              <w:right w:type="dxa" w:w="80"/>
+            </w:tcMar>
+            <w:vAlign w:val="center"/>
+          </w:tcPr>
+          <w:p>
+            <w:pPr>
+              <w:spacing w:after="60" w:before="60"/>
+              <w:jc w:val="right"/>
+            </w:pPr>
+            <w:r>
+              <w:rPr>
+                <w:rFonts w:ascii="Arial" w:cs="Arial" w:eastAsia="Arial" w:hAnsi="Arial"/>
+                <w:b w:val="false"/>
+                <w:bCs w:val="false"/>
+                <w:sz w:val="20"/>
+                <w:szCs w:val="20"/>
+              </w:rPr>
+              <w:t xml:space="preserve">1.064.700.000</w:t>
+            </w:r>
+          </w:p>
+        </w:tc>
+      </w:tr>
+      <w:tr>
+        <w:trPr>
+          <w:cantSplit/>
+        </w:trPr>
+        <w:tc>
+          <w:tcPr>
+            <w:tcW w:type="dxa" w:w="3481"/>
+            <w:tcBorders>
+              <w:top w:val="single" w:color="000000" w:sz="4"/>
+              <w:left w:val="single" w:color="000000" w:sz="4"/>
+              <w:bottom w:val="single" w:color="000000" w:sz="4"/>
+              <w:right w:val="single" w:color="000000" w:sz="4"/>
+            </w:tcBorders>
+            <w:tcMar>
+              <w:left w:type="dxa" w:w="80"/>
+              <w:right w:type="dxa" w:w="80"/>
+            </w:tcMar>
+            <w:vAlign w:val="center"/>
+          </w:tcPr>
+          <w:p>
+            <w:pPr>
+              <w:spacing w:after="60" w:before="60"/>
+              <w:jc w:val="left"/>
+            </w:pPr>
+            <w:r>
+              <w:rPr>
+                <w:rFonts w:ascii="Arial" w:cs="Arial" w:eastAsia="Arial" w:hAnsi="Arial"/>
+                <w:b/>
+                <w:bCs/>
+                <w:sz w:val="20"/>
+                <w:szCs w:val="20"/>
+              </w:rPr>
+              <w:t xml:space="preserve">Perkiraan harga paket</w:t>
+            </w:r>
+          </w:p>
+        </w:tc>
+        <w:tc>
+          <w:tcPr>
+            <w:tcW w:type="dxa" w:w="1850"/>
+            <w:tcBorders>
+              <w:top w:val="single" w:color="000000" w:sz="4"/>
+              <w:left w:val="single" w:color="000000" w:sz="4"/>
+              <w:bottom w:val="single" w:color="000000" w:sz="4"/>
+              <w:right w:val="single" w:color="000000" w:sz="4"/>
+            </w:tcBorders>
+            <w:tcMar>
+              <w:left w:type="dxa" w:w="80"/>
+              <w:right w:type="dxa" w:w="80"/>
+            </w:tcMar>
+            <w:vAlign w:val="center"/>
+          </w:tcPr>
+          <w:p>
+            <w:pPr>
+              <w:spacing w:after="60" w:before="60"/>
+              <w:jc w:val="right"/>
+            </w:pPr>
+            <w:r>
+              <w:rPr>
+                <w:rFonts w:ascii="Arial" w:cs="Arial" w:eastAsia="Arial" w:hAnsi="Arial"/>
+                <w:b/>
+                <w:bCs/>
+                <w:sz w:val="20"/>
+                <w:szCs w:val="20"/>
+              </w:rPr>
+              <w:t xml:space="preserve">897.500.000</w:t>
+            </w:r>
+          </w:p>
+        </w:tc>
+        <w:tc>
+          <w:tcPr>
+            <w:tcW w:type="dxa" w:w="1850"/>
+            <w:tcBorders>
+              <w:top w:val="single" w:color="000000" w:sz="4"/>
+              <w:left w:val="single" w:color="000000" w:sz="4"/>
+              <w:bottom w:val="single" w:color="000000" w:sz="4"/>
+              <w:right w:val="single" w:color="000000" w:sz="4"/>
+            </w:tcBorders>
+            <w:tcMar>
+              <w:left w:type="dxa" w:w="80"/>
+              <w:right w:type="dxa" w:w="80"/>
+            </w:tcMar>
+            <w:vAlign w:val="center"/>
+          </w:tcPr>
+          <w:p>
+            <w:pPr>
+              <w:spacing w:after="60" w:before="60"/>
+              <w:jc w:val="right"/>
+            </w:pPr>
+            <w:r>
+              <w:rPr>
+                <w:rFonts w:ascii="Arial" w:cs="Arial" w:eastAsia="Arial" w:hAnsi="Arial"/>
+                <w:b/>
+                <w:bCs/>
+                <w:sz w:val="20"/>
+                <w:szCs w:val="20"/>
+              </w:rPr>
+              <w:t xml:space="preserve">3.780.000.000</w:t>
+            </w:r>
+          </w:p>
+        </w:tc>
+        <w:tc>
+          <w:tcPr>
+            <w:tcW w:type="dxa" w:w="1900"/>
+            <w:tcBorders>
+              <w:top w:val="single" w:color="000000" w:sz="4"/>
+              <w:left w:val="single" w:color="000000" w:sz="4"/>
+              <w:bottom w:val="single" w:color="000000" w:sz="4"/>
+              <w:right w:val="single" w:color="000000" w:sz="4"/>
+            </w:tcBorders>
+            <w:tcMar>
+              <w:left w:type="dxa" w:w="80"/>
+              <w:right w:type="dxa" w:w="80"/>
+            </w:tcMar>
+            <w:vAlign w:val="center"/>
+          </w:tcPr>
+          <w:p>
+            <w:pPr>
+              <w:spacing w:after="60" w:before="60"/>
+              <w:jc w:val="right"/>
+            </w:pPr>
+            <w:r>
+              <w:rPr>
+                <w:rFonts w:ascii="Arial" w:cs="Arial" w:eastAsia="Arial" w:hAnsi="Arial"/>
+                <w:b/>
+                <w:bCs/>
+                <w:sz w:val="20"/>
+                <w:szCs w:val="20"/>
+              </w:rPr>
+              <w:t xml:space="preserve">12.280.700.000</w:t>
+            </w:r>
+          </w:p>
+        </w:tc>
+      </w:tr>
+      <w:tr>
+        <w:trPr>
+          <w:cantSplit/>
+        </w:trPr>
+        <w:tc>
+          <w:tcPr>
+            <w:tcW w:type="dxa" w:w="3481"/>
+            <w:tcBorders>
+              <w:top w:val="single" w:color="000000" w:sz="4"/>
+              <w:left w:val="single" w:color="000000" w:sz="4"/>
+              <w:bottom w:val="single" w:color="000000" w:sz="4"/>
+              <w:right w:val="single" w:color="000000" w:sz="4"/>
+            </w:tcBorders>
+            <w:tcMar>
+              <w:left w:type="dxa" w:w="80"/>
+              <w:right w:type="dxa" w:w="80"/>
+            </w:tcMar>
+            <w:vAlign w:val="center"/>
+          </w:tcPr>
+          <w:p>
+            <w:pPr>
+              <w:spacing w:after="60" w:before="60"/>
+              <w:jc w:val="left"/>
+            </w:pPr>
+            <w:r>
+              <w:rPr>
+                <w:rFonts w:ascii="Arial" w:cs="Arial" w:eastAsia="Arial" w:hAnsi="Arial"/>
+                <w:b w:val="false"/>
+                <w:bCs w:val="false"/>
+                <w:sz w:val="20"/>
+                <w:szCs w:val="20"/>
+              </w:rPr>
+              <w:t xml:space="preserve">Dikurangi biaya pelaksanaan</w:t>
+            </w:r>
+          </w:p>
+        </w:tc>
+        <w:tc>
+          <w:tcPr>
+            <w:tcW w:type="dxa" w:w="1850"/>
+            <w:tcBorders>
+              <w:top w:val="single" w:color="000000" w:sz="4"/>
+              <w:left w:val="single" w:color="000000" w:sz="4"/>
+              <w:bottom w:val="single" w:color="000000" w:sz="4"/>
+              <w:right w:val="single" w:color="000000" w:sz="4"/>
+            </w:tcBorders>
+            <w:tcMar>
+              <w:left w:type="dxa" w:w="80"/>
+              <w:right w:type="dxa" w:w="80"/>
+            </w:tcMar>
+            <w:vAlign w:val="center"/>
+          </w:tcPr>
+          <w:p>
+            <w:pPr>
+              <w:spacing w:after="60" w:before="60"/>
+              <w:jc w:val="right"/>
+            </w:pPr>
+            <w:r>
+              <w:rPr>
+                <w:rFonts w:ascii="Arial" w:cs="Arial" w:eastAsia="Arial" w:hAnsi="Arial"/>
+                <w:b w:val="false"/>
+                <w:bCs w:val="false"/>
+                <w:sz w:val="20"/>
+                <w:szCs w:val="20"/>
+              </w:rPr>
+              <w:t xml:space="preserve">(65.000.000)</w:t>
+            </w:r>
+          </w:p>
+        </w:tc>
+        <w:tc>
+          <w:tcPr>
+            <w:tcW w:type="dxa" w:w="1850"/>
+            <w:tcBorders>
+              <w:top w:val="single" w:color="000000" w:sz="4"/>
+              <w:left w:val="single" w:color="000000" w:sz="4"/>
+              <w:bottom w:val="single" w:color="000000" w:sz="4"/>
+              <w:right w:val="single" w:color="000000" w:sz="4"/>
+            </w:tcBorders>
+            <w:tcMar>
+              <w:left w:type="dxa" w:w="80"/>
+              <w:right w:type="dxa" w:w="80"/>
+            </w:tcMar>
+            <w:vAlign w:val="center"/>
+          </w:tcPr>
+          <w:p>
+            <w:pPr>
+              <w:spacing w:after="60" w:before="60"/>
+              <w:jc w:val="right"/>
+            </w:pPr>
+            <w:r>
+              <w:rPr>
+                <w:rFonts w:ascii="Arial" w:cs="Arial" w:eastAsia="Arial" w:hAnsi="Arial"/>
+                <w:b w:val="false"/>
+                <w:bCs w:val="false"/>
+                <w:sz w:val="20"/>
+                <w:szCs w:val="20"/>
+              </w:rPr>
+              <w:t xml:space="preserve">(120.000.000)</w:t>
+            </w:r>
+          </w:p>
+        </w:tc>
+        <w:tc>
+          <w:tcPr>
+            <w:tcW w:type="dxa" w:w="1900"/>
+            <w:tcBorders>
+              <w:top w:val="single" w:color="000000" w:sz="4"/>
+              <w:left w:val="single" w:color="000000" w:sz="4"/>
+              <w:bottom w:val="single" w:color="000000" w:sz="4"/>
+              <w:right w:val="single" w:color="000000" w:sz="4"/>
+            </w:tcBorders>
+            <w:tcMar>
+              <w:left w:type="dxa" w:w="80"/>
+              <w:right w:type="dxa" w:w="80"/>
+            </w:tcMar>
+            <w:vAlign w:val="center"/>
+          </w:tcPr>
+          <w:p>
+            <w:pPr>
+              <w:spacing w:after="60" w:before="60"/>
+              <w:jc w:val="right"/>
+            </w:pPr>
+            <w:r>
+              <w:rPr>
+                <w:rFonts w:ascii="Arial" w:cs="Arial" w:eastAsia="Arial" w:hAnsi="Arial"/>
+                <w:b w:val="false"/>
+                <w:bCs w:val="false"/>
+                <w:sz w:val="20"/>
+                <w:szCs w:val="20"/>
+              </w:rPr>
+              <w:t xml:space="preserve">(227.500.000)</w:t>
+            </w:r>
+          </w:p>
+        </w:tc>
+      </w:tr>
+      <w:tr>
+        <w:trPr>
+          <w:cantSplit/>
+        </w:trPr>
+        <w:tc>
+          <w:tcPr>
+            <w:tcW w:type="dxa" w:w="3481"/>
+            <w:tcBorders>
+              <w:top w:val="single" w:color="000000" w:sz="4"/>
+              <w:left w:val="single" w:color="000000" w:sz="4"/>
+              <w:bottom w:val="single" w:color="000000" w:sz="4"/>
+              <w:right w:val="single" w:color="000000" w:sz="4"/>
+            </w:tcBorders>
+            <w:tcMar>
+              <w:left w:type="dxa" w:w="80"/>
+              <w:right w:type="dxa" w:w="80"/>
+            </w:tcMar>
+            <w:vAlign w:val="center"/>
+          </w:tcPr>
+          <w:p>
+            <w:pPr>
+              <w:spacing w:after="60" w:before="60"/>
+              <w:jc w:val="left"/>
+            </w:pPr>
+            <w:r>
+              <w:rPr>
+                <w:rFonts w:ascii="Arial" w:cs="Arial" w:eastAsia="Arial" w:hAnsi="Arial"/>
+                <w:b w:val="false"/>
+                <w:bCs w:val="false"/>
+                <w:sz w:val="20"/>
+                <w:szCs w:val="20"/>
+              </w:rPr>
+              <w:t xml:space="preserve">Dikurangi PNBP 7% dari DPT</w:t>
+            </w:r>
+          </w:p>
+        </w:tc>
+        <w:tc>
+          <w:tcPr>
+            <w:tcW w:type="dxa" w:w="1850"/>
+            <w:tcBorders>
+              <w:top w:val="single" w:color="000000" w:sz="4"/>
+              <w:left w:val="single" w:color="000000" w:sz="4"/>
+              <w:bottom w:val="single" w:color="000000" w:sz="4"/>
+              <w:right w:val="single" w:color="000000" w:sz="4"/>
+            </w:tcBorders>
+            <w:tcMar>
+              <w:left w:type="dxa" w:w="80"/>
+              <w:right w:type="dxa" w:w="80"/>
+            </w:tcMar>
+            <w:vAlign w:val="center"/>
+          </w:tcPr>
+          <w:p>
+            <w:pPr>
+              <w:spacing w:after="60" w:before="60"/>
+              <w:jc w:val="right"/>
+            </w:pPr>
+            <w:r>
+              <w:rPr>
+                <w:rFonts w:ascii="Arial" w:cs="Arial" w:eastAsia="Arial" w:hAnsi="Arial"/>
+                <w:b w:val="false"/>
+                <w:bCs w:val="false"/>
+                <w:sz w:val="20"/>
+                <w:szCs w:val="20"/>
+              </w:rPr>
+              <w:t xml:space="preserve">(100.301.019)</w:t>
+            </w:r>
+          </w:p>
+        </w:tc>
+        <w:tc>
+          <w:tcPr>
+            <w:tcW w:type="dxa" w:w="1850"/>
+            <w:tcBorders>
+              <w:top w:val="single" w:color="000000" w:sz="4"/>
+              <w:left w:val="single" w:color="000000" w:sz="4"/>
+              <w:bottom w:val="single" w:color="000000" w:sz="4"/>
+              <w:right w:val="single" w:color="000000" w:sz="4"/>
+            </w:tcBorders>
+            <w:tcMar>
+              <w:left w:type="dxa" w:w="80"/>
+              <w:right w:type="dxa" w:w="80"/>
+            </w:tcMar>
+            <w:vAlign w:val="center"/>
+          </w:tcPr>
+          <w:p>
+            <w:pPr>
+              <w:spacing w:after="60" w:before="60"/>
+              <w:jc w:val="right"/>
+            </w:pPr>
+            <w:r>
+              <w:rPr>
+                <w:rFonts w:ascii="Arial" w:cs="Arial" w:eastAsia="Arial" w:hAnsi="Arial"/>
+                <w:b w:val="false"/>
+                <w:bCs w:val="false"/>
+                <w:sz w:val="20"/>
+                <w:szCs w:val="20"/>
+              </w:rPr>
+              <w:t xml:space="preserve">(100.301.019)</w:t>
+            </w:r>
+          </w:p>
+        </w:tc>
+        <w:tc>
+          <w:tcPr>
+            <w:tcW w:type="dxa" w:w="1900"/>
+            <w:tcBorders>
+              <w:top w:val="single" w:color="000000" w:sz="4"/>
+              <w:left w:val="single" w:color="000000" w:sz="4"/>
+              <w:bottom w:val="single" w:color="000000" w:sz="4"/>
+              <w:right w:val="single" w:color="000000" w:sz="4"/>
+            </w:tcBorders>
+            <w:tcMar>
+              <w:left w:type="dxa" w:w="80"/>
+              <w:right w:type="dxa" w:w="80"/>
+            </w:tcMar>
+            <w:vAlign w:val="center"/>
+          </w:tcPr>
+          <w:p>
+            <w:pPr>
+              <w:spacing w:after="60" w:before="60"/>
+              <w:jc w:val="right"/>
+            </w:pPr>
+            <w:r>
+              <w:rPr>
+                <w:rFonts w:ascii="Arial" w:cs="Arial" w:eastAsia="Arial" w:hAnsi="Arial"/>
+                <w:b w:val="false"/>
+                <w:bCs w:val="false"/>
+                <w:sz w:val="20"/>
+                <w:szCs w:val="20"/>
+              </w:rPr>
+              <w:t xml:space="preserve">(100.301.019)</w:t>
+            </w:r>
+          </w:p>
+        </w:tc>
+      </w:tr>
+      <w:tr>
+        <w:trPr>
+          <w:cantSplit/>
+        </w:trPr>
+        <w:tc>
+          <w:tcPr>
+            <w:tcW w:type="dxa" w:w="3481"/>
+            <w:tcBorders>
+              <w:top w:val="single" w:color="000000" w:sz="4"/>
+              <w:left w:val="single" w:color="000000" w:sz="4"/>
+              <w:bottom w:val="single" w:color="000000" w:sz="4"/>
+              <w:right w:val="single" w:color="000000" w:sz="4"/>
+            </w:tcBorders>
+            <w:tcMar>
+              <w:left w:type="dxa" w:w="80"/>
+              <w:right w:type="dxa" w:w="80"/>
+            </w:tcMar>
+            <w:vAlign w:val="center"/>
+          </w:tcPr>
+          <w:p>
+            <w:pPr>
+              <w:spacing w:after="60" w:before="60"/>
+              <w:jc w:val="left"/>
+            </w:pPr>
+            <w:r>
+              <w:rPr>
+                <w:rFonts w:ascii="Arial" w:cs="Arial" w:eastAsia="Arial" w:hAnsi="Arial"/>
+                <w:b/>
+                <w:bCs/>
+                <w:sz w:val="20"/>
+                <w:szCs w:val="20"/>
+              </w:rPr>
+              <w:t xml:space="preserve">Tersedia untuk kreditor</w:t>
+            </w:r>
+          </w:p>
+        </w:tc>
+        <w:tc>
+          <w:tcPr>
+            <w:tcW w:type="dxa" w:w="1850"/>
+            <w:tcBorders>
+              <w:top w:val="single" w:color="000000" w:sz="4"/>
+              <w:left w:val="single" w:color="000000" w:sz="4"/>
+              <w:bottom w:val="single" w:color="000000" w:sz="4"/>
+              <w:right w:val="single" w:color="000000" w:sz="4"/>
+            </w:tcBorders>
+            <w:tcMar>
+              <w:left w:type="dxa" w:w="80"/>
+              <w:right w:type="dxa" w:w="80"/>
+            </w:tcMar>
+            <w:vAlign w:val="center"/>
+          </w:tcPr>
+          <w:p>
+            <w:pPr>
+              <w:spacing w:after="60" w:before="60"/>
+              <w:jc w:val="right"/>
+            </w:pPr>
+            <w:r>
+              <w:rPr>
+                <w:rFonts w:ascii="Arial" w:cs="Arial" w:eastAsia="Arial" w:hAnsi="Arial"/>
+                <w:b/>
+                <w:bCs/>
+                <w:sz w:val="20"/>
+                <w:szCs w:val="20"/>
+              </w:rPr>
+              <w:t xml:space="preserve">732.198.981</w:t>
+            </w:r>
+          </w:p>
+        </w:tc>
+        <w:tc>
+          <w:tcPr>
+            <w:tcW w:type="dxa" w:w="1850"/>
+            <w:tcBorders>
+              <w:top w:val="single" w:color="000000" w:sz="4"/>
+              <w:left w:val="single" w:color="000000" w:sz="4"/>
+              <w:bottom w:val="single" w:color="000000" w:sz="4"/>
+              <w:right w:val="single" w:color="000000" w:sz="4"/>
+            </w:tcBorders>
+            <w:tcMar>
+              <w:left w:type="dxa" w:w="80"/>
+              <w:right w:type="dxa" w:w="80"/>
+            </w:tcMar>
+            <w:vAlign w:val="center"/>
+          </w:tcPr>
+          <w:p>
+            <w:pPr>
+              <w:spacing w:after="60" w:before="60"/>
+              <w:jc w:val="right"/>
+            </w:pPr>
+            <w:r>
+              <w:rPr>
+                <w:rFonts w:ascii="Arial" w:cs="Arial" w:eastAsia="Arial" w:hAnsi="Arial"/>
+                <w:b/>
+                <w:bCs/>
+                <w:sz w:val="20"/>
+                <w:szCs w:val="20"/>
+              </w:rPr>
+              <w:t xml:space="preserve">3.559.698.981</w:t>
+            </w:r>
+          </w:p>
+        </w:tc>
+        <w:tc>
+          <w:tcPr>
+            <w:tcW w:type="dxa" w:w="1900"/>
+            <w:tcBorders>
+              <w:top w:val="single" w:color="000000" w:sz="4"/>
+              <w:left w:val="single" w:color="000000" w:sz="4"/>
+              <w:bottom w:val="single" w:color="000000" w:sz="4"/>
+              <w:right w:val="single" w:color="000000" w:sz="4"/>
+            </w:tcBorders>
+            <w:tcMar>
+              <w:left w:type="dxa" w:w="80"/>
+              <w:right w:type="dxa" w:w="80"/>
+            </w:tcMar>
+            <w:vAlign w:val="center"/>
+          </w:tcPr>
+          <w:p>
+            <w:pPr>
+              <w:spacing w:after="60" w:before="60"/>
+              <w:jc w:val="right"/>
+            </w:pPr>
+            <w:r>
+              <w:rPr>
+                <w:rFonts w:ascii="Arial" w:cs="Arial" w:eastAsia="Arial" w:hAnsi="Arial"/>
+                <w:b/>
+                <w:bCs/>
+                <w:sz w:val="20"/>
+                <w:szCs w:val="20"/>
+              </w:rPr>
+              <w:t xml:space="preserve">11.952.898.981</w:t>
+            </w:r>
+          </w:p>
+        </w:tc>
+      </w:tr>
+      <w:tr>
+        <w:trPr>
+          <w:cantSplit/>
+        </w:trPr>
+        <w:tc>
+          <w:tcPr>
+            <w:tcW w:type="dxa" w:w="3481"/>
+            <w:tcBorders>
+              <w:top w:val="single" w:color="000000" w:sz="4"/>
+              <w:left w:val="single" w:color="000000" w:sz="4"/>
+              <w:bottom w:val="single" w:color="000000" w:sz="4"/>
+              <w:right w:val="single" w:color="000000" w:sz="4"/>
+            </w:tcBorders>
+            <w:tcMar>
+              <w:left w:type="dxa" w:w="80"/>
+              <w:right w:type="dxa" w:w="80"/>
+            </w:tcMar>
+            <w:vAlign w:val="center"/>
+          </w:tcPr>
+          <w:p>
+            <w:pPr>
+              <w:spacing w:after="60" w:before="60"/>
+              <w:jc w:val="left"/>
+            </w:pPr>
+            <w:r>
+              <w:rPr>
+                <w:rFonts w:ascii="Arial" w:cs="Arial" w:eastAsia="Arial" w:hAnsi="Arial"/>
+                <w:b w:val="false"/>
+                <w:bCs w:val="false"/>
+                <w:sz w:val="20"/>
+                <w:szCs w:val="20"/>
+              </w:rPr>
+              <w:t xml:space="preserve">Sisa tagihan 6 eks karyawan</w:t>
+            </w:r>
+          </w:p>
+        </w:tc>
+        <w:tc>
+          <w:tcPr>
+            <w:tcW w:type="dxa" w:w="1850"/>
+            <w:tcBorders>
+              <w:top w:val="single" w:color="000000" w:sz="4"/>
+              <w:left w:val="single" w:color="000000" w:sz="4"/>
+              <w:bottom w:val="single" w:color="000000" w:sz="4"/>
+              <w:right w:val="single" w:color="000000" w:sz="4"/>
+            </w:tcBorders>
+            <w:tcMar>
+              <w:left w:type="dxa" w:w="80"/>
+              <w:right w:type="dxa" w:w="80"/>
+            </w:tcMar>
+            <w:vAlign w:val="center"/>
+          </w:tcPr>
+          <w:p>
+            <w:pPr>
+              <w:spacing w:after="60" w:before="60"/>
+              <w:jc w:val="right"/>
+            </w:pPr>
+            <w:r>
+              <w:rPr>
+                <w:rFonts w:ascii="Arial" w:cs="Arial" w:eastAsia="Arial" w:hAnsi="Arial"/>
+                <w:b w:val="false"/>
+                <w:bCs w:val="false"/>
+                <w:sz w:val="20"/>
+                <w:szCs w:val="20"/>
+              </w:rPr>
+              <w:t xml:space="preserve">139.653.168</w:t>
+            </w:r>
+          </w:p>
+        </w:tc>
+        <w:tc>
+          <w:tcPr>
+            <w:tcW w:type="dxa" w:w="1850"/>
+            <w:tcBorders>
+              <w:top w:val="single" w:color="000000" w:sz="4"/>
+              <w:left w:val="single" w:color="000000" w:sz="4"/>
+              <w:bottom w:val="single" w:color="000000" w:sz="4"/>
+              <w:right w:val="single" w:color="000000" w:sz="4"/>
+            </w:tcBorders>
+            <w:tcMar>
+              <w:left w:type="dxa" w:w="80"/>
+              <w:right w:type="dxa" w:w="80"/>
+            </w:tcMar>
+            <w:vAlign w:val="center"/>
+          </w:tcPr>
+          <w:p>
+            <w:pPr>
+              <w:spacing w:after="60" w:before="60"/>
+              <w:jc w:val="right"/>
+            </w:pPr>
+            <w:r>
+              <w:rPr>
+                <w:rFonts w:ascii="Arial" w:cs="Arial" w:eastAsia="Arial" w:hAnsi="Arial"/>
+                <w:b w:val="false"/>
+                <w:bCs w:val="false"/>
+                <w:sz w:val="20"/>
+                <w:szCs w:val="20"/>
+              </w:rPr>
+              <w:t xml:space="preserve">139.653.168</w:t>
+            </w:r>
+          </w:p>
+        </w:tc>
+        <w:tc>
+          <w:tcPr>
+            <w:tcW w:type="dxa" w:w="1900"/>
+            <w:tcBorders>
+              <w:top w:val="single" w:color="000000" w:sz="4"/>
+              <w:left w:val="single" w:color="000000" w:sz="4"/>
+              <w:bottom w:val="single" w:color="000000" w:sz="4"/>
+              <w:right w:val="single" w:color="000000" w:sz="4"/>
+            </w:tcBorders>
+            <w:tcMar>
+              <w:left w:type="dxa" w:w="80"/>
+              <w:right w:type="dxa" w:w="80"/>
+            </w:tcMar>
+            <w:vAlign w:val="center"/>
+          </w:tcPr>
+          <w:p>
+            <w:pPr>
+              <w:spacing w:after="60" w:before="60"/>
+              <w:jc w:val="right"/>
+            </w:pPr>
+            <w:r>
+              <w:rPr>
+                <w:rFonts w:ascii="Arial" w:cs="Arial" w:eastAsia="Arial" w:hAnsi="Arial"/>
+                <w:b w:val="false"/>
+                <w:bCs w:val="false"/>
+                <w:sz w:val="20"/>
+                <w:szCs w:val="20"/>
+              </w:rPr>
+              <w:t xml:space="preserve">139.653.168</w:t>
+            </w:r>
+          </w:p>
+        </w:tc>
+      </w:tr>
+      <w:tr>
+        <w:trPr>
+          <w:cantSplit/>
+        </w:trPr>
+        <w:tc>
+          <w:tcPr>
+            <w:tcW w:type="dxa" w:w="3481"/>
+            <w:tcBorders>
+              <w:top w:val="single" w:color="000000" w:sz="4"/>
+              <w:left w:val="single" w:color="000000" w:sz="4"/>
+              <w:bottom w:val="single" w:color="000000" w:sz="4"/>
+              <w:right w:val="single" w:color="000000" w:sz="4"/>
+            </w:tcBorders>
+            <w:tcMar>
+              <w:left w:type="dxa" w:w="80"/>
+              <w:right w:type="dxa" w:w="80"/>
+            </w:tcMar>
+            <w:vAlign w:val="center"/>
+          </w:tcPr>
+          <w:p>
+            <w:pPr>
+              <w:spacing w:after="60" w:before="60"/>
+              <w:jc w:val="left"/>
+            </w:pPr>
+            <w:r>
+              <w:rPr>
+                <w:rFonts w:ascii="Arial" w:cs="Arial" w:eastAsia="Arial" w:hAnsi="Arial"/>
+                <w:b w:val="false"/>
+                <w:bCs w:val="false"/>
+                <w:sz w:val="20"/>
+                <w:szCs w:val="20"/>
+              </w:rPr>
+              <w:t xml:space="preserve">Tagihan KPP Pratama Binjai</w:t>
+            </w:r>
+          </w:p>
+        </w:tc>
+        <w:tc>
+          <w:tcPr>
+            <w:tcW w:type="dxa" w:w="1850"/>
+            <w:tcBorders>
+              <w:top w:val="single" w:color="000000" w:sz="4"/>
+              <w:left w:val="single" w:color="000000" w:sz="4"/>
+              <w:bottom w:val="single" w:color="000000" w:sz="4"/>
+              <w:right w:val="single" w:color="000000" w:sz="4"/>
+            </w:tcBorders>
+            <w:tcMar>
+              <w:left w:type="dxa" w:w="80"/>
+              <w:right w:type="dxa" w:w="80"/>
+            </w:tcMar>
+            <w:vAlign w:val="center"/>
+          </w:tcPr>
+          <w:p>
+            <w:pPr>
+              <w:spacing w:after="60" w:before="60"/>
+              <w:jc w:val="right"/>
+            </w:pPr>
+            <w:r>
+              <w:rPr>
+                <w:rFonts w:ascii="Arial" w:cs="Arial" w:eastAsia="Arial" w:hAnsi="Arial"/>
+                <w:b w:val="false"/>
+                <w:bCs w:val="false"/>
+                <w:sz w:val="20"/>
+                <w:szCs w:val="20"/>
+              </w:rPr>
+              <w:t xml:space="preserve">592.545.813</w:t>
+            </w:r>
+          </w:p>
+        </w:tc>
+        <w:tc>
+          <w:tcPr>
+            <w:tcW w:type="dxa" w:w="1850"/>
+            <w:tcBorders>
+              <w:top w:val="single" w:color="000000" w:sz="4"/>
+              <w:left w:val="single" w:color="000000" w:sz="4"/>
+              <w:bottom w:val="single" w:color="000000" w:sz="4"/>
+              <w:right w:val="single" w:color="000000" w:sz="4"/>
+            </w:tcBorders>
+            <w:tcMar>
+              <w:left w:type="dxa" w:w="80"/>
+              <w:right w:type="dxa" w:w="80"/>
+            </w:tcMar>
+            <w:vAlign w:val="center"/>
+          </w:tcPr>
+          <w:p>
+            <w:pPr>
+              <w:spacing w:after="60" w:before="60"/>
+              <w:jc w:val="right"/>
+            </w:pPr>
+            <w:r>
+              <w:rPr>
+                <w:rFonts w:ascii="Arial" w:cs="Arial" w:eastAsia="Arial" w:hAnsi="Arial"/>
+                <w:b w:val="false"/>
+                <w:bCs w:val="false"/>
+                <w:sz w:val="20"/>
+                <w:szCs w:val="20"/>
+              </w:rPr>
+              <w:t xml:space="preserve">1.108.581.903</w:t>
+            </w:r>
+          </w:p>
+        </w:tc>
+        <w:tc>
+          <w:tcPr>
+            <w:tcW w:type="dxa" w:w="1900"/>
+            <w:tcBorders>
+              <w:top w:val="single" w:color="000000" w:sz="4"/>
+              <w:left w:val="single" w:color="000000" w:sz="4"/>
+              <w:bottom w:val="single" w:color="000000" w:sz="4"/>
+              <w:right w:val="single" w:color="000000" w:sz="4"/>
+            </w:tcBorders>
+            <w:tcMar>
+              <w:left w:type="dxa" w:w="80"/>
+              <w:right w:type="dxa" w:w="80"/>
+            </w:tcMar>
+            <w:vAlign w:val="center"/>
+          </w:tcPr>
+          <w:p>
+            <w:pPr>
+              <w:spacing w:after="60" w:before="60"/>
+              <w:jc w:val="right"/>
+            </w:pPr>
+            <w:r>
+              <w:rPr>
+                <w:rFonts w:ascii="Arial" w:cs="Arial" w:eastAsia="Arial" w:hAnsi="Arial"/>
+                <w:b w:val="false"/>
+                <w:bCs w:val="false"/>
+                <w:sz w:val="20"/>
+                <w:szCs w:val="20"/>
+              </w:rPr>
+              <w:t xml:space="preserve">1.108.581.903</w:t>
+            </w:r>
+          </w:p>
+        </w:tc>
+      </w:tr>
+      <w:tr>
+        <w:trPr>
+          <w:cantSplit/>
+        </w:trPr>
+        <w:tc>
+          <w:tcPr>
+            <w:tcW w:type="dxa" w:w="3481"/>
+            <w:tcBorders>
+              <w:top w:val="single" w:color="000000" w:sz="4"/>
+              <w:left w:val="single" w:color="000000" w:sz="4"/>
+              <w:bottom w:val="single" w:color="000000" w:sz="4"/>
+              <w:right w:val="single" w:color="000000" w:sz="4"/>
+            </w:tcBorders>
+            <w:tcMar>
+              <w:left w:type="dxa" w:w="80"/>
+              <w:right w:type="dxa" w:w="80"/>
+            </w:tcMar>
+            <w:vAlign w:val="center"/>
+          </w:tcPr>
+          <w:p>
+            <w:pPr>
+              <w:spacing w:after="60" w:before="60"/>
+              <w:jc w:val="left"/>
+            </w:pPr>
+            <w:r>
+              <w:rPr>
+                <w:rFonts w:ascii="Arial" w:cs="Arial" w:eastAsia="Arial" w:hAnsi="Arial"/>
+                <w:b/>
+                <w:bCs/>
+                <w:sz w:val="20"/>
+                <w:szCs w:val="20"/>
+              </w:rPr>
+              <w:t xml:space="preserve">Tagihan yang tidak terbayar</w:t>
+            </w:r>
+          </w:p>
+        </w:tc>
+        <w:tc>
+          <w:tcPr>
+            <w:tcW w:type="dxa" w:w="1850"/>
+            <w:tcBorders>
+              <w:top w:val="single" w:color="000000" w:sz="4"/>
+              <w:left w:val="single" w:color="000000" w:sz="4"/>
+              <w:bottom w:val="single" w:color="000000" w:sz="4"/>
+              <w:right w:val="single" w:color="000000" w:sz="4"/>
+            </w:tcBorders>
+            <w:tcMar>
+              <w:left w:type="dxa" w:w="80"/>
+              <w:right w:type="dxa" w:w="80"/>
+            </w:tcMar>
+            <w:vAlign w:val="center"/>
+          </w:tcPr>
+          <w:p>
+            <w:pPr>
+              <w:spacing w:after="60" w:before="60"/>
+              <w:jc w:val="right"/>
+            </w:pPr>
+            <w:r>
+              <w:rPr>
+                <w:rFonts w:ascii="Arial" w:cs="Arial" w:eastAsia="Arial" w:hAnsi="Arial"/>
+                <w:b/>
+                <w:bCs/>
+                <w:sz w:val="20"/>
+                <w:szCs w:val="20"/>
+              </w:rPr>
+              <w:t xml:space="preserve">516.036.090</w:t>
+            </w:r>
+          </w:p>
+        </w:tc>
+        <w:tc>
+          <w:tcPr>
+            <w:tcW w:type="dxa" w:w="1850"/>
+            <w:tcBorders>
+              <w:top w:val="single" w:color="000000" w:sz="4"/>
+              <w:left w:val="single" w:color="000000" w:sz="4"/>
+              <w:bottom w:val="single" w:color="000000" w:sz="4"/>
+              <w:right w:val="single" w:color="000000" w:sz="4"/>
+            </w:tcBorders>
+            <w:tcMar>
+              <w:left w:type="dxa" w:w="80"/>
+              <w:right w:type="dxa" w:w="80"/>
+            </w:tcMar>
+            <w:vAlign w:val="center"/>
+          </w:tcPr>
+          <w:p>
+            <w:pPr>
+              <w:spacing w:after="60" w:before="60"/>
+              <w:jc w:val="right"/>
+            </w:pPr>
+            <w:r>
+              <w:rPr>
+                <w:rFonts w:ascii="Arial" w:cs="Arial" w:eastAsia="Arial" w:hAnsi="Arial"/>
+                <w:b/>
+                <w:bCs/>
+                <w:sz w:val="20"/>
+                <w:szCs w:val="20"/>
+              </w:rPr>
+              <w:t xml:space="preserve">0</w:t>
+            </w:r>
+          </w:p>
+        </w:tc>
+        <w:tc>
+          <w:tcPr>
+            <w:tcW w:type="dxa" w:w="1900"/>
+            <w:tcBorders>
+              <w:top w:val="single" w:color="000000" w:sz="4"/>
+              <w:left w:val="single" w:color="000000" w:sz="4"/>
+              <w:bottom w:val="single" w:color="000000" w:sz="4"/>
+              <w:right w:val="single" w:color="000000" w:sz="4"/>
+            </w:tcBorders>
+            <w:tcMar>
+              <w:left w:type="dxa" w:w="80"/>
+              <w:right w:type="dxa" w:w="80"/>
+            </w:tcMar>
+            <w:vAlign w:val="center"/>
+          </w:tcPr>
+          <w:p>
+            <w:pPr>
+              <w:spacing w:after="60" w:before="60"/>
+              <w:jc w:val="right"/>
+            </w:pPr>
+            <w:r>
+              <w:rPr>
+                <w:rFonts w:ascii="Arial" w:cs="Arial" w:eastAsia="Arial" w:hAnsi="Arial"/>
+                <w:b/>
+                <w:bCs/>
+                <w:sz w:val="20"/>
+                <w:szCs w:val="20"/>
+              </w:rPr>
+              <w:t xml:space="preserve">0</w:t>
+            </w:r>
+          </w:p>
+        </w:tc>
+      </w:tr>
+      <w:tr>
+        <w:trPr>
+          <w:cantSplit/>
+        </w:trPr>
+        <w:tc>
+          <w:tcPr>
+            <w:tcW w:type="dxa" w:w="3481"/>
+            <w:tcBorders>
+              <w:top w:val="single" w:color="000000" w:sz="4"/>
+              <w:left w:val="single" w:color="000000" w:sz="4"/>
+              <w:bottom w:val="single" w:color="000000" w:sz="4"/>
+              <w:right w:val="single" w:color="000000" w:sz="4"/>
+            </w:tcBorders>
+            <w:tcMar>
+              <w:left w:type="dxa" w:w="80"/>
+              <w:right w:type="dxa" w:w="80"/>
+            </w:tcMar>
+            <w:vAlign w:val="center"/>
+          </w:tcPr>
+          <w:p>
+            <w:pPr>
+              <w:spacing w:after="60" w:before="60"/>
+              <w:jc w:val="left"/>
+            </w:pPr>
+            <w:r>
+              <w:rPr>
+                <w:rFonts w:ascii="Arial" w:cs="Arial" w:eastAsia="Arial" w:hAnsi="Arial"/>
+                <w:b/>
+                <w:bCs/>
+                <w:sz w:val="20"/>
+                <w:szCs w:val="20"/>
+              </w:rPr>
+              <w:t xml:space="preserve">Sisa yang dikembalikan kepada Debitor</w:t>
+            </w:r>
+          </w:p>
+        </w:tc>
+        <w:tc>
+          <w:tcPr>
+            <w:tcW w:type="dxa" w:w="1850"/>
+            <w:tcBorders>
+              <w:top w:val="single" w:color="000000" w:sz="4"/>
+              <w:left w:val="single" w:color="000000" w:sz="4"/>
+              <w:bottom w:val="single" w:color="000000" w:sz="4"/>
+              <w:right w:val="single" w:color="000000" w:sz="4"/>
+            </w:tcBorders>
+            <w:tcMar>
+              <w:left w:type="dxa" w:w="80"/>
+              <w:right w:type="dxa" w:w="80"/>
+            </w:tcMar>
+            <w:vAlign w:val="center"/>
+          </w:tcPr>
+          <w:p>
+            <w:pPr>
+              <w:spacing w:after="60" w:before="60"/>
+              <w:jc w:val="right"/>
+            </w:pPr>
+            <w:r>
+              <w:rPr>
+                <w:rFonts w:ascii="Arial" w:cs="Arial" w:eastAsia="Arial" w:hAnsi="Arial"/>
+                <w:b/>
+                <w:bCs/>
+                <w:sz w:val="20"/>
+                <w:szCs w:val="20"/>
+              </w:rPr>
+              <w:t xml:space="preserve">0</w:t>
+            </w:r>
+          </w:p>
+        </w:tc>
+        <w:tc>
+          <w:tcPr>
+            <w:tcW w:type="dxa" w:w="1850"/>
+            <w:tcBorders>
+              <w:top w:val="single" w:color="000000" w:sz="4"/>
+              <w:left w:val="single" w:color="000000" w:sz="4"/>
+              <w:bottom w:val="single" w:color="000000" w:sz="4"/>
+              <w:right w:val="single" w:color="000000" w:sz="4"/>
+            </w:tcBorders>
+            <w:tcMar>
+              <w:left w:type="dxa" w:w="80"/>
+              <w:right w:type="dxa" w:w="80"/>
+            </w:tcMar>
+            <w:vAlign w:val="center"/>
+          </w:tcPr>
+          <w:p>
+            <w:pPr>
+              <w:spacing w:after="60" w:before="60"/>
+              <w:jc w:val="right"/>
+            </w:pPr>
+            <w:r>
+              <w:rPr>
+                <w:rFonts w:ascii="Arial" w:cs="Arial" w:eastAsia="Arial" w:hAnsi="Arial"/>
+                <w:b/>
+                <w:bCs/>
+                <w:sz w:val="20"/>
+                <w:szCs w:val="20"/>
+              </w:rPr>
+              <w:t xml:space="preserve">2.311.463.910</w:t>
+            </w:r>
+          </w:p>
+        </w:tc>
+        <w:tc>
+          <w:tcPr>
+            <w:tcW w:type="dxa" w:w="1900"/>
+            <w:tcBorders>
+              <w:top w:val="single" w:color="000000" w:sz="4"/>
+              <w:left w:val="single" w:color="000000" w:sz="4"/>
+              <w:bottom w:val="single" w:color="000000" w:sz="4"/>
+              <w:right w:val="single" w:color="000000" w:sz="4"/>
+            </w:tcBorders>
+            <w:tcMar>
+              <w:left w:type="dxa" w:w="80"/>
+              <w:right w:type="dxa" w:w="80"/>
+            </w:tcMar>
+            <w:vAlign w:val="center"/>
+          </w:tcPr>
+          <w:p>
+            <w:pPr>
+              <w:spacing w:after="60" w:before="60"/>
+              <w:jc w:val="right"/>
+            </w:pPr>
+            <w:r>
+              <w:rPr>
+                <w:rFonts w:ascii="Arial" w:cs="Arial" w:eastAsia="Arial" w:hAnsi="Arial"/>
+                <w:b/>
+                <w:bCs/>
+                <w:sz w:val="20"/>
+                <w:szCs w:val="20"/>
+              </w:rPr>
+              <w:t xml:space="preserve">10.704.663.910</w:t>
+            </w:r>
+          </w:p>
+        </w:tc>
+      </w:tr>
+    </w:tbl>
+    <w:p>
+      <w:pPr>
+        <w:spacing w:after="0"/>
+      </w:pPr>
+    </w:p>
+    <w:p>
+      <w:pPr>
+        <w:keepLines/>
+        <w:spacing w:after="120" w:line="276"/>
+        <w:ind w:left="453"/>
+        <w:jc w:val="both"/>
+      </w:pPr>
+      <w:r>
+        <w:rPr>
+          <w:rFonts w:ascii="Arial" w:cs="Arial" w:eastAsia="Arial" w:hAnsi="Arial"/>
+          <w:b/>
+          <w:bCs/>
+          <w:sz w:val="22"/>
+          <w:szCs w:val="22"/>
+        </w:rPr>
+        <w:t xml:space="preserve">Titik impas</w:t>
+      </w:r>
+      <w:r>
+        <w:rPr>
+          <w:rFonts w:ascii="Arial" w:cs="Arial" w:eastAsia="Arial" w:hAnsi="Arial"/>
+          <w:sz w:val="22"/>
+          <w:szCs w:val="22"/>
+        </w:rPr>
+        <w:t xml:space="preserve"> adalah harga paket sekitar </w:t>
+      </w:r>
+      <w:r>
+        <w:rPr>
+          <w:rFonts w:ascii="Arial" w:cs="Arial" w:eastAsia="Arial" w:hAnsi="Arial"/>
+          <w:b/>
+          <w:bCs/>
+          <w:sz w:val="22"/>
+          <w:szCs w:val="22"/>
+        </w:rPr>
+        <w:t xml:space="preserve">Rp1,47 miliar</w:t>
+      </w:r>
+      <w:r>
+        <w:rPr>
+          <w:rFonts w:ascii="Arial" w:cs="Arial" w:eastAsia="Arial" w:hAnsi="Arial"/>
+          <w:sz w:val="22"/>
+          <w:szCs w:val="22"/>
+        </w:rPr>
+        <w:t xml:space="preserve">, yaitu jumlah sisa tagihan (Rp1.248.235.071), PNBP (± Rp100,3 juta), dan biaya pelaksanaan (± Rp120 juta). Bila harga penawaran terbaik mencapai angka tersebut, seluruh kreditor dibayar penuh, kepailitan dapat berakhir menurut Pasal 202 UU 37/2004, dan kelebihannya dikembalikan kepada Debitor.</w:t>
+      </w:r>
+    </w:p>
+    <w:p>
+      <w:pPr>
+        <w:keepLines/>
+        <w:spacing w:after="120" w:line="276"/>
+        <w:ind w:left="453"/>
+        <w:jc w:val="both"/>
+      </w:pPr>
+      <w:r>
+        <w:rPr>
+          <w:rFonts w:ascii="Arial" w:cs="Arial" w:eastAsia="Arial" w:hAnsi="Arial"/>
+          <w:sz w:val="22"/>
+          <w:szCs w:val="22"/>
+        </w:rPr>
+        <w:t xml:space="preserve">Pembacaan hasil estimasi:</w:t>
+      </w:r>
+    </w:p>
+    <w:p>
+      <w:pPr>
+        <w:pStyle w:val="ListParagraph"/>
+        <w:keepNext w:val="false"/>
+        <w:keepLines/>
+        <w:numPr>
+          <w:ilvl w:val="0"/>
+          <w:numId w:val="5"/>
+        </w:numPr>
+        <w:spacing w:after="120" w:line="276"/>
+        <w:jc w:val="both"/>
+      </w:pPr>
+      <w:r>
+        <w:rPr>
+          <w:rFonts w:ascii="Arial" w:cs="Arial" w:eastAsia="Arial" w:hAnsi="Arial"/>
+          <w:sz w:val="22"/>
+          <w:szCs w:val="22"/>
+        </w:rPr>
+        <w:t xml:space="preserve">Bahkan pada skenario konservatif, cessie menghasilkan sekitar Rp730 juta bagi kreditor. Jumlah ini melunasi sisa tagihan eks karyawan dan lebih dari separuh tagihan KPP Pratama Binjai, dibandingkan nol bila hak tersebut tidak dibereskan.</w:t>
+      </w:r>
+    </w:p>
+    <w:p>
+      <w:pPr>
+        <w:pStyle w:val="ListParagraph"/>
+        <w:keepNext w:val="false"/>
+        <w:keepLines/>
+        <w:numPr>
+          <w:ilvl w:val="0"/>
+          <w:numId w:val="5"/>
+        </w:numPr>
+        <w:spacing w:after="120" w:line="276"/>
+        <w:jc w:val="both"/>
+      </w:pPr>
+      <w:r>
+        <w:rPr>
+          <w:rFonts w:ascii="Arial" w:cs="Arial" w:eastAsia="Arial" w:hAnsi="Arial"/>
+          <w:sz w:val="22"/>
+          <w:szCs w:val="22"/>
+        </w:rPr>
+        <w:t xml:space="preserve">Pada skenario moderat dan optimis, seluruh tagihan lunas dan terdapat sisa bagi Debitor. Hal ini sekaligus menjadi alasan kuat bagi Debitor untuk mendukung, bukan menghalangi, proses penjualan.</w:t>
+      </w:r>
+    </w:p>
+    <w:p>
+      <w:pPr>
+        <w:pStyle w:val="ListParagraph"/>
+        <w:keepNext w:val="false"/>
+        <w:keepLines/>
+        <w:numPr>
+          <w:ilvl w:val="0"/>
+          <w:numId w:val="5"/>
+        </w:numPr>
+        <w:spacing w:after="120" w:line="276"/>
+        <w:jc w:val="both"/>
+      </w:pPr>
+      <w:r>
+        <w:rPr>
+          <w:rFonts w:ascii="Arial" w:cs="Arial" w:eastAsia="Arial" w:hAnsi="Arial"/>
+          <w:sz w:val="22"/>
+          <w:szCs w:val="22"/>
+        </w:rPr>
+        <w:t xml:space="preserve">Faktor penentu terbesar adalah umur dan kondisi tanaman. Karena itu, inventarisasi pada operasi lapangan harus mencatat tahun tanam per blok, dan KJPP diminta menilai dengan metode yang sesuai untuk tanaman tua maupun hasil peremajaan.</w:t>
+      </w:r>
+    </w:p>
+    <w:p>
+      <w:pPr>
+        <w:pStyle w:val="ListParagraph"/>
+        <w:keepNext w:val="false"/>
+        <w:keepLines/>
+        <w:numPr>
+          <w:ilvl w:val="0"/>
+          <w:numId w:val="5"/>
+        </w:numPr>
+        <w:spacing w:after="120" w:line="276"/>
+        <w:jc w:val="both"/>
+      </w:pPr>
+      <w:r>
+        <w:rPr>
+          <w:rFonts w:ascii="Arial" w:cs="Arial" w:eastAsia="Arial" w:hAnsi="Arial"/>
+          <w:sz w:val="22"/>
+          <w:szCs w:val="22"/>
+        </w:rPr>
+        <w:t xml:space="preserve">Karena selisih antarskenario sangat lebar, nilai limit dalam pengumuman penawaran sebaiknya ditetapkan dari laporan KJPP, paling rendah sebesar titik impas bila nilai KJPP memungkinkan.</w:t>
+      </w:r>
+    </w:p>
+    <w:p>
+      <w:pPr>
+        <w:keepNext/>
+        <w:keepLines/>
+        <w:tabs>
+          <w:tab w:val="left" w:pos="453"/>
+        </w:tabs>
+        <w:spacing w:after="120" w:before="200" w:line="276"/>
+        <w:ind w:left="453" w:hanging="453"/>
+      </w:pPr>
+      <w:r>
+        <w:rPr>
+          <w:rFonts w:ascii="Arial" w:cs="Arial" w:eastAsia="Arial" w:hAnsi="Arial"/>
+          <w:b/>
+          <w:bCs/>
+          <w:sz w:val="22"/>
+          <w:szCs w:val="22"/>
+        </w:rPr>
+        <w:t xml:space="preserve">VII.	MENGAPA INI LANGKAH YANG PALING MUNGKIN DAN MASUK AKAL</w:t>
       </w:r>
     </w:p>
     <w:p>
@@ -4785,7 +9462,7 @@
         <w:keepLines/>
         <w:numPr>
           <w:ilvl w:val="0"/>
-          <w:numId w:val="5"/>
+          <w:numId w:val="6"/>
         </w:numPr>
         <w:spacing w:after="120" w:line="276"/>
         <w:jc w:val="both"/>
@@ -4816,7 +9493,7 @@
         <w:keepLines/>
         <w:numPr>
           <w:ilvl w:val="0"/>
-          <w:numId w:val="5"/>
+          <w:numId w:val="6"/>
         </w:numPr>
         <w:spacing w:after="120" w:line="276"/>
         <w:jc w:val="both"/>
@@ -4847,7 +9524,7 @@
         <w:keepLines/>
         <w:numPr>
           <w:ilvl w:val="0"/>
-          <w:numId w:val="5"/>
+          <w:numId w:val="6"/>
         </w:numPr>
         <w:spacing w:after="120" w:line="276"/>
         <w:jc w:val="both"/>
@@ -4878,7 +9555,7 @@
         <w:keepLines/>
         <w:numPr>
           <w:ilvl w:val="0"/>
-          <w:numId w:val="5"/>
+          <w:numId w:val="6"/>
         </w:numPr>
         <w:spacing w:after="120" w:line="276"/>
         <w:jc w:val="both"/>
@@ -4909,7 +9586,7 @@
         <w:keepLines/>
         <w:numPr>
           <w:ilvl w:val="0"/>
-          <w:numId w:val="5"/>
+          <w:numId w:val="6"/>
         </w:numPr>
         <w:spacing w:after="120" w:line="276"/>
         <w:jc w:val="both"/>
@@ -4940,7 +9617,7 @@
         <w:keepLines/>
         <w:numPr>
           <w:ilvl w:val="0"/>
-          <w:numId w:val="5"/>
+          <w:numId w:val="6"/>
         </w:numPr>
         <w:spacing w:after="120" w:line="276"/>
         <w:jc w:val="both"/>
@@ -4982,7 +9659,7 @@
           <w:sz w:val="22"/>
           <w:szCs w:val="22"/>
         </w:rPr>
-        <w:t xml:space="preserve">VII.	KESIMPULAN</w:t>
+        <w:t xml:space="preserve">VIII.	KESIMPULAN</w:t>
       </w:r>
     </w:p>
     <w:p>
@@ -4992,7 +9669,7 @@
         <w:keepLines/>
         <w:numPr>
           <w:ilvl w:val="0"/>
-          <w:numId w:val="6"/>
+          <w:numId w:val="7"/>
         </w:numPr>
         <w:spacing w:after="120" w:line="276"/>
         <w:jc w:val="both"/>
@@ -5031,7 +9708,7 @@
         <w:keepLines/>
         <w:numPr>
           <w:ilvl w:val="0"/>
-          <w:numId w:val="6"/>
+          <w:numId w:val="7"/>
         </w:numPr>
         <w:spacing w:after="120" w:line="276"/>
         <w:jc w:val="both"/>
@@ -5070,7 +9747,7 @@
         <w:keepLines/>
         <w:numPr>
           <w:ilvl w:val="0"/>
-          <w:numId w:val="6"/>
+          <w:numId w:val="7"/>
         </w:numPr>
         <w:spacing w:after="120" w:line="276"/>
         <w:jc w:val="both"/>
@@ -5104,6 +9781,27 @@
     </w:p>
     <w:p>
       <w:pPr>
+        <w:pStyle w:val="ListParagraph"/>
+        <w:keepNext w:val="false"/>
+        <w:keepLines/>
+        <w:numPr>
+          <w:ilvl w:val="0"/>
+          <w:numId w:val="7"/>
+        </w:numPr>
+        <w:spacing w:after="120" w:line="276"/>
+        <w:jc w:val="both"/>
+      </w:pPr>
+      <w:r>
+        <w:rPr>
+          <w:rFonts w:ascii="Arial" w:cs="Arial" w:eastAsia="Arial" w:hAnsi="Arial"/>
+          <w:sz w:val="22"/>
+          <w:szCs w:val="22"/>
+        </w:rPr>
+        <w:t xml:space="preserve">Dengan biaya pelaksanaan sekitar Rp65–228 juta, perkiraan perolehan berkisar antara Rp0,9 miliar dan Rp12,3 miliar. Titik impas untuk melunasi seluruh kreditor sekitar Rp1,47 miliar. Nilai sebenarnya ditentukan oleh laporan KJPP dan hasil penawaran.</w:t>
+      </w:r>
+    </w:p>
+    <w:p>
+      <w:pPr>
         <w:keepNext/>
         <w:keepLines/>
         <w:tabs>
@@ -5120,7 +9818,7 @@
           <w:sz w:val="22"/>
           <w:szCs w:val="22"/>
         </w:rPr>
-        <w:t xml:space="preserve">VIII.	SARAN</w:t>
+        <w:t xml:space="preserve">IX.	SARAN</w:t>
       </w:r>
     </w:p>
     <w:p>
@@ -5130,7 +9828,7 @@
         <w:keepLines/>
         <w:numPr>
           <w:ilvl w:val="0"/>
-          <w:numId w:val="7"/>
+          <w:numId w:val="8"/>
         </w:numPr>
         <w:spacing w:after="120" w:line="276"/>
         <w:jc w:val="both"/>
@@ -5151,7 +9849,7 @@
         <w:keepLines/>
         <w:numPr>
           <w:ilvl w:val="0"/>
-          <w:numId w:val="7"/>
+          <w:numId w:val="8"/>
         </w:numPr>
         <w:spacing w:after="120" w:line="276"/>
         <w:jc w:val="both"/>
@@ -5172,7 +9870,7 @@
         <w:keepLines/>
         <w:numPr>
           <w:ilvl w:val="0"/>
-          <w:numId w:val="7"/>
+          <w:numId w:val="8"/>
         </w:numPr>
         <w:spacing w:after="120" w:line="276"/>
         <w:jc w:val="both"/>
@@ -5193,7 +9891,7 @@
         <w:keepLines/>
         <w:numPr>
           <w:ilvl w:val="0"/>
-          <w:numId w:val="7"/>
+          <w:numId w:val="8"/>
         </w:numPr>
         <w:spacing w:after="120" w:line="276"/>
         <w:jc w:val="both"/>
@@ -5662,6 +10360,12 @@
     </w:lvlOverride>
   </w:num>
   <w:num w:numId="7">
+    <w:abstractNumId w:val="2"/>
+    <w:lvlOverride w:ilvl="0">
+      <w:startOverride w:val="1"/>
+    </w:lvlOverride>
+  </w:num>
+  <w:num w:numId="8">
     <w:abstractNumId w:val="2"/>
     <w:lvlOverride w:ilvl="0">
       <w:startOverride w:val="1"/>

--- a/telaah-pt-rata-makmur/Telaah_Hukum_Cessie_PT_Rata_Makmur.docx
+++ b/telaah-pt-rata-makmur/Telaah_Hukum_Cessie_PT_Rata_Makmur.docx
@@ -839,7 +839,7 @@
           <w:sz w:val="22"/>
           <w:szCs w:val="22"/>
         </w:rPr>
-        <w:t xml:space="preserve"> Kreditor memperoleh pembayaran dari hak yang selama ini tidak dapat dicairkan, utang Debitor berkurang dan Debitor terbebas dari kewajiban pembongkaran, dan Kurator memperoleh jalan pemberesan yang sah dan aman. Dengan biaya sekitar Rp65–228 juta, perkiraan hasilnya Rp0,9–12,3 miliar, dengan titik impas sekitar Rp1,47 miliar.</w:t>
+        <w:t xml:space="preserve"> Kreditor memperoleh pembayaran dari hak yang selama ini tidak dapat dicairkan, utang Debitor berkurang dan Debitor terbebas dari kewajiban pembongkaran, dan Kurator memperoleh jalan pemberesan yang sah dan aman. Dengan biaya sekitar Rp65 juta sampai dengan Rp228 juta, perkiraan hasilnya Rp0,9 miliar sampai dengan Rp12,3 miliar, dengan titik impas sekitar Rp1,33 miliar.</w:t>
       </w:r>
     </w:p>
     <w:p>
@@ -1638,7 +1638,7 @@
                 <w:sz w:val="20"/>
                 <w:szCs w:val="20"/>
               </w:rPr>
-              <w:t xml:space="preserve">Rapat dengan kuasa hukum Debitor. Tagihan KPP Pratama Binjai sebesar Rp1.108.581.903,00 masih belum dibayar, dan sisa tagihan eks karyawan paling sedikit Rp139.653.168,00.</w:t>
+              <w:t xml:space="preserve">Rapat dengan kuasa hukum Debitor. Tagihan eks karyawan telah dibayar lunas, sehingga yang tersisa hanya tagihan KPP Pratama Binjai sebesar Rp1.108.581.903,00 yang belum dibayar sama sekali.</w:t>
             </w:r>
           </w:p>
         </w:tc>
@@ -2161,7 +2161,7 @@
                 <w:sz w:val="20"/>
                 <w:szCs w:val="20"/>
               </w:rPr>
-              <w:t xml:space="preserve">Permen ATR/BPN 18/2021, Pasal 70–73 dan 79</w:t>
+              <w:t xml:space="preserve">Permen ATR/BPN 18/2021, Pasal 70 sampai dengan Pasal 73 dan 79</w:t>
             </w:r>
           </w:p>
         </w:tc>
@@ -2268,7 +2268,7 @@
                 <w:sz w:val="20"/>
                 <w:szCs w:val="20"/>
               </w:rPr>
-              <w:t xml:space="preserve">Pasal 511 (tagihan adalah benda bergerak), Pasal 613 (cara dan akibat cessie), Pasal 1334 ayat (1) (benda yang akan ada dapat menjadi pokok perjanjian), Pasal 1436 (percampuran utang), dan Pasal 1533–1535 (tanggung jawab penjual piutang).</w:t>
+              <w:t xml:space="preserve">Pasal 511 (tagihan adalah benda bergerak), Pasal 613 (cara dan akibat cessie), Pasal 1334 ayat (1) (benda yang akan ada dapat menjadi pokok perjanjian), Pasal 1436 (percampuran utang), dan Pasal 1533 sampai dengan Pasal 1535 (tanggung jawab penjual piutang).</w:t>
             </w:r>
           </w:p>
         </w:tc>
@@ -4564,7 +4564,7 @@
                 <w:sz w:val="20"/>
                 <w:szCs w:val="20"/>
               </w:rPr>
-              <w:t xml:space="preserve">Kreditor (KPP Pratama Binjai dan 6 eks karyawan)</w:t>
+              <w:t xml:space="preserve">Kreditor (KPP Pratama Binjai, satu-satunya kreditor yang belum dibayar)</w:t>
             </w:r>
           </w:p>
         </w:tc>
@@ -4598,7 +4598,7 @@
                 <w:sz w:val="20"/>
                 <w:szCs w:val="20"/>
               </w:rPr>
-              <w:t xml:space="preserve">Memperoleh pembayaran dari hak yang selama ini bernilai nol bagi harta pailit. Pembayaran terjadi dalam hitungan bulan, bukan menunggu penataan tanah atau perkara bertahun-tahun. Biaya penagihan tidak mengurangi harta pailit karena risikonya beralih kepada pembeli, dan tidak ada risiko lelang dibatalkan yang dapat memaksa pengembalian hasil pembagian.</w:t>
+              <w:t xml:space="preserve">Memperoleh pembayaran atas tagihan pajak dari hak yang selama ini bernilai nol bagi harta pailit. Pembayaran terjadi dalam hitungan bulan, bukan menunggu penataan tanah atau perkara bertahun-tahun. Biaya penagihan tidak mengurangi harta pailit karena risikonya beralih kepada pembeli, dan tidak ada risiko lelang dibatalkan yang dapat memaksa pengembalian hasil pembagian.</w:t>
             </w:r>
           </w:p>
         </w:tc>
@@ -5197,7 +5197,7 @@
                 <w:sz w:val="20"/>
                 <w:szCs w:val="20"/>
               </w:rPr>
-              <w:t xml:space="preserve">3.000.000 – 7.500.000</w:t>
+              <w:t xml:space="preserve">3.000.000 s.d. 7.500.000</w:t>
             </w:r>
           </w:p>
         </w:tc>
@@ -5338,7 +5338,7 @@
                 <w:sz w:val="20"/>
                 <w:szCs w:val="20"/>
               </w:rPr>
-              <w:t xml:space="preserve">15.000.000 – 95.000.000</w:t>
+              <w:t xml:space="preserve">15.000.000 s.d. 95.000.000</w:t>
             </w:r>
           </w:p>
         </w:tc>
@@ -5479,7 +5479,7 @@
                 <w:sz w:val="20"/>
                 <w:szCs w:val="20"/>
               </w:rPr>
-              <w:t xml:space="preserve">25.000.000 – 75.000.000</w:t>
+              <w:t xml:space="preserve">25.000.000 s.d. 75.000.000</w:t>
             </w:r>
           </w:p>
         </w:tc>
@@ -5620,7 +5620,7 @@
                 <w:sz w:val="20"/>
                 <w:szCs w:val="20"/>
               </w:rPr>
-              <w:t xml:space="preserve">10.000.000 – 20.000.000</w:t>
+              <w:t xml:space="preserve">10.000.000 s.d. 20.000.000</w:t>
             </w:r>
           </w:p>
         </w:tc>
@@ -5761,7 +5761,7 @@
                 <w:sz w:val="20"/>
                 <w:szCs w:val="20"/>
               </w:rPr>
-              <w:t xml:space="preserve">5.000.000 – 15.000.000</w:t>
+              <w:t xml:space="preserve">5.000.000 s.d. 15.000.000</w:t>
             </w:r>
           </w:p>
         </w:tc>
@@ -5902,7 +5902,7 @@
                 <w:sz w:val="20"/>
                 <w:szCs w:val="20"/>
               </w:rPr>
-              <w:t xml:space="preserve">5.000.000 – 10.000.000</w:t>
+              <w:t xml:space="preserve">5.000.000 s.d. 10.000.000</w:t>
             </w:r>
           </w:p>
         </w:tc>
@@ -6043,7 +6043,7 @@
                 <w:sz w:val="20"/>
                 <w:szCs w:val="20"/>
               </w:rPr>
-              <w:t xml:space="preserve">2.000.000 – 5.000.000</w:t>
+              <w:t xml:space="preserve">2.000.000 s.d. 5.000.000</w:t>
             </w:r>
           </w:p>
         </w:tc>
@@ -6309,7 +6309,7 @@
                 <w:sz w:val="20"/>
                 <w:szCs w:val="20"/>
               </w:rPr>
-              <w:t xml:space="preserve">65.000.000 – 227.500.000</w:t>
+              <w:t xml:space="preserve">65.000.000 s.d. 227.500.000</w:t>
             </w:r>
           </w:p>
         </w:tc>
@@ -9100,7 +9100,7 @@
                 <w:sz w:val="20"/>
                 <w:szCs w:val="20"/>
               </w:rPr>
-              <w:t xml:space="preserve">Dibayar kepada 6 eks karyawan</w:t>
+              <w:t xml:space="preserve">Dibayar kepada KPP Pratama Binjai</w:t>
             </w:r>
           </w:p>
         </w:tc>
@@ -9134,7 +9134,7 @@
                 <w:sz w:val="20"/>
                 <w:szCs w:val="20"/>
               </w:rPr>
-              <w:t xml:space="preserve">139.653.168</w:t>
+              <w:t xml:space="preserve">732.198.981</w:t>
             </w:r>
           </w:p>
         </w:tc>
@@ -9168,7 +9168,7 @@
                 <w:sz w:val="20"/>
                 <w:szCs w:val="20"/>
               </w:rPr>
-              <w:t xml:space="preserve">139.653.168</w:t>
+              <w:t xml:space="preserve">1.108.581.903</w:t>
             </w:r>
           </w:p>
         </w:tc>
@@ -9202,7 +9202,7 @@
                 <w:sz w:val="20"/>
                 <w:szCs w:val="20"/>
               </w:rPr>
-              <w:t xml:space="preserve">139.653.168</w:t>
+              <w:t xml:space="preserve">1.108.581.903</w:t>
             </w:r>
           </w:p>
         </w:tc>
@@ -9220,6 +9220,7 @@
               <w:bottom w:val="single" w:color="000000" w:sz="4"/>
               <w:right w:val="single" w:color="000000" w:sz="4"/>
             </w:tcBorders>
+            <w:shd w:fill="F2F2F2" w:color="auto" w:val="clear"/>
             <w:tcMar>
               <w:top w:type="dxa" w:w="50"/>
               <w:left w:type="dxa" w:w="100"/>
@@ -9236,12 +9237,12 @@
             <w:r>
               <w:rPr>
                 <w:rFonts w:ascii="Arial" w:cs="Arial" w:eastAsia="Arial" w:hAnsi="Arial"/>
-                <w:b w:val="false"/>
-                <w:bCs w:val="false"/>
-                <w:sz w:val="20"/>
-                <w:szCs w:val="20"/>
-              </w:rPr>
-              <w:t xml:space="preserve">Dibayar kepada KPP Pratama Binjai</w:t>
+                <w:b/>
+                <w:bCs/>
+                <w:sz w:val="20"/>
+                <w:szCs w:val="20"/>
+              </w:rPr>
+              <w:t xml:space="preserve">Tagihan yang tidak terbayar</w:t>
             </w:r>
           </w:p>
         </w:tc>
@@ -9254,6 +9255,7 @@
               <w:bottom w:val="single" w:color="000000" w:sz="4"/>
               <w:right w:val="single" w:color="000000" w:sz="4"/>
             </w:tcBorders>
+            <w:shd w:fill="F2F2F2" w:color="auto" w:val="clear"/>
             <w:tcMar>
               <w:top w:type="dxa" w:w="50"/>
               <w:left w:type="dxa" w:w="100"/>
@@ -9270,12 +9272,12 @@
             <w:r>
               <w:rPr>
                 <w:rFonts w:ascii="Arial" w:cs="Arial" w:eastAsia="Arial" w:hAnsi="Arial"/>
-                <w:b w:val="false"/>
-                <w:bCs w:val="false"/>
-                <w:sz w:val="20"/>
-                <w:szCs w:val="20"/>
-              </w:rPr>
-              <w:t xml:space="preserve">592.545.813</w:t>
+                <w:b/>
+                <w:bCs/>
+                <w:sz w:val="20"/>
+                <w:szCs w:val="20"/>
+              </w:rPr>
+              <w:t xml:space="preserve">376.382.922</w:t>
             </w:r>
           </w:p>
         </w:tc>
@@ -9288,6 +9290,7 @@
               <w:bottom w:val="single" w:color="000000" w:sz="4"/>
               <w:right w:val="single" w:color="000000" w:sz="4"/>
             </w:tcBorders>
+            <w:shd w:fill="F2F2F2" w:color="auto" w:val="clear"/>
             <w:tcMar>
               <w:top w:type="dxa" w:w="50"/>
               <w:left w:type="dxa" w:w="100"/>
@@ -9304,12 +9307,12 @@
             <w:r>
               <w:rPr>
                 <w:rFonts w:ascii="Arial" w:cs="Arial" w:eastAsia="Arial" w:hAnsi="Arial"/>
-                <w:b w:val="false"/>
-                <w:bCs w:val="false"/>
-                <w:sz w:val="20"/>
-                <w:szCs w:val="20"/>
-              </w:rPr>
-              <w:t xml:space="preserve">1.108.581.903</w:t>
+                <w:b/>
+                <w:bCs/>
+                <w:sz w:val="20"/>
+                <w:szCs w:val="20"/>
+              </w:rPr>
+              <w:t xml:space="preserve">0</w:t>
             </w:r>
           </w:p>
         </w:tc>
@@ -9322,6 +9325,7 @@
               <w:bottom w:val="single" w:color="000000" w:sz="4"/>
               <w:right w:val="single" w:color="000000" w:sz="4"/>
             </w:tcBorders>
+            <w:shd w:fill="F2F2F2" w:color="auto" w:val="clear"/>
             <w:tcMar>
               <w:top w:type="dxa" w:w="50"/>
               <w:left w:type="dxa" w:w="100"/>
@@ -9338,12 +9342,12 @@
             <w:r>
               <w:rPr>
                 <w:rFonts w:ascii="Arial" w:cs="Arial" w:eastAsia="Arial" w:hAnsi="Arial"/>
-                <w:b w:val="false"/>
-                <w:bCs w:val="false"/>
-                <w:sz w:val="20"/>
-                <w:szCs w:val="20"/>
-              </w:rPr>
-              <w:t xml:space="preserve">1.108.581.903</w:t>
+                <w:b/>
+                <w:bCs/>
+                <w:sz w:val="20"/>
+                <w:szCs w:val="20"/>
+              </w:rPr>
+              <w:t xml:space="preserve">0</w:t>
             </w:r>
           </w:p>
         </w:tc>
@@ -9383,7 +9387,7 @@
                 <w:sz w:val="20"/>
                 <w:szCs w:val="20"/>
               </w:rPr>
-              <w:t xml:space="preserve">Tagihan yang tidak terbayar</w:t>
+              <w:t xml:space="preserve">Sisa yang dikembalikan kepada Debitor</w:t>
             </w:r>
           </w:p>
         </w:tc>
@@ -9418,7 +9422,7 @@
                 <w:sz w:val="20"/>
                 <w:szCs w:val="20"/>
               </w:rPr>
-              <w:t xml:space="preserve">516.036.090</w:t>
+              <w:t xml:space="preserve">0</w:t>
             </w:r>
           </w:p>
         </w:tc>
@@ -9453,7 +9457,7 @@
                 <w:sz w:val="20"/>
                 <w:szCs w:val="20"/>
               </w:rPr>
-              <w:t xml:space="preserve">0</w:t>
+              <w:t xml:space="preserve">2.451.117.078</w:t>
             </w:r>
           </w:p>
         </w:tc>
@@ -9488,152 +9492,7 @@
                 <w:sz w:val="20"/>
                 <w:szCs w:val="20"/>
               </w:rPr>
-              <w:t xml:space="preserve">0</w:t>
-            </w:r>
-          </w:p>
-        </w:tc>
-      </w:tr>
-      <w:tr>
-        <w:trPr>
-          <w:cantSplit/>
-        </w:trPr>
-        <w:tc>
-          <w:tcPr>
-            <w:tcW w:type="dxa" w:w="3481"/>
-            <w:tcBorders>
-              <w:top w:val="single" w:color="000000" w:sz="4"/>
-              <w:left w:val="single" w:color="000000" w:sz="4"/>
-              <w:bottom w:val="single" w:color="000000" w:sz="4"/>
-              <w:right w:val="single" w:color="000000" w:sz="4"/>
-            </w:tcBorders>
-            <w:shd w:fill="F2F2F2" w:color="auto" w:val="clear"/>
-            <w:tcMar>
-              <w:top w:type="dxa" w:w="50"/>
-              <w:left w:type="dxa" w:w="100"/>
-              <w:bottom w:type="dxa" w:w="50"/>
-              <w:right w:type="dxa" w:w="100"/>
-            </w:tcMar>
-            <w:vAlign w:val="top"/>
-          </w:tcPr>
-          <w:p>
-            <w:pPr>
-              <w:spacing w:after="0" w:line="252"/>
-              <w:jc w:val="left"/>
-            </w:pPr>
-            <w:r>
-              <w:rPr>
-                <w:rFonts w:ascii="Arial" w:cs="Arial" w:eastAsia="Arial" w:hAnsi="Arial"/>
-                <w:b/>
-                <w:bCs/>
-                <w:sz w:val="20"/>
-                <w:szCs w:val="20"/>
-              </w:rPr>
-              <w:t xml:space="preserve">Sisa yang dikembalikan kepada Debitor</w:t>
-            </w:r>
-          </w:p>
-        </w:tc>
-        <w:tc>
-          <w:tcPr>
-            <w:tcW w:type="dxa" w:w="1850"/>
-            <w:tcBorders>
-              <w:top w:val="single" w:color="000000" w:sz="4"/>
-              <w:left w:val="single" w:color="000000" w:sz="4"/>
-              <w:bottom w:val="single" w:color="000000" w:sz="4"/>
-              <w:right w:val="single" w:color="000000" w:sz="4"/>
-            </w:tcBorders>
-            <w:shd w:fill="F2F2F2" w:color="auto" w:val="clear"/>
-            <w:tcMar>
-              <w:top w:type="dxa" w:w="50"/>
-              <w:left w:type="dxa" w:w="100"/>
-              <w:bottom w:type="dxa" w:w="50"/>
-              <w:right w:type="dxa" w:w="100"/>
-            </w:tcMar>
-            <w:vAlign w:val="top"/>
-          </w:tcPr>
-          <w:p>
-            <w:pPr>
-              <w:spacing w:after="0" w:line="252"/>
-              <w:jc w:val="right"/>
-            </w:pPr>
-            <w:r>
-              <w:rPr>
-                <w:rFonts w:ascii="Arial" w:cs="Arial" w:eastAsia="Arial" w:hAnsi="Arial"/>
-                <w:b/>
-                <w:bCs/>
-                <w:sz w:val="20"/>
-                <w:szCs w:val="20"/>
-              </w:rPr>
-              <w:t xml:space="preserve">0</w:t>
-            </w:r>
-          </w:p>
-        </w:tc>
-        <w:tc>
-          <w:tcPr>
-            <w:tcW w:type="dxa" w:w="1850"/>
-            <w:tcBorders>
-              <w:top w:val="single" w:color="000000" w:sz="4"/>
-              <w:left w:val="single" w:color="000000" w:sz="4"/>
-              <w:bottom w:val="single" w:color="000000" w:sz="4"/>
-              <w:right w:val="single" w:color="000000" w:sz="4"/>
-            </w:tcBorders>
-            <w:shd w:fill="F2F2F2" w:color="auto" w:val="clear"/>
-            <w:tcMar>
-              <w:top w:type="dxa" w:w="50"/>
-              <w:left w:type="dxa" w:w="100"/>
-              <w:bottom w:type="dxa" w:w="50"/>
-              <w:right w:type="dxa" w:w="100"/>
-            </w:tcMar>
-            <w:vAlign w:val="top"/>
-          </w:tcPr>
-          <w:p>
-            <w:pPr>
-              <w:spacing w:after="0" w:line="252"/>
-              <w:jc w:val="right"/>
-            </w:pPr>
-            <w:r>
-              <w:rPr>
-                <w:rFonts w:ascii="Arial" w:cs="Arial" w:eastAsia="Arial" w:hAnsi="Arial"/>
-                <w:b/>
-                <w:bCs/>
-                <w:sz w:val="20"/>
-                <w:szCs w:val="20"/>
-              </w:rPr>
-              <w:t xml:space="preserve">2.311.463.910</w:t>
-            </w:r>
-          </w:p>
-        </w:tc>
-        <w:tc>
-          <w:tcPr>
-            <w:tcW w:type="dxa" w:w="1900"/>
-            <w:tcBorders>
-              <w:top w:val="single" w:color="000000" w:sz="4"/>
-              <w:left w:val="single" w:color="000000" w:sz="4"/>
-              <w:bottom w:val="single" w:color="000000" w:sz="4"/>
-              <w:right w:val="single" w:color="000000" w:sz="4"/>
-            </w:tcBorders>
-            <w:shd w:fill="F2F2F2" w:color="auto" w:val="clear"/>
-            <w:tcMar>
-              <w:top w:type="dxa" w:w="50"/>
-              <w:left w:type="dxa" w:w="100"/>
-              <w:bottom w:type="dxa" w:w="50"/>
-              <w:right w:type="dxa" w:w="100"/>
-            </w:tcMar>
-            <w:vAlign w:val="top"/>
-          </w:tcPr>
-          <w:p>
-            <w:pPr>
-              <w:spacing w:after="0" w:line="252"/>
-              <w:jc w:val="right"/>
-            </w:pPr>
-            <w:r>
-              <w:rPr>
-                <w:rFonts w:ascii="Arial" w:cs="Arial" w:eastAsia="Arial" w:hAnsi="Arial"/>
-                <w:b/>
-                <w:bCs/>
-                <w:sz w:val="20"/>
-                <w:szCs w:val="20"/>
-              </w:rPr>
-              <w:t xml:space="preserve">10.704.663.910</w:t>
+              <w:t xml:space="preserve">10.844.317.078</w:t>
             </w:r>
           </w:p>
         </w:tc>
@@ -9678,7 +9537,7 @@
           <w:sz w:val="22"/>
           <w:szCs w:val="22"/>
         </w:rPr>
-        <w:t xml:space="preserve">Rp1,47 miliar</w:t>
+        <w:t xml:space="preserve">Rp1,33 miliar</w:t>
       </w:r>
       <w:r>
         <w:rPr>
@@ -9686,7 +9545,7 @@
           <w:sz w:val="22"/>
           <w:szCs w:val="22"/>
         </w:rPr>
-        <w:t xml:space="preserve">, yaitu sisa tagihan (Rp1.248.235.071), PNBP (± Rp100,3 juta), dan biaya pelaksanaan (± Rp120 juta). Bila harga penawaran terbaik mencapai angka itu, seluruh kreditor dibayar penuh dan kelebihannya dikembalikan kepada Debitor.</w:t>
+        <w:t xml:space="preserve">, yaitu tagihan KPP Pratama Binjai (Rp1.108.581.903), PNBP (± Rp100,3 juta), dan biaya pelaksanaan (± Rp120 juta). Bila harga penawaran terbaik mencapai angka itu, tagihan pajak lunas, seluruh kreditor telah dibayar penuh, dan kelebihannya dikembalikan kepada Debitor.</w:t>
       </w:r>
     </w:p>
     <w:p>
@@ -9703,7 +9562,7 @@
           <w:sz w:val="22"/>
           <w:szCs w:val="22"/>
         </w:rPr>
-        <w:t xml:space="preserve">Bahkan pada skenario konservatif, cessie menghasilkan sekitar Rp730 juta bagi kreditor, yang cukup untuk melunasi sisa tagihan eks karyawan dan lebih dari separuh tagihan KPP Pratama Binjai. Tanpa cessie, hasilnya nol. Faktor penentu terbesar adalah umur dan kondisi tanaman, sehingga inventarisasi harus mencatat tahun tanam per blok, dan nilai limit penawaran ditetapkan dari laporan KJPP.</w:t>
+        <w:t xml:space="preserve">Bahkan pada skenario konservatif, cessie menghasilkan sekitar Rp730 juta, atau kurang lebih dua pertiga tagihan KPP Pratama Binjai. Tanpa cessie, hasilnya nol. Faktor penentu terbesar adalah umur dan kondisi tanaman, sehingga inventarisasi harus mencatat tahun tanam per blok, dan nilai limit penawaran ditetapkan dari laporan KJPP.</w:t>
       </w:r>
     </w:p>
     <w:p>
@@ -10116,7 +9975,7 @@
                 <w:sz w:val="20"/>
                 <w:szCs w:val="20"/>
               </w:rPr>
-              <w:t xml:space="preserve">—</w:t>
+              <w:t xml:space="preserve">-</w:t>
             </w:r>
           </w:p>
         </w:tc>
@@ -11374,7 +11233,7 @@
                 <w:sz w:val="20"/>
                 <w:szCs w:val="20"/>
               </w:rPr>
-              <w:t xml:space="preserve">± 4–5 bulan</w:t>
+              <w:t xml:space="preserve">± 4 sampai 5 bulan</w:t>
             </w:r>
           </w:p>
         </w:tc>
@@ -11640,7 +11499,7 @@
           <w:sz w:val="22"/>
           <w:szCs w:val="22"/>
         </w:rPr>
-        <w:t xml:space="preserve">. Dengan biaya sekitar Rp65–228 juta, hasilnya diperkirakan Rp0,9–12,3 miliar, dengan titik impas sekitar Rp1,47 miliar.</w:t>
+        <w:t xml:space="preserve">. Dengan biaya sekitar Rp65 juta sampai dengan Rp228 juta, hasilnya diperkirakan Rp0,9 miliar sampai dengan Rp12,3 miliar, dengan titik impas sekitar Rp1,33 miliar.</w:t>
       </w:r>
     </w:p>
     <w:p>
@@ -11805,7 +11664,7 @@
           <w:sz w:val="22"/>
           <w:szCs w:val="22"/>
         </w:rPr>
-        <w:t xml:space="preserve">Sebelum dikutip dalam dokumen resmi, mengunduh salinan lengkap putusan yang dirujuk dari Direktori Putusan Mahkamah Agung, karena kaidahnya dalam telaah ini diambil dari ulasan, serta mencocokkan bunyi Pasal 70–73 dan 79 Permen ATR/BPN 18/2021 dari PDF yang disampaikan Sdr. Hutri Zebua.</w:t>
+        <w:t xml:space="preserve">Sebelum dikutip dalam dokumen resmi, mengunduh salinan lengkap putusan yang dirujuk dari Direktori Putusan Mahkamah Agung, karena kaidahnya dalam telaah ini diambil dari ulasan, serta mencocokkan bunyi Pasal 70 sampai dengan Pasal 73 dan 79 Permen ATR/BPN 18/2021 dari PDF yang disampaikan Sdr. Hutri Zebua.</w:t>
       </w:r>
     </w:p>
     <w:p>
